--- a/docs/系统架构说明书.docx
+++ b/docs/系统架构说明书.docx
@@ -29,7 +29,7 @@
           <w:color w:val="555555"/>
           <w:sz w:val="19"/>
         </w:rPr>
-        <w:t>文档版本：v1.0 ｜ 对应设计稿：broadband-design/index.html v1.9 ｜ 生成日期：2026-09-14  文档范围：描述系统总体架构、技术栈、模块划分、分层设计、接口与数据模型、关键设计决策。  说明：本文档同时标注「已落地」与「规划中」两类内容，便于研发与运维对齐现状。</w:t>
+        <w:t>文档版本：v1.1 ｜ 对应设计稿：broadband-design/index.html v1.9 ｜ 生成日期：2026-09-14  文档范围：描述系统总体架构、技术栈、模块划分、分层设计、接口与数据模型、关键设计决策。  **v1.1 变更**：补入已落地的 PC 后台（web-admin，Vue 3）与安全体系（Spring Security 6 + JWT + RBAC）；  后端由 3 模块 13 接口修正为 **4 模块 45 接口**，数据层由「规划」修正为 **已接入 MySQL（25 张表）**。</w:t>
       </w:r>
     </w:p>
     <w:p>
@@ -75,15 +75,16 @@
         <w:tblLook w:firstColumn="1" w:firstRow="1" w:lastColumn="0" w:lastRow="0" w:noHBand="0" w:noVBand="1" w:val="04A0"/>
       </w:tblPr>
       <w:tblGrid>
-        <w:gridCol w:w="2160"/>
-        <w:gridCol w:w="2160"/>
-        <w:gridCol w:w="2160"/>
-        <w:gridCol w:w="2160"/>
+        <w:gridCol w:w="1728"/>
+        <w:gridCol w:w="1728"/>
+        <w:gridCol w:w="1728"/>
+        <w:gridCol w:w="1728"/>
+        <w:gridCol w:w="1728"/>
       </w:tblGrid>
       <w:tr>
         <w:tc>
           <w:tcPr>
-            <w:tcW w:type="dxa" w:w="2160"/>
+            <w:tcW w:type="dxa" w:w="1728"/>
             <w:shd w:val="clear" w:color="auto" w:fill="1F4E79"/>
           </w:tcPr>
           <w:p>
@@ -103,7 +104,7 @@
         </w:tc>
         <w:tc>
           <w:tcPr>
-            <w:tcW w:type="dxa" w:w="2160"/>
+            <w:tcW w:type="dxa" w:w="1728"/>
             <w:shd w:val="clear" w:color="auto" w:fill="1F4E79"/>
           </w:tcPr>
           <w:p>
@@ -123,7 +124,7 @@
         </w:tc>
         <w:tc>
           <w:tcPr>
-            <w:tcW w:type="dxa" w:w="2160"/>
+            <w:tcW w:type="dxa" w:w="1728"/>
             <w:shd w:val="clear" w:color="auto" w:fill="1F4E79"/>
           </w:tcPr>
           <w:p>
@@ -143,7 +144,7 @@
         </w:tc>
         <w:tc>
           <w:tcPr>
-            <w:tcW w:type="dxa" w:w="2160"/>
+            <w:tcW w:type="dxa" w:w="1728"/>
             <w:shd w:val="clear" w:color="auto" w:fill="1F4E79"/>
           </w:tcPr>
           <w:p>
@@ -158,6 +159,26 @@
                 <w:sz w:val="19"/>
               </w:rPr>
               <w:t>核心职责</w:t>
+            </w:r>
+          </w:p>
+        </w:tc>
+        <w:tc>
+          <w:tcPr>
+            <w:tcW w:type="dxa" w:w="1728"/>
+            <w:shd w:val="clear" w:color="auto" w:fill="1F4E79"/>
+          </w:tcPr>
+          <w:p>
+            <w:pPr>
+              <w:spacing w:after="0" w:before="0"/>
+            </w:pPr>
+            <w:r>
+              <w:rPr>
+                <w:rFonts w:ascii="微软雅黑" w:hAnsi="微软雅黑" w:eastAsia="微软雅黑"/>
+                <w:b/>
+                <w:color w:val="FFFFFF"/>
+                <w:sz w:val="19"/>
+              </w:rPr>
+              <w:t>状态</w:t>
             </w:r>
           </w:p>
         </w:tc>
@@ -165,7 +186,7 @@
       <w:tr>
         <w:tc>
           <w:tcPr>
-            <w:tcW w:type="dxa" w:w="2160"/>
+            <w:tcW w:type="dxa" w:w="1728"/>
           </w:tcPr>
           <w:p>
             <w:pPr>
@@ -188,7 +209,7 @@
         </w:tc>
         <w:tc>
           <w:tcPr>
-            <w:tcW w:type="dxa" w:w="2160"/>
+            <w:tcW w:type="dxa" w:w="1728"/>
           </w:tcPr>
           <w:p>
             <w:pPr>
@@ -211,7 +232,7 @@
         </w:tc>
         <w:tc>
           <w:tcPr>
-            <w:tcW w:type="dxa" w:w="2160"/>
+            <w:tcW w:type="dxa" w:w="1728"/>
           </w:tcPr>
           <w:p>
             <w:pPr>
@@ -242,7 +263,7 @@
         </w:tc>
         <w:tc>
           <w:tcPr>
-            <w:tcW w:type="dxa" w:w="2160"/>
+            <w:tcW w:type="dxa" w:w="1728"/>
           </w:tcPr>
           <w:p>
             <w:pPr>
@@ -260,6 +281,29 @@
                 <w:sz w:val="19"/>
               </w:rPr>
               <w:t>选套餐、查覆盖、下单、升档、流量监控、报修</w:t>
+            </w:r>
+          </w:p>
+        </w:tc>
+        <w:tc>
+          <w:tcPr>
+            <w:tcW w:type="dxa" w:w="1728"/>
+          </w:tcPr>
+          <w:p>
+            <w:pPr>
+              <w:spacing w:after="0" w:before="0"/>
+            </w:pPr>
+          </w:p>
+          <w:p>
+            <w:pPr>
+              <w:spacing w:after="0"/>
+            </w:pPr>
+            <w:r>
+              <w:rPr>
+                <w:rFonts w:ascii="宋体" w:hAnsi="宋体" w:eastAsia="宋体"/>
+                <w:b w:val="0"/>
+                <w:sz w:val="19"/>
+              </w:rPr>
+              <w:t>🟡 7 页骨架</w:t>
             </w:r>
           </w:p>
         </w:tc>
@@ -267,7 +311,7 @@
       <w:tr>
         <w:tc>
           <w:tcPr>
-            <w:tcW w:type="dxa" w:w="2160"/>
+            <w:tcW w:type="dxa" w:w="1728"/>
             <w:shd w:val="clear" w:color="auto" w:fill="F4F7FB"/>
           </w:tcPr>
           <w:p>
@@ -291,7 +335,7 @@
         </w:tc>
         <w:tc>
           <w:tcPr>
-            <w:tcW w:type="dxa" w:w="2160"/>
+            <w:tcW w:type="dxa" w:w="1728"/>
             <w:shd w:val="clear" w:color="auto" w:fill="F4F7FB"/>
           </w:tcPr>
           <w:p>
@@ -315,7 +359,7 @@
         </w:tc>
         <w:tc>
           <w:tcPr>
-            <w:tcW w:type="dxa" w:w="2160"/>
+            <w:tcW w:type="dxa" w:w="1728"/>
             <w:shd w:val="clear" w:color="auto" w:fill="F4F7FB"/>
           </w:tcPr>
           <w:p>
@@ -347,7 +391,7 @@
         </w:tc>
         <w:tc>
           <w:tcPr>
-            <w:tcW w:type="dxa" w:w="2160"/>
+            <w:tcW w:type="dxa" w:w="1728"/>
             <w:shd w:val="clear" w:color="auto" w:fill="F4F7FB"/>
           </w:tcPr>
           <w:p>
@@ -366,6 +410,30 @@
                 <w:sz w:val="19"/>
               </w:rPr>
               <w:t>接单、排班、路线、完工确认、测速</w:t>
+            </w:r>
+          </w:p>
+        </w:tc>
+        <w:tc>
+          <w:tcPr>
+            <w:tcW w:type="dxa" w:w="1728"/>
+            <w:shd w:val="clear" w:color="auto" w:fill="F4F7FB"/>
+          </w:tcPr>
+          <w:p>
+            <w:pPr>
+              <w:spacing w:after="0" w:before="0"/>
+            </w:pPr>
+          </w:p>
+          <w:p>
+            <w:pPr>
+              <w:spacing w:after="0"/>
+            </w:pPr>
+            <w:r>
+              <w:rPr>
+                <w:rFonts w:ascii="宋体" w:hAnsi="宋体" w:eastAsia="宋体"/>
+                <w:b w:val="0"/>
+                <w:sz w:val="19"/>
+              </w:rPr>
+              <w:t>⬜ 待建</w:t>
             </w:r>
           </w:p>
         </w:tc>
@@ -373,7 +441,7 @@
       <w:tr>
         <w:tc>
           <w:tcPr>
-            <w:tcW w:type="dxa" w:w="2160"/>
+            <w:tcW w:type="dxa" w:w="1728"/>
           </w:tcPr>
           <w:p>
             <w:pPr>
@@ -396,7 +464,7 @@
         </w:tc>
         <w:tc>
           <w:tcPr>
-            <w:tcW w:type="dxa" w:w="2160"/>
+            <w:tcW w:type="dxa" w:w="1728"/>
           </w:tcPr>
           <w:p>
             <w:pPr>
@@ -413,13 +481,13 @@
                 <w:b w:val="0"/>
                 <w:sz w:val="19"/>
               </w:rPr>
-              <w:t>PC 后台（web-admin，规划中）</w:t>
+              <w:t>PC 后台（web-admin，Vue 3）</w:t>
             </w:r>
           </w:p>
         </w:tc>
         <w:tc>
           <w:tcPr>
-            <w:tcW w:type="dxa" w:w="2160"/>
+            <w:tcW w:type="dxa" w:w="1728"/>
           </w:tcPr>
           <w:p>
             <w:pPr>
@@ -450,7 +518,7 @@
         </w:tc>
         <w:tc>
           <w:tcPr>
-            <w:tcW w:type="dxa" w:w="2160"/>
+            <w:tcW w:type="dxa" w:w="1728"/>
           </w:tcPr>
           <w:p>
             <w:pPr>
@@ -468,6 +536,29 @@
                 <w:sz w:val="19"/>
               </w:rPr>
               <w:t>套餐/小区/工单/权限/性能/SLA 看板管理</w:t>
+            </w:r>
+          </w:p>
+        </w:tc>
+        <w:tc>
+          <w:tcPr>
+            <w:tcW w:type="dxa" w:w="1728"/>
+          </w:tcPr>
+          <w:p>
+            <w:pPr>
+              <w:spacing w:after="0" w:before="0"/>
+            </w:pPr>
+          </w:p>
+          <w:p>
+            <w:pPr>
+              <w:spacing w:after="0"/>
+            </w:pPr>
+            <w:r>
+              <w:rPr>
+                <w:rFonts w:ascii="宋体" w:hAnsi="宋体" w:eastAsia="宋体"/>
+                <w:b w:val="0"/>
+                <w:sz w:val="19"/>
+              </w:rPr>
+              <w:t>✅ 22 业务页</w:t>
             </w:r>
           </w:p>
         </w:tc>
@@ -491,7 +582,7 @@
           <w:color w:val="555555"/>
           <w:sz w:val="19"/>
         </w:rPr>
-        <w:t>当前已落地：**客户端小程序骨架（7 页）+ 后端 5 个业务模块核心代码 + 算法 Demo**。  规划中：**PC 后台 web-admin（Vue3 + Element Plus）**、**数据库接入**、**RBAC/Spring Security**、**Apollo 配置中心**。</w:t>
+        <w:t>已落地：**后端 4 个业务模块 / 45 个 REST 接口（真实 MySQL）**、**PC 后台 22 业务页**、  **RBAC 鉴权体系（5 角色 / 21 权限码）**、**客户端小程序骨架 7 页**。  待建：**师傅端小程序 8 页**、**客户端剩余约 13 页**。配置中心按既定决策不引入 Apollo。</w:t>
       </w:r>
     </w:p>
     <w:p>
@@ -527,7 +618,7 @@
           <w:b w:val="0"/>
           <w:sz w:val="18"/>
         </w:rPr>
-        <w:t>┌─────────────────────────────── 用户终端层 ───────────────────────────────┐</w:t>
+        <w:t>┌────────────────────────────── 用户终端层 ──────────────────────────────┐</w:t>
         <w:br/>
       </w:r>
       <w:r>
@@ -536,7 +627,7 @@
           <w:b w:val="0"/>
           <w:sz w:val="18"/>
         </w:rPr>
-        <w:t>│  微信小程序（客户端）        微信小程序（师傅端）         PC 后台(规划)    │</w:t>
+        <w:t>│  微信小程序(客户端)     微信小程序(师傅端)      PC 后台 web-admin        │</w:t>
         <w:br/>
       </w:r>
       <w:r>
@@ -545,7 +636,7 @@
           <w:b w:val="0"/>
           <w:sz w:val="18"/>
         </w:rPr>
-        <w:t>│  pages/index service ...     pages/worker ...         Vue3+ElementPlus   │</w:t>
+        <w:t>│  pages/index service…   pages/worker…(待建)    Vue3+ElementPlus+Pinia   │</w:t>
         <w:br/>
       </w:r>
       <w:r>
@@ -554,7 +645,7 @@
           <w:b w:val="0"/>
           <w:sz w:val="18"/>
         </w:rPr>
-        <w:t>└───────────────┬───────────────────────┬───────────────────┬─────────────┘</w:t>
+        <w:t>│       (7 页骨架)             (规划)            (22 业务页 / 22 路由)     │</w:t>
         <w:br/>
       </w:r>
       <w:r>
@@ -563,7 +654,7 @@
           <w:b w:val="0"/>
           <w:sz w:val="18"/>
         </w:rPr>
-        <w:t xml:space="preserve">                │  HTTPS / JSON          │                   │</w:t>
+        <w:t>└──────────────┬────────────────────┬────────────────────┬───────────────┘</w:t>
         <w:br/>
       </w:r>
       <w:r>
@@ -572,7 +663,7 @@
           <w:b w:val="0"/>
           <w:sz w:val="18"/>
         </w:rPr>
-        <w:t>┌───────────────┴───────────────────────┴───────────────────┴─────────────┐</w:t>
+        <w:t xml:space="preserve">               │  HTTPS / JSON      │                    │ /api/*（dev: Vite 代理）</w:t>
         <w:br/>
       </w:r>
       <w:r>
@@ -581,7 +672,7 @@
           <w:b w:val="0"/>
           <w:sz w:val="18"/>
         </w:rPr>
-        <w:t>│                          接入层（API Gateway / Nginx，规划）              │</w:t>
+        <w:t>┌──────────────┴────────────────────┴────────────────────┴───────────────┐</w:t>
         <w:br/>
       </w:r>
       <w:r>
@@ -590,7 +681,7 @@
           <w:b w:val="0"/>
           <w:sz w:val="18"/>
         </w:rPr>
-        <w:t>└───────────────────────────────────────┬─────────────────────────────────┘</w:t>
+        <w:t>│             接入层：Nginx（生产，反代 + 静态托管 dist；规划上线）        │</w:t>
         <w:br/>
       </w:r>
       <w:r>
@@ -599,7 +690,7 @@
           <w:b w:val="0"/>
           <w:sz w:val="18"/>
         </w:rPr>
-        <w:t xml:space="preserve">                                        │  /api/*</w:t>
+        <w:t>└────────────────────────────────────┬───────────────────────────────────┘</w:t>
         <w:br/>
       </w:r>
       <w:r>
@@ -608,7 +699,7 @@
           <w:b w:val="0"/>
           <w:sz w:val="18"/>
         </w:rPr>
-        <w:t>┌───────────────────────────────────────┴─────────────────────────────────┐</w:t>
+        <w:t xml:space="preserve">                                     │  /api/*</w:t>
         <w:br/>
       </w:r>
       <w:r>
@@ -617,7 +708,7 @@
           <w:b w:val="0"/>
           <w:sz w:val="18"/>
         </w:rPr>
-        <w:t>│                       业务服务层（Spring Boot 3.2.1）                    │</w:t>
+        <w:t>┌────────────────────────────────────┴───────────────────────────────────┐</w:t>
         <w:br/>
       </w:r>
       <w:r>
@@ -626,7 +717,7 @@
           <w:b w:val="0"/>
           <w:sz w:val="18"/>
         </w:rPr>
-        <w:t>│  ┌─────────┐ ┌─────────┐ ┌─────────┐ ┌───────┐ ┌─────────┐             │</w:t>
+        <w:t>│                   业务服务层（单体 Spring Boot 3.2.1，:8082）            │</w:t>
         <w:br/>
       </w:r>
       <w:r>
@@ -635,7 +726,7 @@
           <w:b w:val="0"/>
           <w:sz w:val="18"/>
         </w:rPr>
-        <w:t>│  │community│ │ dispatch│ │  pkg    │ │ sla   │ │ traffic  │  …（同构模块）│</w:t>
+        <w:t>│  ┌───────────┐ ┌───────────┐ ┌───────────┐ ┌───────────┐ ┌───────────┐ │</w:t>
         <w:br/>
       </w:r>
       <w:r>
@@ -644,7 +735,7 @@
           <w:b w:val="0"/>
           <w:sz w:val="18"/>
         </w:rPr>
-        <w:t>│  │小区覆盖 │ │ 派单算法│ │套餐/升级│ │SLA赔付│ │流量监控 │              │</w:t>
+        <w:t>│  │ community │ │  install  │ │  product  │ │  system   │ │  common   │ │</w:t>
         <w:br/>
       </w:r>
       <w:r>
@@ -653,7 +744,7 @@
           <w:b w:val="0"/>
           <w:sz w:val="18"/>
         </w:rPr>
-        <w:t>│  └────┬────┘ └────┬────┘ └────┬────┘ └───┬───┘ └────┬────┘             │</w:t>
+        <w:t>│  │ 小区覆盖  │ │派单+SLA   │ │套餐/升级  │ │RBAC+平台  │ │主键/异常  │ │</w:t>
         <w:br/>
       </w:r>
       <w:r>
@@ -662,7 +753,7 @@
           <w:b w:val="0"/>
           <w:sz w:val="18"/>
         </w:rPr>
-        <w:t>│       └──────────┼────────────┼──────────┼──────────┘                  │</w:t>
+        <w:t>│  │           │ │           │ │流量/客户  │ │聚合/监控  │ │           │ │</w:t>
         <w:br/>
       </w:r>
       <w:r>
@@ -671,7 +762,7 @@
           <w:b w:val="0"/>
           <w:sz w:val="18"/>
         </w:rPr>
-        <w:t>│            统一分层：model / engine / mapper / spring / *Demo            │</w:t>
+        <w:t>│  └─────┬─────┘ └─────┬─────┘ └─────┬─────┘ └─────┬─────┘ └───────────┘ │</w:t>
         <w:br/>
       </w:r>
       <w:r>
@@ -680,7 +771,7 @@
           <w:b w:val="0"/>
           <w:sz w:val="18"/>
         </w:rPr>
-        <w:t>└───────────────────────────────────────┬─────────────────────────────────┘</w:t>
+        <w:t>│        └─────────────┴─────────────┴─────────────┘                     │</w:t>
         <w:br/>
       </w:r>
       <w:r>
@@ -689,7 +780,7 @@
           <w:b w:val="0"/>
           <w:sz w:val="18"/>
         </w:rPr>
-        <w:t xml:space="preserve">                                        │  MyBatis-Plus</w:t>
+        <w:t>│   统一分层：model / engine(纯Java) / mapper / spring / *Demo            │</w:t>
         <w:br/>
       </w:r>
       <w:r>
@@ -698,7 +789,7 @@
           <w:b w:val="0"/>
           <w:sz w:val="18"/>
         </w:rPr>
-        <w:t>┌───────────────────────────────────────┴─────────────────────────────────┐</w:t>
+        <w:t>│   安全：Spring Security 6 FilterChain + JwtAuthFilter + @PreAuthorize   │</w:t>
         <w:br/>
       </w:r>
       <w:r>
@@ -707,7 +798,7 @@
           <w:b w:val="0"/>
           <w:sz w:val="18"/>
         </w:rPr>
-        <w:t>│                      数据层（规划：MySQL/PostgreSQL/Oracle）              │</w:t>
+        <w:t>└────────────────────────────────────┬───────────────────────────────────┘</w:t>
         <w:br/>
       </w:r>
       <w:r>
@@ -716,7 +807,7 @@
           <w:b w:val="0"/>
           <w:sz w:val="18"/>
         </w:rPr>
-        <w:t>│  community / worker / worker_capacity / work_order                      │</w:t>
+        <w:t xml:space="preserve">                                     │  MyBatis-Plus 3.5.x + JdbcTemplate</w:t>
         <w:br/>
       </w:r>
       <w:r>
@@ -725,7 +816,7 @@
           <w:b w:val="0"/>
           <w:sz w:val="18"/>
         </w:rPr>
-        <w:t>│  sla_rule / sla_record / compensation                                   │</w:t>
+        <w:t>┌────────────────────────────────────┴───────────────────────────────────┐</w:t>
         <w:br/>
       </w:r>
       <w:r>
@@ -734,7 +825,7 @@
           <w:b w:val="0"/>
           <w:sz w:val="18"/>
         </w:rPr>
-        <w:t>│  package* / traffic_usage / package_upgrade_order                       │</w:t>
+        <w:t>│                   数据层：MySQL 8.4（25 张表，幂等初始化）               │</w:t>
         <w:br/>
       </w:r>
       <w:r>
@@ -743,7 +834,52 @@
           <w:b w:val="0"/>
           <w:sz w:val="18"/>
         </w:rPr>
-        <w:t>└─────────────────────────────────────────────────────────────────────────┘</w:t>
+        <w:t>│  业务域：community / worker / worker_capacity / work_order / customer*  │</w:t>
+        <w:br/>
+      </w:r>
+      <w:r>
+        <w:rPr>
+          <w:rFonts w:ascii="Consolas" w:hAnsi="Consolas" w:eastAsia="Consolas"/>
+          <w:b w:val="0"/>
+          <w:sz w:val="18"/>
+        </w:rPr>
+        <w:t>│          package_* / traffic_usage / package_upgrade_order / biz_order  │</w:t>
+        <w:br/>
+      </w:r>
+      <w:r>
+        <w:rPr>
+          <w:rFonts w:ascii="Consolas" w:hAnsi="Consolas" w:eastAsia="Consolas"/>
+          <w:b w:val="0"/>
+          <w:sz w:val="18"/>
+        </w:rPr>
+        <w:t>│          sla_rule / sla_record / compensation / review / community_demand│</w:t>
+        <w:br/>
+      </w:r>
+      <w:r>
+        <w:rPr>
+          <w:rFonts w:ascii="Consolas" w:hAnsi="Consolas" w:eastAsia="Consolas"/>
+          <w:b w:val="0"/>
+          <w:sz w:val="18"/>
+        </w:rPr>
+        <w:t>│  权限域：sys_user / sys_role / sys_menu / sys_user_role / sys_role_menu │</w:t>
+        <w:br/>
+      </w:r>
+      <w:r>
+        <w:rPr>
+          <w:rFonts w:ascii="Consolas" w:hAnsi="Consolas" w:eastAsia="Consolas"/>
+          <w:b w:val="0"/>
+          <w:sz w:val="18"/>
+        </w:rPr>
+        <w:t>│          / sys_oper_log                                                 │</w:t>
+        <w:br/>
+      </w:r>
+      <w:r>
+        <w:rPr>
+          <w:rFonts w:ascii="Consolas" w:hAnsi="Consolas" w:eastAsia="Consolas"/>
+          <w:b w:val="0"/>
+          <w:sz w:val="18"/>
+        </w:rPr>
+        <w:t>└────────────────────────────────────────────────────────────────────────┘</w:t>
         <w:br/>
       </w:r>
     </w:p>
@@ -779,7 +915,7 @@
           <w:b w:val="0"/>
           <w:sz w:val="21"/>
         </w:rPr>
-        <w:t xml:space="preserve">：负责界面与交互，通过 </w:t>
+        <w:t xml:space="preserve">：界面与交互，统一走封装后的请求层（小程序 </w:t>
       </w:r>
       <w:r>
         <w:rPr>
@@ -795,7 +931,23 @@
           <w:b w:val="0"/>
           <w:sz w:val="21"/>
         </w:rPr>
-        <w:t xml:space="preserve"> 统一封装请求；后端未就绪时走 mock 兜底，前后端解耦并行开发。</w:t>
+        <w:t xml:space="preserve">、后台 </w:t>
+      </w:r>
+      <w:r>
+        <w:rPr>
+          <w:rFonts w:ascii="Consolas" w:hAnsi="Consolas" w:eastAsia="Consolas"/>
+          <w:b w:val="0"/>
+          <w:sz w:val="21"/>
+        </w:rPr>
+        <w:t>src/api/request.js</w:t>
+      </w:r>
+      <w:r>
+        <w:rPr>
+          <w:rFonts w:ascii="宋体" w:hAnsi="宋体" w:eastAsia="宋体"/>
+          <w:b w:val="0"/>
+          <w:sz w:val="21"/>
+        </w:rPr>
+        <w:t>）。</w:t>
       </w:r>
     </w:p>
     <w:p>
@@ -817,7 +969,7 @@
           <w:b w:val="0"/>
           <w:sz w:val="21"/>
         </w:rPr>
-        <w:t xml:space="preserve">（规划）：HTTPS 终止、鉴权、限流、路由；当前阶段可直连后端 </w:t>
+        <w:t xml:space="preserve">：生产用 Nginx 终止 HTTPS、托管前端静态产物并把 </w:t>
       </w:r>
       <w:r>
         <w:rPr>
@@ -825,7 +977,58 @@
           <w:b w:val="0"/>
           <w:sz w:val="21"/>
         </w:rPr>
-        <w:t>:8082</w:t>
+        <w:t>/api/*</w:t>
+      </w:r>
+      <w:r>
+        <w:rPr>
+          <w:rFonts w:ascii="宋体" w:hAnsi="宋体" w:eastAsia="宋体"/>
+          <w:b w:val="0"/>
+          <w:sz w:val="21"/>
+        </w:rPr>
+        <w:t xml:space="preserve"> 反代到后端；开发期由 Vite dev server 代理。</w:t>
+      </w:r>
+    </w:p>
+    <w:p>
+      <w:pPr>
+        <w:pStyle w:val="ListBullet"/>
+        <w:spacing w:after="0"/>
+      </w:pPr>
+      <w:r>
+        <w:rPr>
+          <w:rFonts w:ascii="宋体" w:hAnsi="宋体" w:eastAsia="宋体"/>
+          <w:b/>
+          <w:sz w:val="21"/>
+        </w:rPr>
+        <w:t>业务服务层</w:t>
+      </w:r>
+      <w:r>
+        <w:rPr>
+          <w:rFonts w:ascii="宋体" w:hAnsi="宋体" w:eastAsia="宋体"/>
+          <w:b w:val="0"/>
+          <w:sz w:val="21"/>
+        </w:rPr>
+        <w:t>：按业务域拆模块，每个模块遵循「纯 Java 引擎可独立验证 + Spring 适配层组装」的同构设计；</w:t>
+      </w:r>
+    </w:p>
+    <w:p>
+      <w:pPr>
+        <w:spacing w:after="0"/>
+      </w:pPr>
+      <w:r>
+        <w:rPr>
+          <w:rFonts w:ascii="宋体" w:hAnsi="宋体" w:eastAsia="宋体"/>
+          <w:b w:val="0"/>
+          <w:sz w:val="21"/>
+        </w:rPr>
+        <w:t xml:space="preserve">  安全拦截在 Servlet Filter 链完成（无状态 JWT），细粒度授权用方法级 </w:t>
+      </w:r>
+      <w:r>
+        <w:rPr>
+          <w:rFonts w:ascii="Consolas" w:hAnsi="Consolas" w:eastAsia="Consolas"/>
+          <w:b w:val="0"/>
+          <w:sz w:val="21"/>
+        </w:rPr>
+        <w:t>@PreAuthorize</w:t>
       </w:r>
       <w:r>
         <w:rPr>
@@ -847,28 +1050,6 @@
           <w:b/>
           <w:sz w:val="21"/>
         </w:rPr>
-        <w:t>业务服务层</w:t>
-      </w:r>
-      <w:r>
-        <w:rPr>
-          <w:rFonts w:ascii="宋体" w:hAnsi="宋体" w:eastAsia="宋体"/>
-          <w:b w:val="0"/>
-          <w:sz w:val="21"/>
-        </w:rPr>
-        <w:t>：按业务域拆分为独立模块，每个模块遵循「纯 Java 引擎可独立验证 + Spring 适配层组装」的同构设计。</w:t>
-      </w:r>
-    </w:p>
-    <w:p>
-      <w:pPr>
-        <w:pStyle w:val="ListBullet"/>
-        <w:spacing w:after="0"/>
-      </w:pPr>
-      <w:r>
-        <w:rPr>
-          <w:rFonts w:ascii="宋体" w:hAnsi="宋体" w:eastAsia="宋体"/>
-          <w:b/>
-          <w:sz w:val="21"/>
-        </w:rPr>
         <w:t>数据层</w:t>
       </w:r>
       <w:r>
@@ -877,7 +1058,7 @@
           <w:b w:val="0"/>
           <w:sz w:val="21"/>
         </w:rPr>
-        <w:t>：MyBatis-Plus Mapper 对接关系库；当前 Demo 与 Controller 以 mock 返回为主，接库后只需补充数据源与驱动。</w:t>
+        <w:t>：MyBatis-Plus Mapper 承载业务读写；后台聚合类只读查询用 JdbcTemplate 直接 SQL（多表联查更直观）。</w:t>
       </w:r>
     </w:p>
     <w:p>
@@ -1086,7 +1267,7 @@
                 <w:b w:val="0"/>
                 <w:sz w:val="19"/>
               </w:rPr>
-              <w:t>已落地</w:t>
+              <w:t>✅ 已落地</w:t>
             </w:r>
           </w:p>
         </w:tc>
@@ -1184,7 +1365,7 @@
                 <w:b w:val="0"/>
                 <w:sz w:val="19"/>
               </w:rPr>
-              <w:t>已落地</w:t>
+              <w:t>✅ 已落地</w:t>
             </w:r>
           </w:p>
         </w:tc>
@@ -1251,11 +1432,11 @@
             </w:pPr>
             <w:r>
               <w:rPr>
-                <w:rFonts w:ascii="宋体" w:hAnsi="宋体" w:eastAsia="宋体"/>
-                <w:b w:val="0"/>
-                <w:sz w:val="19"/>
-              </w:rPr>
-              <w:t>3.5.5</w:t>
+                <w:rFonts w:ascii="Consolas" w:hAnsi="Consolas" w:eastAsia="Consolas"/>
+                <w:b w:val="0"/>
+                <w:sz w:val="19"/>
+              </w:rPr>
+              <w:t>mybatis-plus-spring-boot3-starter</w:t>
             </w:r>
           </w:p>
         </w:tc>
@@ -1278,7 +1459,7 @@
                 <w:b w:val="0"/>
                 <w:sz w:val="19"/>
               </w:rPr>
-              <w:t>已落地</w:t>
+              <w:t>✅ 已落地（见下方依赖坑）</w:t>
             </w:r>
           </w:p>
         </w:tc>
@@ -1376,7 +1557,7 @@
                 <w:b w:val="0"/>
                 <w:sz w:val="19"/>
               </w:rPr>
-              <w:t>已落地</w:t>
+              <w:t>✅ 已落地</w:t>
             </w:r>
           </w:p>
         </w:tc>
@@ -1401,7 +1582,7 @@
                 <w:b w:val="0"/>
                 <w:sz w:val="19"/>
               </w:rPr>
-              <w:t>数据库驱动</w:t>
+              <w:t>数据库</w:t>
             </w:r>
           </w:p>
         </w:tc>
@@ -1424,7 +1605,15 @@
                 <w:b w:val="0"/>
                 <w:sz w:val="19"/>
               </w:rPr>
-              <w:t>MySQL / PostgreSQL / Oracle</w:t>
+              <w:t xml:space="preserve">MySQL + </w:t>
+            </w:r>
+            <w:r>
+              <w:rPr>
+                <w:rFonts w:ascii="Consolas" w:hAnsi="Consolas" w:eastAsia="Consolas"/>
+                <w:b w:val="0"/>
+                <w:sz w:val="19"/>
+              </w:rPr>
+              <w:t>mysql-connector-j</w:t>
             </w:r>
           </w:p>
         </w:tc>
@@ -1447,7 +1636,7 @@
                 <w:b w:val="0"/>
                 <w:sz w:val="19"/>
               </w:rPr>
-              <w:t>—</w:t>
+              <w:t>8.4</w:t>
             </w:r>
           </w:p>
         </w:tc>
@@ -1470,7 +1659,7 @@
                 <w:b w:val="0"/>
                 <w:sz w:val="19"/>
               </w:rPr>
-              <w:t>规划（pom 中已留注释位）</w:t>
+              <w:t>✅ 已落地（25 张表）</w:t>
             </w:r>
           </w:p>
         </w:tc>
@@ -1520,7 +1709,7 @@
                 <w:b w:val="0"/>
                 <w:sz w:val="19"/>
               </w:rPr>
-              <w:t>Spring Security 6 + JWT</w:t>
+              <w:t>Spring Security 6 + 自研 HS256 JWT</w:t>
             </w:r>
           </w:p>
         </w:tc>
@@ -1568,7 +1757,7 @@
                 <w:b w:val="0"/>
                 <w:sz w:val="19"/>
               </w:rPr>
-              <w:t>规划（设计稿 RBAC 已对齐）</w:t>
+              <w:t>✅ 已落地</w:t>
             </w:r>
           </w:p>
         </w:tc>
@@ -1662,7 +1851,23 @@
                 <w:b w:val="0"/>
                 <w:sz w:val="19"/>
               </w:rPr>
-              <w:t>规划（动态 namespace / 热刷新）</w:t>
+              <w:t>⬜ 按架构决策</w:t>
+            </w:r>
+            <w:r>
+              <w:rPr>
+                <w:rFonts w:ascii="宋体" w:hAnsi="宋体" w:eastAsia="宋体"/>
+                <w:b/>
+                <w:sz w:val="19"/>
+              </w:rPr>
+              <w:t>不引入</w:t>
+            </w:r>
+            <w:r>
+              <w:rPr>
+                <w:rFonts w:ascii="宋体" w:hAnsi="宋体" w:eastAsia="宋体"/>
+                <w:b w:val="0"/>
+                <w:sz w:val="19"/>
+              </w:rPr>
+              <w:t>（yml + 环境变量）</w:t>
             </w:r>
           </w:p>
         </w:tc>
@@ -1760,7 +1965,7 @@
                 <w:b w:val="0"/>
                 <w:sz w:val="19"/>
               </w:rPr>
-              <w:t>已落地（骨架）</w:t>
+              <w:t>🟡 客户端骨架 7 页</w:t>
             </w:r>
           </w:p>
         </w:tc>
@@ -1808,7 +2013,7 @@
                 <w:b w:val="0"/>
                 <w:sz w:val="19"/>
               </w:rPr>
-              <w:t>Vue3 + Element Plus + Pinia + Vite</w:t>
+              <w:t>Vue 3 + Element Plus（按需）+ Pinia + Vue Router + Vite</w:t>
             </w:r>
           </w:p>
         </w:tc>
@@ -1831,7 +2036,7 @@
                 <w:b w:val="0"/>
                 <w:sz w:val="19"/>
               </w:rPr>
-              <w:t>—</w:t>
+              <w:t>Vue 3.5 / Vite 5.4</w:t>
             </w:r>
           </w:p>
         </w:tc>
@@ -1854,7 +2059,7 @@
                 <w:b w:val="0"/>
                 <w:sz w:val="19"/>
               </w:rPr>
-              <w:t>规划（设计稿已出）</w:t>
+              <w:t>✅ 已落地</w:t>
             </w:r>
           </w:p>
         </w:tc>
@@ -1904,7 +2109,7 @@
                 <w:b w:val="0"/>
                 <w:sz w:val="19"/>
               </w:rPr>
-              <w:t>Maven</w:t>
+              <w:t>Maven（后端） / npm（前端）</w:t>
             </w:r>
           </w:p>
         </w:tc>
@@ -1928,7 +2133,7 @@
                 <w:b w:val="0"/>
                 <w:sz w:val="19"/>
               </w:rPr>
-              <w:t>—</w:t>
+              <w:t>Maven 3.9</w:t>
             </w:r>
           </w:p>
         </w:tc>
@@ -1952,7 +2157,7 @@
                 <w:b w:val="0"/>
                 <w:sz w:val="19"/>
               </w:rPr>
-              <w:t>已落地</w:t>
+              <w:t>✅ 已落地</w:t>
             </w:r>
           </w:p>
         </w:tc>
@@ -2000,7 +2205,23 @@
                 <w:b w:val="0"/>
                 <w:sz w:val="19"/>
               </w:rPr>
-              <w:t>spring-boot-starter-test / javac+java</w:t>
+              <w:t>JUnit 5（</w:t>
+            </w:r>
+            <w:r>
+              <w:rPr>
+                <w:rFonts w:ascii="Consolas" w:hAnsi="Consolas" w:eastAsia="Consolas"/>
+                <w:b w:val="0"/>
+                <w:sz w:val="19"/>
+              </w:rPr>
+              <w:t>spring-boot-starter-test</w:t>
+            </w:r>
+            <w:r>
+              <w:rPr>
+                <w:rFonts w:ascii="宋体" w:hAnsi="宋体" w:eastAsia="宋体"/>
+                <w:b w:val="0"/>
+                <w:sz w:val="19"/>
+              </w:rPr>
+              <w:t>）+ 纯 Java Demo</w:t>
             </w:r>
           </w:p>
         </w:tc>
@@ -2046,7 +2267,7 @@
                 <w:b w:val="0"/>
                 <w:sz w:val="19"/>
               </w:rPr>
-              <w:t>已落地（Demo 验证）</w:t>
+              <w:t>✅ 7 条 JWT 单测 + 6 个 Demo</w:t>
             </w:r>
           </w:p>
         </w:tc>
@@ -2056,6 +2277,22 @@
       <w:pPr>
         <w:spacing w:after="80"/>
       </w:pPr>
+    </w:p>
+    <w:p>
+      <w:pPr>
+        <w:spacing w:after="120" w:before="40"/>
+        <w:ind w:left="216"/>
+        <w:shd w:val="clear" w:color="auto" w:fill="F2F4F8"/>
+      </w:pPr>
+      <w:r>
+        <w:rPr>
+          <w:rFonts w:ascii="宋体" w:hAnsi="宋体" w:eastAsia="宋体"/>
+          <w:i/>
+          <w:color w:val="555555"/>
+          <w:sz w:val="19"/>
+        </w:rPr>
+        <w:t>**依赖坑（务必注意）**：`mybatis-plus-boot-starter` 会传递 `mybatis-spring:2.x`，在 Spring 6.1 下启动即报  `Invalid value type for attribute 'factoryBeanObjectType'`。必须改用 `mybatis-plus-spring-boot3-starter`（`mybatis-spring:3.0.3`）。</w:t>
+      </w:r>
     </w:p>
     <w:p>
       <w:pPr>
@@ -2105,7 +2342,23 @@
           <w:b w:val="0"/>
           <w:sz w:val="21"/>
         </w:rPr>
-        <w:t>，共 5 个业务模块、约 72 个 Java 文件。</w:t>
+        <w:t xml:space="preserve">，共 </w:t>
+      </w:r>
+      <w:r>
+        <w:rPr>
+          <w:rFonts w:ascii="宋体" w:hAnsi="宋体" w:eastAsia="宋体"/>
+          <w:b/>
+          <w:sz w:val="21"/>
+        </w:rPr>
+        <w:t>4 个业务模块 + 1 个公共层 / 107 个 Java 文件</w:t>
+      </w:r>
+      <w:r>
+        <w:rPr>
+          <w:rFonts w:ascii="宋体" w:hAnsi="宋体" w:eastAsia="宋体"/>
+          <w:b w:val="0"/>
+          <w:sz w:val="21"/>
+        </w:rPr>
+        <w:t>（业务模块上限 5）。</w:t>
       </w:r>
     </w:p>
     <w:tbl>
@@ -2311,7 +2564,7 @@
                 <w:b w:val="0"/>
                 <w:sz w:val="19"/>
               </w:rPr>
-              <w:t>8</w:t>
+              <w:t>9</w:t>
             </w:r>
           </w:p>
         </w:tc>
@@ -2334,7 +2587,7 @@
                 <w:b w:val="0"/>
                 <w:sz w:val="19"/>
               </w:rPr>
-              <w:t>可安装性三态校验、需求登记</w:t>
+              <w:t>可安装性三态校验、需求登记、小区维护</w:t>
             </w:r>
           </w:p>
         </w:tc>
@@ -2359,22 +2612,6 @@
               </w:rPr>
               <w:t>CommunityChecker</w:t>
             </w:r>
-            <w:r>
-              <w:rPr>
-                <w:rFonts w:ascii="宋体" w:hAnsi="宋体" w:eastAsia="宋体"/>
-                <w:b w:val="0"/>
-                <w:sz w:val="19"/>
-              </w:rPr>
-              <w:t xml:space="preserve"> / </w:t>
-            </w:r>
-            <w:r>
-              <w:rPr>
-                <w:rFonts w:ascii="Consolas" w:hAnsi="Consolas" w:eastAsia="Consolas"/>
-                <w:b w:val="0"/>
-                <w:sz w:val="19"/>
-              </w:rPr>
-              <w:t>CommunityController</w:t>
-            </w:r>
           </w:p>
         </w:tc>
         <w:tc>
@@ -2397,6 +2634,22 @@
                 <w:sz w:val="19"/>
               </w:rPr>
               <w:t>/api/community</w:t>
+            </w:r>
+            <w:r>
+              <w:rPr>
+                <w:rFonts w:ascii="宋体" w:hAnsi="宋体" w:eastAsia="宋体"/>
+                <w:b w:val="0"/>
+                <w:sz w:val="19"/>
+              </w:rPr>
+              <w:t>、</w:t>
+            </w:r>
+            <w:r>
+              <w:rPr>
+                <w:rFonts w:ascii="Consolas" w:hAnsi="Consolas" w:eastAsia="Consolas"/>
+                <w:b w:val="0"/>
+                <w:sz w:val="19"/>
+              </w:rPr>
+              <w:t>/api/admin/communities</w:t>
             </w:r>
           </w:p>
         </w:tc>
@@ -2422,7 +2675,7 @@
                 <w:b w:val="0"/>
                 <w:sz w:val="19"/>
               </w:rPr>
-              <w:t>派单算法</w:t>
+              <w:t>派单 + 装维 SLA</w:t>
             </w:r>
           </w:p>
         </w:tc>
@@ -2446,7 +2699,7 @@
                 <w:b w:val="0"/>
                 <w:sz w:val="19"/>
               </w:rPr>
-              <w:t>dispatch</w:t>
+              <w:t>install</w:t>
             </w:r>
           </w:p>
         </w:tc>
@@ -2470,7 +2723,7 @@
                 <w:b w:val="0"/>
                 <w:sz w:val="19"/>
               </w:rPr>
-              <w:t>21</w:t>
+              <w:t>37</w:t>
             </w:r>
           </w:p>
         </w:tc>
@@ -2494,7 +2747,7 @@
                 <w:b w:val="0"/>
                 <w:sz w:val="19"/>
               </w:rPr>
-              <w:t>相邻性聚类 + 时段容量校验 + 超容拦截</w:t>
+              <w:t>相邻性聚类、容量校验、超容拦截、SLA 与赔付</w:t>
             </w:r>
           </w:p>
         </w:tc>
@@ -2552,6 +2805,22 @@
               </w:rPr>
               <w:t>DispatchService</w:t>
             </w:r>
+            <w:r>
+              <w:rPr>
+                <w:rFonts w:ascii="宋体" w:hAnsi="宋体" w:eastAsia="宋体"/>
+                <w:b w:val="0"/>
+                <w:sz w:val="19"/>
+              </w:rPr>
+              <w:t xml:space="preserve"> / </w:t>
+            </w:r>
+            <w:r>
+              <w:rPr>
+                <w:rFonts w:ascii="Consolas" w:hAnsi="Consolas" w:eastAsia="Consolas"/>
+                <w:b w:val="0"/>
+                <w:sz w:val="19"/>
+              </w:rPr>
+              <w:t>SlaEngine</w:t>
+            </w:r>
           </w:p>
         </w:tc>
         <w:tc>
@@ -2575,6 +2844,38 @@
                 <w:sz w:val="19"/>
               </w:rPr>
               <w:t>/api/dispatch</w:t>
+            </w:r>
+            <w:r>
+              <w:rPr>
+                <w:rFonts w:ascii="宋体" w:hAnsi="宋体" w:eastAsia="宋体"/>
+                <w:b w:val="0"/>
+                <w:sz w:val="19"/>
+              </w:rPr>
+              <w:t>、</w:t>
+            </w:r>
+            <w:r>
+              <w:rPr>
+                <w:rFonts w:ascii="Consolas" w:hAnsi="Consolas" w:eastAsia="Consolas"/>
+                <w:b w:val="0"/>
+                <w:sz w:val="19"/>
+              </w:rPr>
+              <w:t>/api/sla</w:t>
+            </w:r>
+            <w:r>
+              <w:rPr>
+                <w:rFonts w:ascii="宋体" w:hAnsi="宋体" w:eastAsia="宋体"/>
+                <w:b w:val="0"/>
+                <w:sz w:val="19"/>
+              </w:rPr>
+              <w:t>、</w:t>
+            </w:r>
+            <w:r>
+              <w:rPr>
+                <w:rFonts w:ascii="Consolas" w:hAnsi="Consolas" w:eastAsia="Consolas"/>
+                <w:b w:val="0"/>
+                <w:sz w:val="19"/>
+              </w:rPr>
+              <w:t>/api/admin/work-orders</w:t>
             </w:r>
           </w:p>
         </w:tc>
@@ -2599,7 +2900,7 @@
                 <w:b w:val="0"/>
                 <w:sz w:val="19"/>
               </w:rPr>
-              <w:t>套餐与升级</w:t>
+              <w:t>套餐 + 升级 + 流量 + 客户</w:t>
             </w:r>
           </w:p>
         </w:tc>
@@ -2622,7 +2923,7 @@
                 <w:b w:val="0"/>
                 <w:sz w:val="19"/>
               </w:rPr>
-              <w:t>pkg</w:t>
+              <w:t>product</w:t>
             </w:r>
           </w:p>
         </w:tc>
@@ -2645,7 +2946,7 @@
                 <w:b w:val="0"/>
                 <w:sz w:val="19"/>
               </w:rPr>
-              <w:t>20</w:t>
+              <w:t>35</w:t>
             </w:r>
           </w:p>
         </w:tc>
@@ -2668,7 +2969,7 @@
                 <w:b w:val="0"/>
                 <w:sz w:val="19"/>
               </w:rPr>
-              <w:t>融合套餐详情、升档/加购补差</w:t>
+              <w:t>套餐详情与维护、升档补差、流量聚合、客户与报表</w:t>
             </w:r>
           </w:p>
         </w:tc>
@@ -2691,6 +2992,22 @@
                 <w:b w:val="0"/>
                 <w:sz w:val="19"/>
               </w:rPr>
+              <w:t>PackageEngine</w:t>
+            </w:r>
+            <w:r>
+              <w:rPr>
+                <w:rFonts w:ascii="宋体" w:hAnsi="宋体" w:eastAsia="宋体"/>
+                <w:b w:val="0"/>
+                <w:sz w:val="19"/>
+              </w:rPr>
+              <w:t xml:space="preserve"> / </w:t>
+            </w:r>
+            <w:r>
+              <w:rPr>
+                <w:rFonts w:ascii="Consolas" w:hAnsi="Consolas" w:eastAsia="Consolas"/>
+                <w:b w:val="0"/>
+                <w:sz w:val="19"/>
+              </w:rPr>
               <w:t>PackageUpgradeEngine</w:t>
             </w:r>
             <w:r>
@@ -2707,7 +3024,7 @@
                 <w:b w:val="0"/>
                 <w:sz w:val="19"/>
               </w:rPr>
-              <w:t>PackageController</w:t>
+              <w:t>TrafficQueryEngine</w:t>
             </w:r>
           </w:p>
         </w:tc>
@@ -2731,6 +3048,38 @@
                 <w:sz w:val="19"/>
               </w:rPr>
               <w:t>/api/package</w:t>
+            </w:r>
+            <w:r>
+              <w:rPr>
+                <w:rFonts w:ascii="宋体" w:hAnsi="宋体" w:eastAsia="宋体"/>
+                <w:b w:val="0"/>
+                <w:sz w:val="19"/>
+              </w:rPr>
+              <w:t>、</w:t>
+            </w:r>
+            <w:r>
+              <w:rPr>
+                <w:rFonts w:ascii="Consolas" w:hAnsi="Consolas" w:eastAsia="Consolas"/>
+                <w:b w:val="0"/>
+                <w:sz w:val="19"/>
+              </w:rPr>
+              <w:t>/api/traffic</w:t>
+            </w:r>
+            <w:r>
+              <w:rPr>
+                <w:rFonts w:ascii="宋体" w:hAnsi="宋体" w:eastAsia="宋体"/>
+                <w:b w:val="0"/>
+                <w:sz w:val="19"/>
+              </w:rPr>
+              <w:t>、</w:t>
+            </w:r>
+            <w:r>
+              <w:rPr>
+                <w:rFonts w:ascii="Consolas" w:hAnsi="Consolas" w:eastAsia="Consolas"/>
+                <w:b w:val="0"/>
+                <w:sz w:val="19"/>
+              </w:rPr>
+              <w:t>/api/admin/*</w:t>
             </w:r>
           </w:p>
         </w:tc>
@@ -2756,7 +3105,7 @@
                 <w:b w:val="0"/>
                 <w:sz w:val="19"/>
               </w:rPr>
-              <w:t>装维 SLA</w:t>
+              <w:t>权限与平台聚合</w:t>
             </w:r>
           </w:p>
         </w:tc>
@@ -2780,7 +3129,7 @@
                 <w:b w:val="0"/>
                 <w:sz w:val="19"/>
               </w:rPr>
-              <w:t>sla</w:t>
+              <w:t>system</w:t>
             </w:r>
           </w:p>
         </w:tc>
@@ -2804,7 +3153,7 @@
                 <w:b w:val="0"/>
                 <w:sz w:val="19"/>
               </w:rPr>
-              <w:t>15</w:t>
+              <w:t>23</w:t>
             </w:r>
           </w:p>
         </w:tc>
@@ -2828,7 +3177,7 @@
                 <w:b w:val="0"/>
                 <w:sz w:val="19"/>
               </w:rPr>
-              <w:t>SLA 计算 + 慢必赔规则引擎</w:t>
+              <w:t>RBAC 登录鉴权、用户/角色/菜单/日志、看板与监控聚合</w:t>
             </w:r>
           </w:p>
         </w:tc>
@@ -2852,7 +3201,7 @@
                 <w:b w:val="0"/>
                 <w:sz w:val="19"/>
               </w:rPr>
-              <w:t>SlaEngine</w:t>
+              <w:t>JwtUtil</w:t>
             </w:r>
             <w:r>
               <w:rPr>
@@ -2868,7 +3217,39 @@
                 <w:b w:val="0"/>
                 <w:sz w:val="19"/>
               </w:rPr>
-              <w:t>SlaRulePresets</w:t>
+              <w:t>JwtAuthFilter</w:t>
+            </w:r>
+            <w:r>
+              <w:rPr>
+                <w:rFonts w:ascii="宋体" w:hAnsi="宋体" w:eastAsia="宋体"/>
+                <w:b w:val="0"/>
+                <w:sz w:val="19"/>
+              </w:rPr>
+              <w:t xml:space="preserve"> / </w:t>
+            </w:r>
+            <w:r>
+              <w:rPr>
+                <w:rFonts w:ascii="Consolas" w:hAnsi="Consolas" w:eastAsia="Consolas"/>
+                <w:b w:val="0"/>
+                <w:sz w:val="19"/>
+              </w:rPr>
+              <w:t>SecurityConfig</w:t>
+            </w:r>
+            <w:r>
+              <w:rPr>
+                <w:rFonts w:ascii="宋体" w:hAnsi="宋体" w:eastAsia="宋体"/>
+                <w:b w:val="0"/>
+                <w:sz w:val="19"/>
+              </w:rPr>
+              <w:t xml:space="preserve"> / </w:t>
+            </w:r>
+            <w:r>
+              <w:rPr>
+                <w:rFonts w:ascii="Consolas" w:hAnsi="Consolas" w:eastAsia="Consolas"/>
+                <w:b w:val="0"/>
+                <w:sz w:val="19"/>
+              </w:rPr>
+              <w:t>AdminPlatformController</w:t>
             </w:r>
           </w:p>
         </w:tc>
@@ -2892,7 +3273,39 @@
                 <w:b w:val="0"/>
                 <w:sz w:val="19"/>
               </w:rPr>
-              <w:t>/api/sla</w:t>
+              <w:t>/api/auth</w:t>
+            </w:r>
+            <w:r>
+              <w:rPr>
+                <w:rFonts w:ascii="宋体" w:hAnsi="宋体" w:eastAsia="宋体"/>
+                <w:b w:val="0"/>
+                <w:sz w:val="19"/>
+              </w:rPr>
+              <w:t>、</w:t>
+            </w:r>
+            <w:r>
+              <w:rPr>
+                <w:rFonts w:ascii="Consolas" w:hAnsi="Consolas" w:eastAsia="Consolas"/>
+                <w:b w:val="0"/>
+                <w:sz w:val="19"/>
+              </w:rPr>
+              <w:t>/api/system/*</w:t>
+            </w:r>
+            <w:r>
+              <w:rPr>
+                <w:rFonts w:ascii="宋体" w:hAnsi="宋体" w:eastAsia="宋体"/>
+                <w:b w:val="0"/>
+                <w:sz w:val="19"/>
+              </w:rPr>
+              <w:t>、</w:t>
+            </w:r>
+            <w:r>
+              <w:rPr>
+                <w:rFonts w:ascii="Consolas" w:hAnsi="Consolas" w:eastAsia="Consolas"/>
+                <w:b w:val="0"/>
+                <w:sz w:val="19"/>
+              </w:rPr>
+              <w:t>/api/admin/*</w:t>
             </w:r>
           </w:p>
         </w:tc>
@@ -2917,7 +3330,7 @@
                 <w:b w:val="0"/>
                 <w:sz w:val="19"/>
               </w:rPr>
-              <w:t>流量监控</w:t>
+              <w:t>公共层</w:t>
             </w:r>
           </w:p>
         </w:tc>
@@ -2940,7 +3353,7 @@
                 <w:b w:val="0"/>
                 <w:sz w:val="19"/>
               </w:rPr>
-              <w:t>traffic</w:t>
+              <w:t>common</w:t>
             </w:r>
           </w:p>
         </w:tc>
@@ -2963,7 +3376,7 @@
                 <w:b w:val="0"/>
                 <w:sz w:val="19"/>
               </w:rPr>
-              <w:t>8</w:t>
+              <w:t>2</w:t>
             </w:r>
           </w:p>
         </w:tc>
@@ -2986,7 +3399,7 @@
                 <w:b w:val="0"/>
                 <w:sz w:val="19"/>
               </w:rPr>
-              <w:t>手机流量/宽带时长/趋势/阈值</w:t>
+              <w:t>主键生成、全局异常处理</w:t>
             </w:r>
           </w:p>
         </w:tc>
@@ -3009,7 +3422,7 @@
                 <w:b w:val="0"/>
                 <w:sz w:val="19"/>
               </w:rPr>
-              <w:t>TrafficQueryEngine</w:t>
+              <w:t>Ids</w:t>
             </w:r>
             <w:r>
               <w:rPr>
@@ -3025,7 +3438,7 @@
                 <w:b w:val="0"/>
                 <w:sz w:val="19"/>
               </w:rPr>
-              <w:t>TrafficController</w:t>
+              <w:t>GlobalExceptionHandler</w:t>
             </w:r>
           </w:p>
         </w:tc>
@@ -3044,11 +3457,11 @@
             </w:pPr>
             <w:r>
               <w:rPr>
-                <w:rFonts w:ascii="Consolas" w:hAnsi="Consolas" w:eastAsia="Consolas"/>
-                <w:b w:val="0"/>
-                <w:sz w:val="19"/>
-              </w:rPr>
-              <w:t>/api/traffic</w:t>
+                <w:rFonts w:ascii="宋体" w:hAnsi="宋体" w:eastAsia="宋体"/>
+                <w:b w:val="0"/>
+                <w:sz w:val="19"/>
+              </w:rPr>
+              <w:t>—</w:t>
             </w:r>
           </w:p>
         </w:tc>
@@ -3093,7 +3506,7 @@
           <w:b w:val="0"/>
           <w:sz w:val="21"/>
         </w:rPr>
-        <w:t>SLA.md</w:t>
+        <w:t>backend/SLA.md</w:t>
       </w:r>
       <w:r>
         <w:rPr>
@@ -3109,7 +3522,7 @@
           <w:b w:val="0"/>
           <w:sz w:val="21"/>
         </w:rPr>
-        <w:t>PKG_COMMUNITY.md</w:t>
+        <w:t>backend/PKG_TRAFFIC.md</w:t>
       </w:r>
       <w:r>
         <w:rPr>
@@ -3125,7 +3538,7 @@
           <w:b w:val="0"/>
           <w:sz w:val="21"/>
         </w:rPr>
-        <w:t>PKG_TRAFFIC.md</w:t>
+        <w:t>backend/RBAC.md</w:t>
       </w:r>
       <w:r>
         <w:rPr>
@@ -3168,7 +3581,7 @@
           <w:b w:val="0"/>
           <w:sz w:val="21"/>
         </w:rPr>
-        <w:t>每个业务模块采用一致的分层，便于维护与替换数据源：</w:t>
+        <w:t>每个业务模块采用一致分层，便于维护与替换数据源：</w:t>
       </w:r>
     </w:p>
     <w:p>
@@ -3200,7 +3613,7 @@
           <w:b w:val="0"/>
           <w:sz w:val="18"/>
         </w:rPr>
-        <w:t>├── model/                   # 纯 POJO / VO / 实体（与 DB 表对应）</w:t>
+        <w:t>├── model/                   # 纯 POJO / VO / 实体（与 DB 表对应，零 ORM 注解）</w:t>
         <w:br/>
       </w:r>
       <w:r>
@@ -3241,7 +3654,7 @@
           <w:b/>
           <w:sz w:val="21"/>
         </w:rPr>
-        <w:t>约定</w:t>
+        <w:t>约定（均已落地并遵守）</w:t>
       </w:r>
     </w:p>
     <w:p>
@@ -3295,7 +3708,90 @@
           <w:b w:val="0"/>
           <w:sz w:val="21"/>
         </w:rPr>
-        <w:t xml:space="preserve"> 单独验证（见运维文档）。</w:t>
+        <w:t xml:space="preserve"> 单独验证。</w:t>
+      </w:r>
+    </w:p>
+    <w:p>
+      <w:pPr>
+        <w:pStyle w:val="ListBullet"/>
+        <w:spacing w:after="0"/>
+      </w:pPr>
+      <w:r>
+        <w:rPr>
+          <w:rFonts w:ascii="Consolas" w:hAnsi="Consolas" w:eastAsia="Consolas"/>
+          <w:b w:val="0"/>
+          <w:sz w:val="21"/>
+        </w:rPr>
+        <w:t>model</w:t>
+      </w:r>
+      <w:r>
+        <w:rPr>
+          <w:rFonts w:ascii="宋体" w:hAnsi="宋体" w:eastAsia="宋体"/>
+          <w:b w:val="0"/>
+          <w:sz w:val="21"/>
+        </w:rPr>
+        <w:t xml:space="preserve"> </w:t>
+      </w:r>
+      <w:r>
+        <w:rPr>
+          <w:rFonts w:ascii="宋体" w:hAnsi="宋体" w:eastAsia="宋体"/>
+          <w:b/>
+          <w:sz w:val="21"/>
+        </w:rPr>
+        <w:t>零 ORM 注解</w:t>
+      </w:r>
+      <w:r>
+        <w:rPr>
+          <w:rFonts w:ascii="宋体" w:hAnsi="宋体" w:eastAsia="宋体"/>
+          <w:b w:val="0"/>
+          <w:sz w:val="21"/>
+        </w:rPr>
+        <w:t xml:space="preserve">（不加 </w:t>
+      </w:r>
+      <w:r>
+        <w:rPr>
+          <w:rFonts w:ascii="Consolas" w:hAnsi="Consolas" w:eastAsia="Consolas"/>
+          <w:b w:val="0"/>
+          <w:sz w:val="21"/>
+        </w:rPr>
+        <w:t>@TableName</w:t>
+      </w:r>
+      <w:r>
+        <w:rPr>
+          <w:rFonts w:ascii="宋体" w:hAnsi="宋体" w:eastAsia="宋体"/>
+          <w:b w:val="0"/>
+          <w:sz w:val="21"/>
+        </w:rPr>
+        <w:t xml:space="preserve">）：主键在 Service 层用 </w:t>
+      </w:r>
+      <w:r>
+        <w:rPr>
+          <w:rFonts w:ascii="Consolas" w:hAnsi="Consolas" w:eastAsia="Consolas"/>
+          <w:b w:val="0"/>
+          <w:sz w:val="21"/>
+        </w:rPr>
+        <w:t>Ids.next()</w:t>
+      </w:r>
+      <w:r>
+        <w:rPr>
+          <w:rFonts w:ascii="宋体" w:hAnsi="宋体" w:eastAsia="宋体"/>
+          <w:b w:val="0"/>
+          <w:sz w:val="21"/>
+        </w:rPr>
+        <w:t xml:space="preserve"> 显式生成，</w:t>
+      </w:r>
+    </w:p>
+    <w:p>
+      <w:pPr>
+        <w:spacing w:after="0"/>
+      </w:pPr>
+      <w:r>
+        <w:rPr>
+          <w:rFonts w:ascii="宋体" w:hAnsi="宋体" w:eastAsia="宋体"/>
+          <w:b w:val="0"/>
+          <w:sz w:val="21"/>
+        </w:rPr>
+        <w:t xml:space="preserve">  保证实体类可被纯 Java 编译；表名依赖配置的驼峰/下划线映射。</w:t>
       </w:r>
     </w:p>
     <w:p>
@@ -3328,10 +3824,156 @@
       <w:r>
         <w:rPr>
           <w:rFonts w:ascii="宋体" w:hAnsi="宋体" w:eastAsia="宋体"/>
+          <w:b/>
+          <w:sz w:val="21"/>
+        </w:rPr>
+        <w:t>保留字桥接</w:t>
+      </w:r>
+      <w:r>
+        <w:rPr>
+          <w:rFonts w:ascii="宋体" w:hAnsi="宋体" w:eastAsia="宋体"/>
           <w:b w:val="0"/>
           <w:sz w:val="21"/>
         </w:rPr>
-        <w:t>未接 DB 时，Controller/Service 以 mock 数据返回，前端可并行联调。</w:t>
+        <w:t>：</w:t>
+      </w:r>
+      <w:r>
+        <w:rPr>
+          <w:rFonts w:ascii="Consolas" w:hAnsi="Consolas" w:eastAsia="Consolas"/>
+          <w:b w:val="0"/>
+          <w:sz w:val="21"/>
+        </w:rPr>
+        <w:t>package_converge_item.description</w:t>
+      </w:r>
+      <w:r>
+        <w:rPr>
+          <w:rFonts w:ascii="宋体" w:hAnsi="宋体" w:eastAsia="宋体"/>
+          <w:b w:val="0"/>
+          <w:sz w:val="21"/>
+        </w:rPr>
+        <w:t>（</w:t>
+      </w:r>
+      <w:r>
+        <w:rPr>
+          <w:rFonts w:ascii="Consolas" w:hAnsi="Consolas" w:eastAsia="Consolas"/>
+          <w:b w:val="0"/>
+          <w:sz w:val="21"/>
+        </w:rPr>
+        <w:t>desc</w:t>
+      </w:r>
+      <w:r>
+        <w:rPr>
+          <w:rFonts w:ascii="宋体" w:hAnsi="宋体" w:eastAsia="宋体"/>
+          <w:b w:val="0"/>
+          <w:sz w:val="21"/>
+        </w:rPr>
+        <w:t xml:space="preserve"> 是 SQL 保留字）与</w:t>
+      </w:r>
+    </w:p>
+    <w:p>
+      <w:pPr>
+        <w:spacing w:after="0"/>
+      </w:pPr>
+      <w:r>
+        <w:rPr>
+          <w:rFonts w:ascii="宋体" w:hAnsi="宋体" w:eastAsia="宋体"/>
+          <w:b w:val="0"/>
+          <w:sz w:val="21"/>
+        </w:rPr>
+        <w:t xml:space="preserve">  </w:t>
+      </w:r>
+      <w:r>
+        <w:rPr>
+          <w:rFonts w:ascii="Consolas" w:hAnsi="Consolas" w:eastAsia="Consolas"/>
+          <w:b w:val="0"/>
+          <w:sz w:val="21"/>
+        </w:rPr>
+        <w:t>package_param_option.option_value</w:t>
+      </w:r>
+      <w:r>
+        <w:rPr>
+          <w:rFonts w:ascii="宋体" w:hAnsi="宋体" w:eastAsia="宋体"/>
+          <w:b w:val="0"/>
+          <w:sz w:val="21"/>
+        </w:rPr>
+        <w:t xml:space="preserve"> 在 Mapper 内用 </w:t>
+      </w:r>
+      <w:r>
+        <w:rPr>
+          <w:rFonts w:ascii="Consolas" w:hAnsi="Consolas" w:eastAsia="Consolas"/>
+          <w:b w:val="0"/>
+          <w:sz w:val="21"/>
+        </w:rPr>
+        <w:t>@Select</w:t>
+      </w:r>
+      <w:r>
+        <w:rPr>
+          <w:rFonts w:ascii="宋体" w:hAnsi="宋体" w:eastAsia="宋体"/>
+          <w:b w:val="0"/>
+          <w:sz w:val="21"/>
+        </w:rPr>
+        <w:t xml:space="preserve"> 别名映射回接口字段 </w:t>
+      </w:r>
+      <w:r>
+        <w:rPr>
+          <w:rFonts w:ascii="Consolas" w:hAnsi="Consolas" w:eastAsia="Consolas"/>
+          <w:b w:val="0"/>
+          <w:sz w:val="21"/>
+        </w:rPr>
+        <w:t>desc</w:t>
+      </w:r>
+      <w:r>
+        <w:rPr>
+          <w:rFonts w:ascii="宋体" w:hAnsi="宋体" w:eastAsia="宋体"/>
+          <w:b w:val="0"/>
+          <w:sz w:val="21"/>
+        </w:rPr>
+        <w:t xml:space="preserve"> / </w:t>
+      </w:r>
+      <w:r>
+        <w:rPr>
+          <w:rFonts w:ascii="Consolas" w:hAnsi="Consolas" w:eastAsia="Consolas"/>
+          <w:b w:val="0"/>
+          <w:sz w:val="21"/>
+        </w:rPr>
+        <w:t>value</w:t>
+      </w:r>
+      <w:r>
+        <w:rPr>
+          <w:rFonts w:ascii="宋体" w:hAnsi="宋体" w:eastAsia="宋体"/>
+          <w:b w:val="0"/>
+          <w:sz w:val="21"/>
+        </w:rPr>
+        <w:t>，从而</w:t>
+      </w:r>
+    </w:p>
+    <w:p>
+      <w:pPr>
+        <w:spacing w:after="0"/>
+      </w:pPr>
+      <w:r>
+        <w:rPr>
+          <w:rFonts w:ascii="宋体" w:hAnsi="宋体" w:eastAsia="宋体"/>
+          <w:b w:val="0"/>
+          <w:sz w:val="21"/>
+        </w:rPr>
+        <w:t xml:space="preserve">  </w:t>
+      </w:r>
+      <w:r>
+        <w:rPr>
+          <w:rFonts w:ascii="宋体" w:hAnsi="宋体" w:eastAsia="宋体"/>
+          <w:b/>
+          <w:sz w:val="21"/>
+        </w:rPr>
+        <w:t>保住前端 JSON 契约不变、实体保持零注解</w:t>
+      </w:r>
+      <w:r>
+        <w:rPr>
+          <w:rFonts w:ascii="宋体" w:hAnsi="宋体" w:eastAsia="宋体"/>
+          <w:b w:val="0"/>
+          <w:sz w:val="21"/>
+        </w:rPr>
+        <w:t>。</w:t>
       </w:r>
     </w:p>
     <w:p>
@@ -3353,7 +3995,7 @@
           <w:color w:val="1F4E79"/>
           <w:sz w:val="30"/>
         </w:rPr>
-        <w:t>6. 接口总览（14 个）</w:t>
+        <w:t>6. 接口总览（45 个：GET 28 / POST 12 / PUT 5）</w:t>
       </w:r>
     </w:p>
     <w:tbl>
@@ -3364,15 +4006,14 @@
         <w:tblLook w:firstColumn="1" w:firstRow="1" w:lastColumn="0" w:lastRow="0" w:noHBand="0" w:noVBand="1" w:val="04A0"/>
       </w:tblPr>
       <w:tblGrid>
-        <w:gridCol w:w="2160"/>
-        <w:gridCol w:w="2160"/>
-        <w:gridCol w:w="2160"/>
-        <w:gridCol w:w="2160"/>
+        <w:gridCol w:w="2880"/>
+        <w:gridCol w:w="2880"/>
+        <w:gridCol w:w="2880"/>
       </w:tblGrid>
       <w:tr>
         <w:tc>
           <w:tcPr>
-            <w:tcW w:type="dxa" w:w="2160"/>
+            <w:tcW w:type="dxa" w:w="2880"/>
             <w:shd w:val="clear" w:color="auto" w:fill="1F4E79"/>
           </w:tcPr>
           <w:p>
@@ -3386,13 +4027,13 @@
                 <w:color w:val="FFFFFF"/>
                 <w:sz w:val="19"/>
               </w:rPr>
-              <w:t>方法</w:t>
+              <w:t>分组</w:t>
             </w:r>
           </w:p>
         </w:tc>
         <w:tc>
           <w:tcPr>
-            <w:tcW w:type="dxa" w:w="2160"/>
+            <w:tcW w:type="dxa" w:w="2880"/>
             <w:shd w:val="clear" w:color="auto" w:fill="1F4E79"/>
           </w:tcPr>
           <w:p>
@@ -3406,13 +4047,13 @@
                 <w:color w:val="FFFFFF"/>
                 <w:sz w:val="19"/>
               </w:rPr>
-              <w:t>路径</w:t>
+              <w:t>方法与路径</w:t>
             </w:r>
           </w:p>
         </w:tc>
         <w:tc>
           <w:tcPr>
-            <w:tcW w:type="dxa" w:w="2160"/>
+            <w:tcW w:type="dxa" w:w="2880"/>
             <w:shd w:val="clear" w:color="auto" w:fill="1F4E79"/>
           </w:tcPr>
           <w:p>
@@ -3426,27 +4067,7 @@
                 <w:color w:val="FFFFFF"/>
                 <w:sz w:val="19"/>
               </w:rPr>
-              <w:t>模块</w:t>
-            </w:r>
-          </w:p>
-        </w:tc>
-        <w:tc>
-          <w:tcPr>
-            <w:tcW w:type="dxa" w:w="2160"/>
-            <w:shd w:val="clear" w:color="auto" w:fill="1F4E79"/>
-          </w:tcPr>
-          <w:p>
-            <w:pPr>
-              <w:spacing w:after="0" w:before="0"/>
-            </w:pPr>
-            <w:r>
-              <w:rPr>
-                <w:rFonts w:ascii="微软雅黑" w:hAnsi="微软雅黑" w:eastAsia="微软雅黑"/>
-                <w:b/>
-                <w:color w:val="FFFFFF"/>
-                <w:sz w:val="19"/>
-              </w:rPr>
-              <w:t>说明</w:t>
+              <w:t>鉴权</w:t>
             </w:r>
           </w:p>
         </w:tc>
@@ -3454,7 +4075,7 @@
       <w:tr>
         <w:tc>
           <w:tcPr>
-            <w:tcW w:type="dxa" w:w="2160"/>
+            <w:tcW w:type="dxa" w:w="2880"/>
           </w:tcPr>
           <w:p>
             <w:pPr>
@@ -3471,13 +4092,13 @@
                 <w:b w:val="0"/>
                 <w:sz w:val="19"/>
               </w:rPr>
-              <w:t>GET</w:t>
+              <w:t>认证</w:t>
             </w:r>
           </w:p>
         </w:tc>
         <w:tc>
           <w:tcPr>
-            <w:tcW w:type="dxa" w:w="2160"/>
+            <w:tcW w:type="dxa" w:w="2880"/>
           </w:tcPr>
           <w:p>
             <w:pPr>
@@ -3494,13 +4115,45 @@
                 <w:b w:val="0"/>
                 <w:sz w:val="19"/>
               </w:rPr>
-              <w:t>/api/community/check?name=</w:t>
+              <w:t>POST /api/auth/login</w:t>
+            </w:r>
+            <w:r>
+              <w:rPr>
+                <w:rFonts w:ascii="宋体" w:hAnsi="宋体" w:eastAsia="宋体"/>
+                <w:b w:val="0"/>
+                <w:sz w:val="19"/>
+              </w:rPr>
+              <w:t xml:space="preserve"> · </w:t>
+            </w:r>
+            <w:r>
+              <w:rPr>
+                <w:rFonts w:ascii="Consolas" w:hAnsi="Consolas" w:eastAsia="Consolas"/>
+                <w:b w:val="0"/>
+                <w:sz w:val="19"/>
+              </w:rPr>
+              <w:t>GET /api/auth/me</w:t>
+            </w:r>
+            <w:r>
+              <w:rPr>
+                <w:rFonts w:ascii="宋体" w:hAnsi="宋体" w:eastAsia="宋体"/>
+                <w:b w:val="0"/>
+                <w:sz w:val="19"/>
+              </w:rPr>
+              <w:t xml:space="preserve"> · </w:t>
+            </w:r>
+            <w:r>
+              <w:rPr>
+                <w:rFonts w:ascii="Consolas" w:hAnsi="Consolas" w:eastAsia="Consolas"/>
+                <w:b w:val="0"/>
+                <w:sz w:val="19"/>
+              </w:rPr>
+              <w:t>POST /api/auth/logout</w:t>
             </w:r>
           </w:p>
         </w:tc>
         <w:tc>
           <w:tcPr>
-            <w:tcW w:type="dxa" w:w="2160"/>
+            <w:tcW w:type="dxa" w:w="2880"/>
           </w:tcPr>
           <w:p>
             <w:pPr>
@@ -3517,30 +4170,7 @@
                 <w:b w:val="0"/>
                 <w:sz w:val="19"/>
               </w:rPr>
-              <w:t>community</w:t>
-            </w:r>
-          </w:p>
-        </w:tc>
-        <w:tc>
-          <w:tcPr>
-            <w:tcW w:type="dxa" w:w="2160"/>
-          </w:tcPr>
-          <w:p>
-            <w:pPr>
-              <w:spacing w:after="0" w:before="0"/>
-            </w:pPr>
-          </w:p>
-          <w:p>
-            <w:pPr>
-              <w:spacing w:after="0"/>
-            </w:pPr>
-            <w:r>
-              <w:rPr>
-                <w:rFonts w:ascii="宋体" w:hAnsi="宋体" w:eastAsia="宋体"/>
-                <w:b w:val="0"/>
-                <w:sz w:val="19"/>
-              </w:rPr>
-              <w:t>小区可装性三态（AVAILABLE/TIGHT/UNAVAILABLE）</w:t>
+              <w:t>开放 / 需登录</w:t>
             </w:r>
           </w:p>
         </w:tc>
@@ -3548,7 +4178,7 @@
       <w:tr>
         <w:tc>
           <w:tcPr>
-            <w:tcW w:type="dxa" w:w="2160"/>
+            <w:tcW w:type="dxa" w:w="2880"/>
             <w:shd w:val="clear" w:color="auto" w:fill="F4F7FB"/>
           </w:tcPr>
           <w:p>
@@ -3566,13 +4196,13 @@
                 <w:b w:val="0"/>
                 <w:sz w:val="19"/>
               </w:rPr>
-              <w:t>POST</w:t>
+              <w:t>小区（C 端开放）</w:t>
             </w:r>
           </w:p>
         </w:tc>
         <w:tc>
           <w:tcPr>
-            <w:tcW w:type="dxa" w:w="2160"/>
+            <w:tcW w:type="dxa" w:w="2880"/>
             <w:shd w:val="clear" w:color="auto" w:fill="F4F7FB"/>
           </w:tcPr>
           <w:p>
@@ -3590,13 +4220,29 @@
                 <w:b w:val="0"/>
                 <w:sz w:val="19"/>
               </w:rPr>
-              <w:t>/api/community/demand</w:t>
+              <w:t>GET /api/community/check</w:t>
+            </w:r>
+            <w:r>
+              <w:rPr>
+                <w:rFonts w:ascii="宋体" w:hAnsi="宋体" w:eastAsia="宋体"/>
+                <w:b w:val="0"/>
+                <w:sz w:val="19"/>
+              </w:rPr>
+              <w:t xml:space="preserve"> · </w:t>
+            </w:r>
+            <w:r>
+              <w:rPr>
+                <w:rFonts w:ascii="Consolas" w:hAnsi="Consolas" w:eastAsia="Consolas"/>
+                <w:b w:val="0"/>
+                <w:sz w:val="19"/>
+              </w:rPr>
+              <w:t>POST /api/community/demand</w:t>
             </w:r>
           </w:p>
         </w:tc>
         <w:tc>
           <w:tcPr>
-            <w:tcW w:type="dxa" w:w="2160"/>
+            <w:tcW w:type="dxa" w:w="2880"/>
             <w:shd w:val="clear" w:color="auto" w:fill="F4F7FB"/>
           </w:tcPr>
           <w:p>
@@ -3614,31 +4260,7 @@
                 <w:b w:val="0"/>
                 <w:sz w:val="19"/>
               </w:rPr>
-              <w:t>community</w:t>
-            </w:r>
-          </w:p>
-        </w:tc>
-        <w:tc>
-          <w:tcPr>
-            <w:tcW w:type="dxa" w:w="2160"/>
-            <w:shd w:val="clear" w:color="auto" w:fill="F4F7FB"/>
-          </w:tcPr>
-          <w:p>
-            <w:pPr>
-              <w:spacing w:after="0" w:before="0"/>
-            </w:pPr>
-          </w:p>
-          <w:p>
-            <w:pPr>
-              <w:spacing w:after="0"/>
-            </w:pPr>
-            <w:r>
-              <w:rPr>
-                <w:rFonts w:ascii="宋体" w:hAnsi="宋体" w:eastAsia="宋体"/>
-                <w:b w:val="0"/>
-                <w:sz w:val="19"/>
-              </w:rPr>
-              <w:t>未覆盖小区需求登记</w:t>
+              <w:t>开放</w:t>
             </w:r>
           </w:p>
         </w:tc>
@@ -3646,7 +4268,7 @@
       <w:tr>
         <w:tc>
           <w:tcPr>
-            <w:tcW w:type="dxa" w:w="2160"/>
+            <w:tcW w:type="dxa" w:w="2880"/>
           </w:tcPr>
           <w:p>
             <w:pPr>
@@ -3663,13 +4285,13 @@
                 <w:b w:val="0"/>
                 <w:sz w:val="19"/>
               </w:rPr>
-              <w:t>POST</w:t>
+              <w:t>派单</w:t>
             </w:r>
           </w:p>
         </w:tc>
         <w:tc>
           <w:tcPr>
-            <w:tcW w:type="dxa" w:w="2160"/>
+            <w:tcW w:type="dxa" w:w="2880"/>
           </w:tcPr>
           <w:p>
             <w:pPr>
@@ -3686,13 +4308,29 @@
                 <w:b w:val="0"/>
                 <w:sz w:val="19"/>
               </w:rPr>
-              <w:t>/api/dispatch/run</w:t>
+              <w:t>POST /api/dispatch/run</w:t>
+            </w:r>
+            <w:r>
+              <w:rPr>
+                <w:rFonts w:ascii="宋体" w:hAnsi="宋体" w:eastAsia="宋体"/>
+                <w:b w:val="0"/>
+                <w:sz w:val="19"/>
+              </w:rPr>
+              <w:t xml:space="preserve"> · </w:t>
+            </w:r>
+            <w:r>
+              <w:rPr>
+                <w:rFonts w:ascii="Consolas" w:hAnsi="Consolas" w:eastAsia="Consolas"/>
+                <w:b w:val="0"/>
+                <w:sz w:val="19"/>
+              </w:rPr>
+              <w:t>GET /api/dispatch/capacity</w:t>
             </w:r>
           </w:p>
         </w:tc>
         <w:tc>
           <w:tcPr>
-            <w:tcW w:type="dxa" w:w="2160"/>
+            <w:tcW w:type="dxa" w:w="2880"/>
           </w:tcPr>
           <w:p>
             <w:pPr>
@@ -3705,34 +4343,27 @@
             </w:pPr>
             <w:r>
               <w:rPr>
+                <w:rFonts w:ascii="Consolas" w:hAnsi="Consolas" w:eastAsia="Consolas"/>
+                <w:b w:val="0"/>
+                <w:sz w:val="19"/>
+              </w:rPr>
+              <w:t>dispatch:run</w:t>
+            </w:r>
+            <w:r>
+              <w:rPr>
                 <w:rFonts w:ascii="宋体" w:hAnsi="宋体" w:eastAsia="宋体"/>
                 <w:b w:val="0"/>
                 <w:sz w:val="19"/>
               </w:rPr>
-              <w:t>dispatch</w:t>
-            </w:r>
-          </w:p>
-        </w:tc>
-        <w:tc>
-          <w:tcPr>
-            <w:tcW w:type="dxa" w:w="2160"/>
-          </w:tcPr>
-          <w:p>
-            <w:pPr>
-              <w:spacing w:after="0" w:before="0"/>
-            </w:pPr>
-          </w:p>
-          <w:p>
-            <w:pPr>
-              <w:spacing w:after="0"/>
-            </w:pPr>
-            <w:r>
-              <w:rPr>
-                <w:rFonts w:ascii="宋体" w:hAnsi="宋体" w:eastAsia="宋体"/>
-                <w:b w:val="0"/>
-                <w:sz w:val="19"/>
-              </w:rPr>
-              <w:t>执行派单（相邻聚类 + 容量校验 + 超容拦截）</w:t>
+              <w:t xml:space="preserve"> / </w:t>
+            </w:r>
+            <w:r>
+              <w:rPr>
+                <w:rFonts w:ascii="Consolas" w:hAnsi="Consolas" w:eastAsia="Consolas"/>
+                <w:b w:val="0"/>
+                <w:sz w:val="19"/>
+              </w:rPr>
+              <w:t>workorder:view</w:t>
             </w:r>
           </w:p>
         </w:tc>
@@ -3740,7 +4371,7 @@
       <w:tr>
         <w:tc>
           <w:tcPr>
-            <w:tcW w:type="dxa" w:w="2160"/>
+            <w:tcW w:type="dxa" w:w="2880"/>
             <w:shd w:val="clear" w:color="auto" w:fill="F4F7FB"/>
           </w:tcPr>
           <w:p>
@@ -3758,13 +4389,13 @@
                 <w:b w:val="0"/>
                 <w:sz w:val="19"/>
               </w:rPr>
-              <w:t>GET</w:t>
+              <w:t>装维 SLA</w:t>
             </w:r>
           </w:p>
         </w:tc>
         <w:tc>
           <w:tcPr>
-            <w:tcW w:type="dxa" w:w="2160"/>
+            <w:tcW w:type="dxa" w:w="2880"/>
             <w:shd w:val="clear" w:color="auto" w:fill="F4F7FB"/>
           </w:tcPr>
           <w:p>
@@ -3782,13 +4413,77 @@
                 <w:b w:val="0"/>
                 <w:sz w:val="19"/>
               </w:rPr>
-              <w:t>/api/dispatch/capacity?timeSlot=</w:t>
+              <w:t>POST /api/sla/evaluate</w:t>
+            </w:r>
+            <w:r>
+              <w:rPr>
+                <w:rFonts w:ascii="宋体" w:hAnsi="宋体" w:eastAsia="宋体"/>
+                <w:b w:val="0"/>
+                <w:sz w:val="19"/>
+              </w:rPr>
+              <w:t xml:space="preserve"> · </w:t>
+            </w:r>
+            <w:r>
+              <w:rPr>
+                <w:rFonts w:ascii="Consolas" w:hAnsi="Consolas" w:eastAsia="Consolas"/>
+                <w:b w:val="0"/>
+                <w:sz w:val="19"/>
+              </w:rPr>
+              <w:t>POST /api/sla/evaluate-batch</w:t>
+            </w:r>
+            <w:r>
+              <w:rPr>
+                <w:rFonts w:ascii="宋体" w:hAnsi="宋体" w:eastAsia="宋体"/>
+                <w:b w:val="0"/>
+                <w:sz w:val="19"/>
+              </w:rPr>
+              <w:t xml:space="preserve"> · </w:t>
+            </w:r>
+            <w:r>
+              <w:rPr>
+                <w:rFonts w:ascii="Consolas" w:hAnsi="Consolas" w:eastAsia="Consolas"/>
+                <w:b w:val="0"/>
+                <w:sz w:val="19"/>
+              </w:rPr>
+              <w:t>GET /api/sla/board</w:t>
+            </w:r>
+            <w:r>
+              <w:rPr>
+                <w:rFonts w:ascii="宋体" w:hAnsi="宋体" w:eastAsia="宋体"/>
+                <w:b w:val="0"/>
+                <w:sz w:val="19"/>
+              </w:rPr>
+              <w:t xml:space="preserve"> · </w:t>
+            </w:r>
+            <w:r>
+              <w:rPr>
+                <w:rFonts w:ascii="Consolas" w:hAnsi="Consolas" w:eastAsia="Consolas"/>
+                <w:b w:val="0"/>
+                <w:sz w:val="19"/>
+              </w:rPr>
+              <w:t>GET /api/sla/rules</w:t>
+            </w:r>
+            <w:r>
+              <w:rPr>
+                <w:rFonts w:ascii="宋体" w:hAnsi="宋体" w:eastAsia="宋体"/>
+                <w:b w:val="0"/>
+                <w:sz w:val="19"/>
+              </w:rPr>
+              <w:t xml:space="preserve"> · </w:t>
+            </w:r>
+            <w:r>
+              <w:rPr>
+                <w:rFonts w:ascii="Consolas" w:hAnsi="Consolas" w:eastAsia="Consolas"/>
+                <w:b w:val="0"/>
+                <w:sz w:val="19"/>
+              </w:rPr>
+              <w:t>GET /api/sla/compensations</w:t>
             </w:r>
           </w:p>
         </w:tc>
         <w:tc>
           <w:tcPr>
-            <w:tcW w:type="dxa" w:w="2160"/>
+            <w:tcW w:type="dxa" w:w="2880"/>
             <w:shd w:val="clear" w:color="auto" w:fill="F4F7FB"/>
           </w:tcPr>
           <w:p>
@@ -3802,35 +4497,11 @@
             </w:pPr>
             <w:r>
               <w:rPr>
-                <w:rFonts w:ascii="宋体" w:hAnsi="宋体" w:eastAsia="宋体"/>
-                <w:b w:val="0"/>
-                <w:sz w:val="19"/>
-              </w:rPr>
-              <w:t>dispatch</w:t>
-            </w:r>
-          </w:p>
-        </w:tc>
-        <w:tc>
-          <w:tcPr>
-            <w:tcW w:type="dxa" w:w="2160"/>
-            <w:shd w:val="clear" w:color="auto" w:fill="F4F7FB"/>
-          </w:tcPr>
-          <w:p>
-            <w:pPr>
-              <w:spacing w:after="0" w:before="0"/>
-            </w:pPr>
-          </w:p>
-          <w:p>
-            <w:pPr>
-              <w:spacing w:after="0"/>
-            </w:pPr>
-            <w:r>
-              <w:rPr>
-                <w:rFonts w:ascii="宋体" w:hAnsi="宋体" w:eastAsia="宋体"/>
-                <w:b w:val="0"/>
-                <w:sz w:val="19"/>
-              </w:rPr>
-              <w:t>时段容量看板</w:t>
+                <w:rFonts w:ascii="Consolas" w:hAnsi="Consolas" w:eastAsia="Consolas"/>
+                <w:b w:val="0"/>
+                <w:sz w:val="19"/>
+              </w:rPr>
+              <w:t>sla:view</w:t>
             </w:r>
           </w:p>
         </w:tc>
@@ -3838,7 +4509,7 @@
       <w:tr>
         <w:tc>
           <w:tcPr>
-            <w:tcW w:type="dxa" w:w="2160"/>
+            <w:tcW w:type="dxa" w:w="2880"/>
           </w:tcPr>
           <w:p>
             <w:pPr>
@@ -3855,13 +4526,13 @@
                 <w:b w:val="0"/>
                 <w:sz w:val="19"/>
               </w:rPr>
-              <w:t>GET</w:t>
+              <w:t>套餐（C 端开放）</w:t>
             </w:r>
           </w:p>
         </w:tc>
         <w:tc>
           <w:tcPr>
-            <w:tcW w:type="dxa" w:w="2160"/>
+            <w:tcW w:type="dxa" w:w="2880"/>
           </w:tcPr>
           <w:p>
             <w:pPr>
@@ -3878,13 +4549,45 @@
                 <w:b w:val="0"/>
                 <w:sz w:val="19"/>
               </w:rPr>
-              <w:t>/api/package/detail?id=</w:t>
+              <w:t>GET /api/package/detail</w:t>
+            </w:r>
+            <w:r>
+              <w:rPr>
+                <w:rFonts w:ascii="宋体" w:hAnsi="宋体" w:eastAsia="宋体"/>
+                <w:b w:val="0"/>
+                <w:sz w:val="19"/>
+              </w:rPr>
+              <w:t xml:space="preserve"> · </w:t>
+            </w:r>
+            <w:r>
+              <w:rPr>
+                <w:rFonts w:ascii="Consolas" w:hAnsi="Consolas" w:eastAsia="Consolas"/>
+                <w:b w:val="0"/>
+                <w:sz w:val="19"/>
+              </w:rPr>
+              <w:t>GET /api/package/upgrade-options</w:t>
+            </w:r>
+            <w:r>
+              <w:rPr>
+                <w:rFonts w:ascii="宋体" w:hAnsi="宋体" w:eastAsia="宋体"/>
+                <w:b w:val="0"/>
+                <w:sz w:val="19"/>
+              </w:rPr>
+              <w:t xml:space="preserve"> · </w:t>
+            </w:r>
+            <w:r>
+              <w:rPr>
+                <w:rFonts w:ascii="Consolas" w:hAnsi="Consolas" w:eastAsia="Consolas"/>
+                <w:b w:val="0"/>
+                <w:sz w:val="19"/>
+              </w:rPr>
+              <w:t>POST /api/package/upgrade</w:t>
             </w:r>
           </w:p>
         </w:tc>
         <w:tc>
           <w:tcPr>
-            <w:tcW w:type="dxa" w:w="2160"/>
+            <w:tcW w:type="dxa" w:w="2880"/>
           </w:tcPr>
           <w:p>
             <w:pPr>
@@ -3901,30 +4604,7 @@
                 <w:b w:val="0"/>
                 <w:sz w:val="19"/>
               </w:rPr>
-              <w:t>pkg</w:t>
-            </w:r>
-          </w:p>
-        </w:tc>
-        <w:tc>
-          <w:tcPr>
-            <w:tcW w:type="dxa" w:w="2160"/>
-          </w:tcPr>
-          <w:p>
-            <w:pPr>
-              <w:spacing w:after="0" w:before="0"/>
-            </w:pPr>
-          </w:p>
-          <w:p>
-            <w:pPr>
-              <w:spacing w:after="0"/>
-            </w:pPr>
-            <w:r>
-              <w:rPr>
-                <w:rFonts w:ascii="宋体" w:hAnsi="宋体" w:eastAsia="宋体"/>
-                <w:b w:val="0"/>
-                <w:sz w:val="19"/>
-              </w:rPr>
-              <w:t>融合套餐详情（主图/轮播/组成/动态参数）</w:t>
+              <w:t>开放</w:t>
             </w:r>
           </w:p>
         </w:tc>
@@ -3932,7 +4612,7 @@
       <w:tr>
         <w:tc>
           <w:tcPr>
-            <w:tcW w:type="dxa" w:w="2160"/>
+            <w:tcW w:type="dxa" w:w="2880"/>
             <w:shd w:val="clear" w:color="auto" w:fill="F4F7FB"/>
           </w:tcPr>
           <w:p>
@@ -3950,13 +4630,13 @@
                 <w:b w:val="0"/>
                 <w:sz w:val="19"/>
               </w:rPr>
-              <w:t>GET</w:t>
+              <w:t>流量（C 端开放）</w:t>
             </w:r>
           </w:p>
         </w:tc>
         <w:tc>
           <w:tcPr>
-            <w:tcW w:type="dxa" w:w="2160"/>
+            <w:tcW w:type="dxa" w:w="2880"/>
             <w:shd w:val="clear" w:color="auto" w:fill="F4F7FB"/>
           </w:tcPr>
           <w:p>
@@ -3974,13 +4654,13 @@
                 <w:b w:val="0"/>
                 <w:sz w:val="19"/>
               </w:rPr>
-              <w:t>/api/package/upgrade-options?customerId=</w:t>
+              <w:t>GET /api/traffic/usage</w:t>
             </w:r>
           </w:p>
         </w:tc>
         <w:tc>
           <w:tcPr>
-            <w:tcW w:type="dxa" w:w="2160"/>
+            <w:tcW w:type="dxa" w:w="2880"/>
             <w:shd w:val="clear" w:color="auto" w:fill="F4F7FB"/>
           </w:tcPr>
           <w:p>
@@ -3998,31 +4678,7 @@
                 <w:b w:val="0"/>
                 <w:sz w:val="19"/>
               </w:rPr>
-              <w:t>pkg</w:t>
-            </w:r>
-          </w:p>
-        </w:tc>
-        <w:tc>
-          <w:tcPr>
-            <w:tcW w:type="dxa" w:w="2160"/>
-            <w:shd w:val="clear" w:color="auto" w:fill="F4F7FB"/>
-          </w:tcPr>
-          <w:p>
-            <w:pPr>
-              <w:spacing w:after="0" w:before="0"/>
-            </w:pPr>
-          </w:p>
-          <w:p>
-            <w:pPr>
-              <w:spacing w:after="0"/>
-            </w:pPr>
-            <w:r>
-              <w:rPr>
-                <w:rFonts w:ascii="宋体" w:hAnsi="宋体" w:eastAsia="宋体"/>
-                <w:b w:val="0"/>
-                <w:sz w:val="19"/>
-              </w:rPr>
-              <w:t>升档/加购选项与加价</w:t>
+              <w:t>开放</w:t>
             </w:r>
           </w:p>
         </w:tc>
@@ -4030,7 +4686,7 @@
       <w:tr>
         <w:tc>
           <w:tcPr>
-            <w:tcW w:type="dxa" w:w="2160"/>
+            <w:tcW w:type="dxa" w:w="2880"/>
           </w:tcPr>
           <w:p>
             <w:pPr>
@@ -4047,13 +4703,13 @@
                 <w:b w:val="0"/>
                 <w:sz w:val="19"/>
               </w:rPr>
-              <w:t>POST</w:t>
+              <w:t>后台 · 小区</w:t>
             </w:r>
           </w:p>
         </w:tc>
         <w:tc>
           <w:tcPr>
-            <w:tcW w:type="dxa" w:w="2160"/>
+            <w:tcW w:type="dxa" w:w="2880"/>
           </w:tcPr>
           <w:p>
             <w:pPr>
@@ -4070,13 +4726,29 @@
                 <w:b w:val="0"/>
                 <w:sz w:val="19"/>
               </w:rPr>
-              <w:t>/api/package/upgrade</w:t>
+              <w:t>GET /api/admin/communities</w:t>
+            </w:r>
+            <w:r>
+              <w:rPr>
+                <w:rFonts w:ascii="宋体" w:hAnsi="宋体" w:eastAsia="宋体"/>
+                <w:b w:val="0"/>
+                <w:sz w:val="19"/>
+              </w:rPr>
+              <w:t xml:space="preserve"> · </w:t>
+            </w:r>
+            <w:r>
+              <w:rPr>
+                <w:rFonts w:ascii="Consolas" w:hAnsi="Consolas" w:eastAsia="Consolas"/>
+                <w:b w:val="0"/>
+                <w:sz w:val="19"/>
+              </w:rPr>
+              <w:t>POST /api/admin/communities</w:t>
             </w:r>
           </w:p>
         </w:tc>
         <w:tc>
           <w:tcPr>
-            <w:tcW w:type="dxa" w:w="2160"/>
+            <w:tcW w:type="dxa" w:w="2880"/>
           </w:tcPr>
           <w:p>
             <w:pPr>
@@ -4089,34 +4761,27 @@
             </w:pPr>
             <w:r>
               <w:rPr>
+                <w:rFonts w:ascii="Consolas" w:hAnsi="Consolas" w:eastAsia="Consolas"/>
+                <w:b w:val="0"/>
+                <w:sz w:val="19"/>
+              </w:rPr>
+              <w:t>community:view</w:t>
+            </w:r>
+            <w:r>
+              <w:rPr>
                 <w:rFonts w:ascii="宋体" w:hAnsi="宋体" w:eastAsia="宋体"/>
                 <w:b w:val="0"/>
                 <w:sz w:val="19"/>
               </w:rPr>
-              <w:t>pkg</w:t>
-            </w:r>
-          </w:p>
-        </w:tc>
-        <w:tc>
-          <w:tcPr>
-            <w:tcW w:type="dxa" w:w="2160"/>
-          </w:tcPr>
-          <w:p>
-            <w:pPr>
-              <w:spacing w:after="0" w:before="0"/>
-            </w:pPr>
-          </w:p>
-          <w:p>
-            <w:pPr>
-              <w:spacing w:after="0"/>
-            </w:pPr>
-            <w:r>
-              <w:rPr>
-                <w:rFonts w:ascii="宋体" w:hAnsi="宋体" w:eastAsia="宋体"/>
-                <w:b w:val="0"/>
-                <w:sz w:val="19"/>
-              </w:rPr>
-              <w:t>提交升档，返回补差预览</w:t>
+              <w:t xml:space="preserve"> / </w:t>
+            </w:r>
+            <w:r>
+              <w:rPr>
+                <w:rFonts w:ascii="Consolas" w:hAnsi="Consolas" w:eastAsia="Consolas"/>
+                <w:b w:val="0"/>
+                <w:sz w:val="19"/>
+              </w:rPr>
+              <w:t>community:edit</w:t>
             </w:r>
           </w:p>
         </w:tc>
@@ -4124,7 +4789,7 @@
       <w:tr>
         <w:tc>
           <w:tcPr>
-            <w:tcW w:type="dxa" w:w="2160"/>
+            <w:tcW w:type="dxa" w:w="2880"/>
             <w:shd w:val="clear" w:color="auto" w:fill="F4F7FB"/>
           </w:tcPr>
           <w:p>
@@ -4142,13 +4807,13 @@
                 <w:b w:val="0"/>
                 <w:sz w:val="19"/>
               </w:rPr>
-              <w:t>POST</w:t>
+              <w:t>后台 · 工单与师傅</w:t>
             </w:r>
           </w:p>
         </w:tc>
         <w:tc>
           <w:tcPr>
-            <w:tcW w:type="dxa" w:w="2160"/>
+            <w:tcW w:type="dxa" w:w="2880"/>
             <w:shd w:val="clear" w:color="auto" w:fill="F4F7FB"/>
           </w:tcPr>
           <w:p>
@@ -4166,13 +4831,61 @@
                 <w:b w:val="0"/>
                 <w:sz w:val="19"/>
               </w:rPr>
-              <w:t>/api/sla/evaluate</w:t>
+              <w:t>GET /api/admin/work-orders</w:t>
+            </w:r>
+            <w:r>
+              <w:rPr>
+                <w:rFonts w:ascii="宋体" w:hAnsi="宋体" w:eastAsia="宋体"/>
+                <w:b w:val="0"/>
+                <w:sz w:val="19"/>
+              </w:rPr>
+              <w:t xml:space="preserve"> · </w:t>
+            </w:r>
+            <w:r>
+              <w:rPr>
+                <w:rFonts w:ascii="Consolas" w:hAnsi="Consolas" w:eastAsia="Consolas"/>
+                <w:b w:val="0"/>
+                <w:sz w:val="19"/>
+              </w:rPr>
+              <w:t>POST /api/admin/work-orders/reset</w:t>
+            </w:r>
+            <w:r>
+              <w:rPr>
+                <w:rFonts w:ascii="宋体" w:hAnsi="宋体" w:eastAsia="宋体"/>
+                <w:b w:val="0"/>
+                <w:sz w:val="19"/>
+              </w:rPr>
+              <w:t xml:space="preserve"> · </w:t>
+            </w:r>
+            <w:r>
+              <w:rPr>
+                <w:rFonts w:ascii="Consolas" w:hAnsi="Consolas" w:eastAsia="Consolas"/>
+                <w:b w:val="0"/>
+                <w:sz w:val="19"/>
+              </w:rPr>
+              <w:t>GET /api/admin/workers</w:t>
+            </w:r>
+            <w:r>
+              <w:rPr>
+                <w:rFonts w:ascii="宋体" w:hAnsi="宋体" w:eastAsia="宋体"/>
+                <w:b w:val="0"/>
+                <w:sz w:val="19"/>
+              </w:rPr>
+              <w:t xml:space="preserve"> · </w:t>
+            </w:r>
+            <w:r>
+              <w:rPr>
+                <w:rFonts w:ascii="Consolas" w:hAnsi="Consolas" w:eastAsia="Consolas"/>
+                <w:b w:val="0"/>
+                <w:sz w:val="19"/>
+              </w:rPr>
+              <w:t>POST /api/admin/worker-capacity</w:t>
             </w:r>
           </w:p>
         </w:tc>
         <w:tc>
           <w:tcPr>
-            <w:tcW w:type="dxa" w:w="2160"/>
+            <w:tcW w:type="dxa" w:w="2880"/>
             <w:shd w:val="clear" w:color="auto" w:fill="F4F7FB"/>
           </w:tcPr>
           <w:p>
@@ -4186,35 +4899,43 @@
             </w:pPr>
             <w:r>
               <w:rPr>
+                <w:rFonts w:ascii="Consolas" w:hAnsi="Consolas" w:eastAsia="Consolas"/>
+                <w:b w:val="0"/>
+                <w:sz w:val="19"/>
+              </w:rPr>
+              <w:t>workorder:view</w:t>
+            </w:r>
+            <w:r>
+              <w:rPr>
                 <w:rFonts w:ascii="宋体" w:hAnsi="宋体" w:eastAsia="宋体"/>
                 <w:b w:val="0"/>
                 <w:sz w:val="19"/>
               </w:rPr>
-              <w:t>sla</w:t>
-            </w:r>
-          </w:p>
-        </w:tc>
-        <w:tc>
-          <w:tcPr>
-            <w:tcW w:type="dxa" w:w="2160"/>
-            <w:shd w:val="clear" w:color="auto" w:fill="F4F7FB"/>
-          </w:tcPr>
-          <w:p>
-            <w:pPr>
-              <w:spacing w:after="0" w:before="0"/>
-            </w:pPr>
-          </w:p>
-          <w:p>
-            <w:pPr>
-              <w:spacing w:after="0"/>
-            </w:pPr>
+              <w:t xml:space="preserve"> / </w:t>
+            </w:r>
+            <w:r>
+              <w:rPr>
+                <w:rFonts w:ascii="Consolas" w:hAnsi="Consolas" w:eastAsia="Consolas"/>
+                <w:b w:val="0"/>
+                <w:sz w:val="19"/>
+              </w:rPr>
+              <w:t>dispatch:run</w:t>
+            </w:r>
             <w:r>
               <w:rPr>
                 <w:rFonts w:ascii="宋体" w:hAnsi="宋体" w:eastAsia="宋体"/>
                 <w:b w:val="0"/>
                 <w:sz w:val="19"/>
               </w:rPr>
-              <w:t>单条工单 SLA 评估（自动落库）</w:t>
+              <w:t xml:space="preserve"> / </w:t>
+            </w:r>
+            <w:r>
+              <w:rPr>
+                <w:rFonts w:ascii="Consolas" w:hAnsi="Consolas" w:eastAsia="Consolas"/>
+                <w:b w:val="0"/>
+                <w:sz w:val="19"/>
+              </w:rPr>
+              <w:t>capacity:config</w:t>
             </w:r>
           </w:p>
         </w:tc>
@@ -4222,7 +4943,7 @@
       <w:tr>
         <w:tc>
           <w:tcPr>
-            <w:tcW w:type="dxa" w:w="2160"/>
+            <w:tcW w:type="dxa" w:w="2880"/>
           </w:tcPr>
           <w:p>
             <w:pPr>
@@ -4239,13 +4960,13 @@
                 <w:b w:val="0"/>
                 <w:sz w:val="19"/>
               </w:rPr>
-              <w:t>POST</w:t>
+              <w:t>后台 · 客户与套餐</w:t>
             </w:r>
           </w:p>
         </w:tc>
         <w:tc>
           <w:tcPr>
-            <w:tcW w:type="dxa" w:w="2160"/>
+            <w:tcW w:type="dxa" w:w="2880"/>
           </w:tcPr>
           <w:p>
             <w:pPr>
@@ -4262,13 +4983,45 @@
                 <w:b w:val="0"/>
                 <w:sz w:val="19"/>
               </w:rPr>
-              <w:t>/api/sla/evaluate-batch</w:t>
+              <w:t>GET /api/admin/customers</w:t>
+            </w:r>
+            <w:r>
+              <w:rPr>
+                <w:rFonts w:ascii="宋体" w:hAnsi="宋体" w:eastAsia="宋体"/>
+                <w:b w:val="0"/>
+                <w:sz w:val="19"/>
+              </w:rPr>
+              <w:t xml:space="preserve"> · </w:t>
+            </w:r>
+            <w:r>
+              <w:rPr>
+                <w:rFonts w:ascii="Consolas" w:hAnsi="Consolas" w:eastAsia="Consolas"/>
+                <w:b w:val="0"/>
+                <w:sz w:val="19"/>
+              </w:rPr>
+              <w:t>GET /api/admin/packages</w:t>
+            </w:r>
+            <w:r>
+              <w:rPr>
+                <w:rFonts w:ascii="宋体" w:hAnsi="宋体" w:eastAsia="宋体"/>
+                <w:b w:val="0"/>
+                <w:sz w:val="19"/>
+              </w:rPr>
+              <w:t xml:space="preserve"> · </w:t>
+            </w:r>
+            <w:r>
+              <w:rPr>
+                <w:rFonts w:ascii="Consolas" w:hAnsi="Consolas" w:eastAsia="Consolas"/>
+                <w:b w:val="0"/>
+                <w:sz w:val="19"/>
+              </w:rPr>
+              <w:t>POST /api/admin/packages</w:t>
             </w:r>
           </w:p>
         </w:tc>
         <w:tc>
           <w:tcPr>
-            <w:tcW w:type="dxa" w:w="2160"/>
+            <w:tcW w:type="dxa" w:w="2880"/>
           </w:tcPr>
           <w:p>
             <w:pPr>
@@ -4281,34 +5034,43 @@
             </w:pPr>
             <w:r>
               <w:rPr>
+                <w:rFonts w:ascii="Consolas" w:hAnsi="Consolas" w:eastAsia="Consolas"/>
+                <w:b w:val="0"/>
+                <w:sz w:val="19"/>
+              </w:rPr>
+              <w:t>customer:view</w:t>
+            </w:r>
+            <w:r>
+              <w:rPr>
                 <w:rFonts w:ascii="宋体" w:hAnsi="宋体" w:eastAsia="宋体"/>
                 <w:b w:val="0"/>
                 <w:sz w:val="19"/>
               </w:rPr>
-              <w:t>sla</w:t>
-            </w:r>
-          </w:p>
-        </w:tc>
-        <w:tc>
-          <w:tcPr>
-            <w:tcW w:type="dxa" w:w="2160"/>
-          </w:tcPr>
-          <w:p>
-            <w:pPr>
-              <w:spacing w:after="0" w:before="0"/>
-            </w:pPr>
-          </w:p>
-          <w:p>
-            <w:pPr>
-              <w:spacing w:after="0"/>
-            </w:pPr>
+              <w:t xml:space="preserve"> / </w:t>
+            </w:r>
+            <w:r>
+              <w:rPr>
+                <w:rFonts w:ascii="Consolas" w:hAnsi="Consolas" w:eastAsia="Consolas"/>
+                <w:b w:val="0"/>
+                <w:sz w:val="19"/>
+              </w:rPr>
+              <w:t>package:view</w:t>
+            </w:r>
             <w:r>
               <w:rPr>
                 <w:rFonts w:ascii="宋体" w:hAnsi="宋体" w:eastAsia="宋体"/>
                 <w:b w:val="0"/>
                 <w:sz w:val="19"/>
               </w:rPr>
-              <w:t>批量评估</w:t>
+              <w:t xml:space="preserve"> / </w:t>
+            </w:r>
+            <w:r>
+              <w:rPr>
+                <w:rFonts w:ascii="Consolas" w:hAnsi="Consolas" w:eastAsia="Consolas"/>
+                <w:b w:val="0"/>
+                <w:sz w:val="19"/>
+              </w:rPr>
+              <w:t>package:edit</w:t>
             </w:r>
           </w:p>
         </w:tc>
@@ -4316,7 +5078,7 @@
       <w:tr>
         <w:tc>
           <w:tcPr>
-            <w:tcW w:type="dxa" w:w="2160"/>
+            <w:tcW w:type="dxa" w:w="2880"/>
             <w:shd w:val="clear" w:color="auto" w:fill="F4F7FB"/>
           </w:tcPr>
           <w:p>
@@ -4334,13 +5096,13 @@
                 <w:b w:val="0"/>
                 <w:sz w:val="19"/>
               </w:rPr>
-              <w:t>GET</w:t>
+              <w:t>后台 · 升级/评价/销售/财务</w:t>
             </w:r>
           </w:p>
         </w:tc>
         <w:tc>
           <w:tcPr>
-            <w:tcW w:type="dxa" w:w="2160"/>
+            <w:tcW w:type="dxa" w:w="2880"/>
             <w:shd w:val="clear" w:color="auto" w:fill="F4F7FB"/>
           </w:tcPr>
           <w:p>
@@ -4358,13 +5120,77 @@
                 <w:b w:val="0"/>
                 <w:sz w:val="19"/>
               </w:rPr>
-              <w:t>/api/sla/board</w:t>
+              <w:t>GET /api/admin/upgrade-orders</w:t>
+            </w:r>
+            <w:r>
+              <w:rPr>
+                <w:rFonts w:ascii="宋体" w:hAnsi="宋体" w:eastAsia="宋体"/>
+                <w:b w:val="0"/>
+                <w:sz w:val="19"/>
+              </w:rPr>
+              <w:t xml:space="preserve"> · </w:t>
+            </w:r>
+            <w:r>
+              <w:rPr>
+                <w:rFonts w:ascii="Consolas" w:hAnsi="Consolas" w:eastAsia="Consolas"/>
+                <w:b w:val="0"/>
+                <w:sz w:val="19"/>
+              </w:rPr>
+              <w:t>GET /api/admin/reviews</w:t>
+            </w:r>
+            <w:r>
+              <w:rPr>
+                <w:rFonts w:ascii="宋体" w:hAnsi="宋体" w:eastAsia="宋体"/>
+                <w:b w:val="0"/>
+                <w:sz w:val="19"/>
+              </w:rPr>
+              <w:t xml:space="preserve"> · </w:t>
+            </w:r>
+            <w:r>
+              <w:rPr>
+                <w:rFonts w:ascii="Consolas" w:hAnsi="Consolas" w:eastAsia="Consolas"/>
+                <w:b w:val="0"/>
+                <w:sz w:val="19"/>
+              </w:rPr>
+              <w:t>PUT /api/admin/reviews/{id}/close</w:t>
+            </w:r>
+            <w:r>
+              <w:rPr>
+                <w:rFonts w:ascii="宋体" w:hAnsi="宋体" w:eastAsia="宋体"/>
+                <w:b w:val="0"/>
+                <w:sz w:val="19"/>
+              </w:rPr>
+              <w:t xml:space="preserve"> · </w:t>
+            </w:r>
+            <w:r>
+              <w:rPr>
+                <w:rFonts w:ascii="Consolas" w:hAnsi="Consolas" w:eastAsia="Consolas"/>
+                <w:b w:val="0"/>
+                <w:sz w:val="19"/>
+              </w:rPr>
+              <w:t>GET /api/admin/sales/report</w:t>
+            </w:r>
+            <w:r>
+              <w:rPr>
+                <w:rFonts w:ascii="宋体" w:hAnsi="宋体" w:eastAsia="宋体"/>
+                <w:b w:val="0"/>
+                <w:sz w:val="19"/>
+              </w:rPr>
+              <w:t xml:space="preserve"> · </w:t>
+            </w:r>
+            <w:r>
+              <w:rPr>
+                <w:rFonts w:ascii="Consolas" w:hAnsi="Consolas" w:eastAsia="Consolas"/>
+                <w:b w:val="0"/>
+                <w:sz w:val="19"/>
+              </w:rPr>
+              <w:t>GET /api/admin/finance/report</w:t>
             </w:r>
           </w:p>
         </w:tc>
         <w:tc>
           <w:tcPr>
-            <w:tcW w:type="dxa" w:w="2160"/>
+            <w:tcW w:type="dxa" w:w="2880"/>
             <w:shd w:val="clear" w:color="auto" w:fill="F4F7FB"/>
           </w:tcPr>
           <w:p>
@@ -4378,35 +5204,59 @@
             </w:pPr>
             <w:r>
               <w:rPr>
+                <w:rFonts w:ascii="Consolas" w:hAnsi="Consolas" w:eastAsia="Consolas"/>
+                <w:b w:val="0"/>
+                <w:sz w:val="19"/>
+              </w:rPr>
+              <w:t>upgrade:view</w:t>
+            </w:r>
+            <w:r>
+              <w:rPr>
                 <w:rFonts w:ascii="宋体" w:hAnsi="宋体" w:eastAsia="宋体"/>
                 <w:b w:val="0"/>
                 <w:sz w:val="19"/>
               </w:rPr>
-              <w:t>sla</w:t>
-            </w:r>
-          </w:p>
-        </w:tc>
-        <w:tc>
-          <w:tcPr>
-            <w:tcW w:type="dxa" w:w="2160"/>
-            <w:shd w:val="clear" w:color="auto" w:fill="F4F7FB"/>
-          </w:tcPr>
-          <w:p>
-            <w:pPr>
-              <w:spacing w:after="0" w:before="0"/>
-            </w:pPr>
-          </w:p>
-          <w:p>
-            <w:pPr>
-              <w:spacing w:after="0"/>
-            </w:pPr>
+              <w:t xml:space="preserve"> / </w:t>
+            </w:r>
+            <w:r>
+              <w:rPr>
+                <w:rFonts w:ascii="Consolas" w:hAnsi="Consolas" w:eastAsia="Consolas"/>
+                <w:b w:val="0"/>
+                <w:sz w:val="19"/>
+              </w:rPr>
+              <w:t>review:view</w:t>
+            </w:r>
             <w:r>
               <w:rPr>
                 <w:rFonts w:ascii="宋体" w:hAnsi="宋体" w:eastAsia="宋体"/>
                 <w:b w:val="0"/>
                 <w:sz w:val="19"/>
               </w:rPr>
-              <w:t>SLA 看板聚合</w:t>
+              <w:t xml:space="preserve"> / </w:t>
+            </w:r>
+            <w:r>
+              <w:rPr>
+                <w:rFonts w:ascii="Consolas" w:hAnsi="Consolas" w:eastAsia="Consolas"/>
+                <w:b w:val="0"/>
+                <w:sz w:val="19"/>
+              </w:rPr>
+              <w:t>sales:view</w:t>
+            </w:r>
+            <w:r>
+              <w:rPr>
+                <w:rFonts w:ascii="宋体" w:hAnsi="宋体" w:eastAsia="宋体"/>
+                <w:b w:val="0"/>
+                <w:sz w:val="19"/>
+              </w:rPr>
+              <w:t xml:space="preserve"> / </w:t>
+            </w:r>
+            <w:r>
+              <w:rPr>
+                <w:rFonts w:ascii="Consolas" w:hAnsi="Consolas" w:eastAsia="Consolas"/>
+                <w:b w:val="0"/>
+                <w:sz w:val="19"/>
+              </w:rPr>
+              <w:t>finance:view</w:t>
             </w:r>
           </w:p>
         </w:tc>
@@ -4414,7 +5264,7 @@
       <w:tr>
         <w:tc>
           <w:tcPr>
-            <w:tcW w:type="dxa" w:w="2160"/>
+            <w:tcW w:type="dxa" w:w="2880"/>
           </w:tcPr>
           <w:p>
             <w:pPr>
@@ -4431,13 +5281,13 @@
                 <w:b w:val="0"/>
                 <w:sz w:val="19"/>
               </w:rPr>
-              <w:t>GET</w:t>
+              <w:t>后台 · 平台聚合</w:t>
             </w:r>
           </w:p>
         </w:tc>
         <w:tc>
           <w:tcPr>
-            <w:tcW w:type="dxa" w:w="2160"/>
+            <w:tcW w:type="dxa" w:w="2880"/>
           </w:tcPr>
           <w:p>
             <w:pPr>
@@ -4454,13 +5304,77 @@
                 <w:b w:val="0"/>
                 <w:sz w:val="19"/>
               </w:rPr>
-              <w:t>/api/sla/rules</w:t>
+              <w:t>GET /api/admin/dashboard/stats</w:t>
+            </w:r>
+            <w:r>
+              <w:rPr>
+                <w:rFonts w:ascii="宋体" w:hAnsi="宋体" w:eastAsia="宋体"/>
+                <w:b w:val="0"/>
+                <w:sz w:val="19"/>
+              </w:rPr>
+              <w:t xml:space="preserve"> · </w:t>
+            </w:r>
+            <w:r>
+              <w:rPr>
+                <w:rFonts w:ascii="Consolas" w:hAnsi="Consolas" w:eastAsia="Consolas"/>
+                <w:b w:val="0"/>
+                <w:sz w:val="19"/>
+              </w:rPr>
+              <w:t>/dashboard/recent-orders</w:t>
+            </w:r>
+            <w:r>
+              <w:rPr>
+                <w:rFonts w:ascii="宋体" w:hAnsi="宋体" w:eastAsia="宋体"/>
+                <w:b w:val="0"/>
+                <w:sz w:val="19"/>
+              </w:rPr>
+              <w:t xml:space="preserve"> · </w:t>
+            </w:r>
+            <w:r>
+              <w:rPr>
+                <w:rFonts w:ascii="Consolas" w:hAnsi="Consolas" w:eastAsia="Consolas"/>
+                <w:b w:val="0"/>
+                <w:sz w:val="19"/>
+              </w:rPr>
+              <w:t>/orders</w:t>
+            </w:r>
+            <w:r>
+              <w:rPr>
+                <w:rFonts w:ascii="宋体" w:hAnsi="宋体" w:eastAsia="宋体"/>
+                <w:b w:val="0"/>
+                <w:sz w:val="19"/>
+              </w:rPr>
+              <w:t xml:space="preserve"> · </w:t>
+            </w:r>
+            <w:r>
+              <w:rPr>
+                <w:rFonts w:ascii="Consolas" w:hAnsi="Consolas" w:eastAsia="Consolas"/>
+                <w:b w:val="0"/>
+                <w:sz w:val="19"/>
+              </w:rPr>
+              <w:t>/traffic/overview</w:t>
+            </w:r>
+            <w:r>
+              <w:rPr>
+                <w:rFonts w:ascii="宋体" w:hAnsi="宋体" w:eastAsia="宋体"/>
+                <w:b w:val="0"/>
+                <w:sz w:val="19"/>
+              </w:rPr>
+              <w:t xml:space="preserve"> · </w:t>
+            </w:r>
+            <w:r>
+              <w:rPr>
+                <w:rFonts w:ascii="Consolas" w:hAnsi="Consolas" w:eastAsia="Consolas"/>
+                <w:b w:val="0"/>
+                <w:sz w:val="19"/>
+              </w:rPr>
+              <w:t>/monitor/overview</w:t>
             </w:r>
           </w:p>
         </w:tc>
         <w:tc>
           <w:tcPr>
-            <w:tcW w:type="dxa" w:w="2160"/>
+            <w:tcW w:type="dxa" w:w="2880"/>
           </w:tcPr>
           <w:p>
             <w:pPr>
@@ -4473,34 +5387,59 @@
             </w:pPr>
             <w:r>
               <w:rPr>
+                <w:rFonts w:ascii="Consolas" w:hAnsi="Consolas" w:eastAsia="Consolas"/>
+                <w:b w:val="0"/>
+                <w:sz w:val="19"/>
+              </w:rPr>
+              <w:t>dashboard:view</w:t>
+            </w:r>
+            <w:r>
+              <w:rPr>
                 <w:rFonts w:ascii="宋体" w:hAnsi="宋体" w:eastAsia="宋体"/>
                 <w:b w:val="0"/>
                 <w:sz w:val="19"/>
               </w:rPr>
-              <w:t>sla</w:t>
-            </w:r>
-          </w:p>
-        </w:tc>
-        <w:tc>
-          <w:tcPr>
-            <w:tcW w:type="dxa" w:w="2160"/>
-          </w:tcPr>
-          <w:p>
-            <w:pPr>
-              <w:spacing w:after="0" w:before="0"/>
-            </w:pPr>
-          </w:p>
-          <w:p>
-            <w:pPr>
-              <w:spacing w:after="0"/>
-            </w:pPr>
+              <w:t xml:space="preserve"> / </w:t>
+            </w:r>
+            <w:r>
+              <w:rPr>
+                <w:rFonts w:ascii="Consolas" w:hAnsi="Consolas" w:eastAsia="Consolas"/>
+                <w:b w:val="0"/>
+                <w:sz w:val="19"/>
+              </w:rPr>
+              <w:t>order:view</w:t>
+            </w:r>
             <w:r>
               <w:rPr>
                 <w:rFonts w:ascii="宋体" w:hAnsi="宋体" w:eastAsia="宋体"/>
                 <w:b w:val="0"/>
                 <w:sz w:val="19"/>
               </w:rPr>
-              <w:t>SLA 规则列表</w:t>
+              <w:t xml:space="preserve"> / </w:t>
+            </w:r>
+            <w:r>
+              <w:rPr>
+                <w:rFonts w:ascii="Consolas" w:hAnsi="Consolas" w:eastAsia="Consolas"/>
+                <w:b w:val="0"/>
+                <w:sz w:val="19"/>
+              </w:rPr>
+              <w:t>traffic:view</w:t>
+            </w:r>
+            <w:r>
+              <w:rPr>
+                <w:rFonts w:ascii="宋体" w:hAnsi="宋体" w:eastAsia="宋体"/>
+                <w:b w:val="0"/>
+                <w:sz w:val="19"/>
+              </w:rPr>
+              <w:t xml:space="preserve"> / </w:t>
+            </w:r>
+            <w:r>
+              <w:rPr>
+                <w:rFonts w:ascii="Consolas" w:hAnsi="Consolas" w:eastAsia="Consolas"/>
+                <w:b w:val="0"/>
+                <w:sz w:val="19"/>
+              </w:rPr>
+              <w:t>monitor:view</w:t>
             </w:r>
           </w:p>
         </w:tc>
@@ -4508,7 +5447,7 @@
       <w:tr>
         <w:tc>
           <w:tcPr>
-            <w:tcW w:type="dxa" w:w="2160"/>
+            <w:tcW w:type="dxa" w:w="2880"/>
             <w:shd w:val="clear" w:color="auto" w:fill="F4F7FB"/>
           </w:tcPr>
           <w:p>
@@ -4526,13 +5465,13 @@
                 <w:b w:val="0"/>
                 <w:sz w:val="19"/>
               </w:rPr>
-              <w:t>GET</w:t>
+              <w:t>系统 · 用户</w:t>
             </w:r>
           </w:p>
         </w:tc>
         <w:tc>
           <w:tcPr>
-            <w:tcW w:type="dxa" w:w="2160"/>
+            <w:tcW w:type="dxa" w:w="2880"/>
             <w:shd w:val="clear" w:color="auto" w:fill="F4F7FB"/>
           </w:tcPr>
           <w:p>
@@ -4550,13 +5489,77 @@
                 <w:b w:val="0"/>
                 <w:sz w:val="19"/>
               </w:rPr>
-              <w:t>/api/sla/compensations</w:t>
+              <w:t>GET /api/system/users</w:t>
+            </w:r>
+            <w:r>
+              <w:rPr>
+                <w:rFonts w:ascii="宋体" w:hAnsi="宋体" w:eastAsia="宋体"/>
+                <w:b w:val="0"/>
+                <w:sz w:val="19"/>
+              </w:rPr>
+              <w:t xml:space="preserve"> · </w:t>
+            </w:r>
+            <w:r>
+              <w:rPr>
+                <w:rFonts w:ascii="Consolas" w:hAnsi="Consolas" w:eastAsia="Consolas"/>
+                <w:b w:val="0"/>
+                <w:sz w:val="19"/>
+              </w:rPr>
+              <w:t>POST /api/system/users</w:t>
+            </w:r>
+            <w:r>
+              <w:rPr>
+                <w:rFonts w:ascii="宋体" w:hAnsi="宋体" w:eastAsia="宋体"/>
+                <w:b w:val="0"/>
+                <w:sz w:val="19"/>
+              </w:rPr>
+              <w:t xml:space="preserve"> · </w:t>
+            </w:r>
+            <w:r>
+              <w:rPr>
+                <w:rFonts w:ascii="Consolas" w:hAnsi="Consolas" w:eastAsia="Consolas"/>
+                <w:b w:val="0"/>
+                <w:sz w:val="19"/>
+              </w:rPr>
+              <w:t>PUT /api/system/users/{id}/status</w:t>
+            </w:r>
+            <w:r>
+              <w:rPr>
+                <w:rFonts w:ascii="宋体" w:hAnsi="宋体" w:eastAsia="宋体"/>
+                <w:b w:val="0"/>
+                <w:sz w:val="19"/>
+              </w:rPr>
+              <w:t xml:space="preserve"> · </w:t>
+            </w:r>
+            <w:r>
+              <w:rPr>
+                <w:rFonts w:ascii="Consolas" w:hAnsi="Consolas" w:eastAsia="Consolas"/>
+                <w:b w:val="0"/>
+                <w:sz w:val="19"/>
+              </w:rPr>
+              <w:t>/{id}/roles</w:t>
+            </w:r>
+            <w:r>
+              <w:rPr>
+                <w:rFonts w:ascii="宋体" w:hAnsi="宋体" w:eastAsia="宋体"/>
+                <w:b w:val="0"/>
+                <w:sz w:val="19"/>
+              </w:rPr>
+              <w:t xml:space="preserve"> · </w:t>
+            </w:r>
+            <w:r>
+              <w:rPr>
+                <w:rFonts w:ascii="Consolas" w:hAnsi="Consolas" w:eastAsia="Consolas"/>
+                <w:b w:val="0"/>
+                <w:sz w:val="19"/>
+              </w:rPr>
+              <w:t>/{id}/password</w:t>
             </w:r>
           </w:p>
         </w:tc>
         <w:tc>
           <w:tcPr>
-            <w:tcW w:type="dxa" w:w="2160"/>
+            <w:tcW w:type="dxa" w:w="2880"/>
             <w:shd w:val="clear" w:color="auto" w:fill="F4F7FB"/>
           </w:tcPr>
           <w:p>
@@ -4570,35 +5573,11 @@
             </w:pPr>
             <w:r>
               <w:rPr>
-                <w:rFonts w:ascii="宋体" w:hAnsi="宋体" w:eastAsia="宋体"/>
-                <w:b w:val="0"/>
-                <w:sz w:val="19"/>
-              </w:rPr>
-              <w:t>sla</w:t>
-            </w:r>
-          </w:p>
-        </w:tc>
-        <w:tc>
-          <w:tcPr>
-            <w:tcW w:type="dxa" w:w="2160"/>
-            <w:shd w:val="clear" w:color="auto" w:fill="F4F7FB"/>
-          </w:tcPr>
-          <w:p>
-            <w:pPr>
-              <w:spacing w:after="0" w:before="0"/>
-            </w:pPr>
-          </w:p>
-          <w:p>
-            <w:pPr>
-              <w:spacing w:after="0"/>
-            </w:pPr>
-            <w:r>
-              <w:rPr>
-                <w:rFonts w:ascii="宋体" w:hAnsi="宋体" w:eastAsia="宋体"/>
-                <w:b w:val="0"/>
-                <w:sz w:val="19"/>
-              </w:rPr>
-              <w:t>赔付工单列表</w:t>
+                <w:rFonts w:ascii="Consolas" w:hAnsi="Consolas" w:eastAsia="Consolas"/>
+                <w:b w:val="0"/>
+                <w:sz w:val="19"/>
+              </w:rPr>
+              <w:t>system:user</w:t>
             </w:r>
           </w:p>
         </w:tc>
@@ -4606,7 +5585,7 @@
       <w:tr>
         <w:tc>
           <w:tcPr>
-            <w:tcW w:type="dxa" w:w="2160"/>
+            <w:tcW w:type="dxa" w:w="2880"/>
           </w:tcPr>
           <w:p>
             <w:pPr>
@@ -4623,13 +5602,13 @@
                 <w:b w:val="0"/>
                 <w:sz w:val="19"/>
               </w:rPr>
-              <w:t>GET</w:t>
+              <w:t>系统 · 角色</w:t>
             </w:r>
           </w:p>
         </w:tc>
         <w:tc>
           <w:tcPr>
-            <w:tcW w:type="dxa" w:w="2160"/>
+            <w:tcW w:type="dxa" w:w="2880"/>
           </w:tcPr>
           <w:p>
             <w:pPr>
@@ -4646,13 +5625,45 @@
                 <w:b w:val="0"/>
                 <w:sz w:val="19"/>
               </w:rPr>
-              <w:t>/api/traffic/usage?customerId=</w:t>
+              <w:t>GET /api/system/roles</w:t>
+            </w:r>
+            <w:r>
+              <w:rPr>
+                <w:rFonts w:ascii="宋体" w:hAnsi="宋体" w:eastAsia="宋体"/>
+                <w:b w:val="0"/>
+                <w:sz w:val="19"/>
+              </w:rPr>
+              <w:t xml:space="preserve"> · </w:t>
+            </w:r>
+            <w:r>
+              <w:rPr>
+                <w:rFonts w:ascii="Consolas" w:hAnsi="Consolas" w:eastAsia="Consolas"/>
+                <w:b w:val="0"/>
+                <w:sz w:val="19"/>
+              </w:rPr>
+              <w:t>GET /api/system/roles/{id}/menus</w:t>
+            </w:r>
+            <w:r>
+              <w:rPr>
+                <w:rFonts w:ascii="宋体" w:hAnsi="宋体" w:eastAsia="宋体"/>
+                <w:b w:val="0"/>
+                <w:sz w:val="19"/>
+              </w:rPr>
+              <w:t xml:space="preserve"> · </w:t>
+            </w:r>
+            <w:r>
+              <w:rPr>
+                <w:rFonts w:ascii="Consolas" w:hAnsi="Consolas" w:eastAsia="Consolas"/>
+                <w:b w:val="0"/>
+                <w:sz w:val="19"/>
+              </w:rPr>
+              <w:t>PUT /api/system/roles/{id}/menus</w:t>
             </w:r>
           </w:p>
         </w:tc>
         <w:tc>
           <w:tcPr>
-            <w:tcW w:type="dxa" w:w="2160"/>
+            <w:tcW w:type="dxa" w:w="2880"/>
           </w:tcPr>
           <w:p>
             <w:pPr>
@@ -4665,17 +5676,44 @@
             </w:pPr>
             <w:r>
               <w:rPr>
+                <w:rFonts w:ascii="Consolas" w:hAnsi="Consolas" w:eastAsia="Consolas"/>
+                <w:b w:val="0"/>
+                <w:sz w:val="19"/>
+              </w:rPr>
+              <w:t>system:role</w:t>
+            </w:r>
+          </w:p>
+        </w:tc>
+      </w:tr>
+      <w:tr>
+        <w:tc>
+          <w:tcPr>
+            <w:tcW w:type="dxa" w:w="2880"/>
+            <w:shd w:val="clear" w:color="auto" w:fill="F4F7FB"/>
+          </w:tcPr>
+          <w:p>
+            <w:pPr>
+              <w:spacing w:after="0" w:before="0"/>
+            </w:pPr>
+          </w:p>
+          <w:p>
+            <w:pPr>
+              <w:spacing w:after="0"/>
+            </w:pPr>
+            <w:r>
+              <w:rPr>
                 <w:rFonts w:ascii="宋体" w:hAnsi="宋体" w:eastAsia="宋体"/>
                 <w:b w:val="0"/>
                 <w:sz w:val="19"/>
               </w:rPr>
-              <w:t>traffic</w:t>
+              <w:t>系统 · 菜单与日志</w:t>
             </w:r>
           </w:p>
         </w:tc>
         <w:tc>
           <w:tcPr>
-            <w:tcW w:type="dxa" w:w="2160"/>
+            <w:tcW w:type="dxa" w:w="2880"/>
+            <w:shd w:val="clear" w:color="auto" w:fill="F4F7FB"/>
           </w:tcPr>
           <w:p>
             <w:pPr>
@@ -4688,11 +5726,67 @@
             </w:pPr>
             <w:r>
               <w:rPr>
+                <w:rFonts w:ascii="Consolas" w:hAnsi="Consolas" w:eastAsia="Consolas"/>
+                <w:b w:val="0"/>
+                <w:sz w:val="19"/>
+              </w:rPr>
+              <w:t>GET /api/system/menus/tree</w:t>
+            </w:r>
+            <w:r>
+              <w:rPr>
                 <w:rFonts w:ascii="宋体" w:hAnsi="宋体" w:eastAsia="宋体"/>
                 <w:b w:val="0"/>
                 <w:sz w:val="19"/>
               </w:rPr>
-              <w:t>手机流量/宽带时长/7日趋势/阈值提醒</w:t>
+              <w:t xml:space="preserve"> · </w:t>
+            </w:r>
+            <w:r>
+              <w:rPr>
+                <w:rFonts w:ascii="Consolas" w:hAnsi="Consolas" w:eastAsia="Consolas"/>
+                <w:b w:val="0"/>
+                <w:sz w:val="19"/>
+              </w:rPr>
+              <w:t>GET /api/system/logs</w:t>
+            </w:r>
+          </w:p>
+        </w:tc>
+        <w:tc>
+          <w:tcPr>
+            <w:tcW w:type="dxa" w:w="2880"/>
+            <w:shd w:val="clear" w:color="auto" w:fill="F4F7FB"/>
+          </w:tcPr>
+          <w:p>
+            <w:pPr>
+              <w:spacing w:after="0" w:before="0"/>
+            </w:pPr>
+          </w:p>
+          <w:p>
+            <w:pPr>
+              <w:spacing w:after="0"/>
+            </w:pPr>
+            <w:r>
+              <w:rPr>
+                <w:rFonts w:ascii="Consolas" w:hAnsi="Consolas" w:eastAsia="Consolas"/>
+                <w:b w:val="0"/>
+                <w:sz w:val="19"/>
+              </w:rPr>
+              <w:t>system:menu</w:t>
+            </w:r>
+            <w:r>
+              <w:rPr>
+                <w:rFonts w:ascii="宋体" w:hAnsi="宋体" w:eastAsia="宋体"/>
+                <w:b w:val="0"/>
+                <w:sz w:val="19"/>
+              </w:rPr>
+              <w:t xml:space="preserve"> / </w:t>
+            </w:r>
+            <w:r>
+              <w:rPr>
+                <w:rFonts w:ascii="Consolas" w:hAnsi="Consolas" w:eastAsia="Consolas"/>
+                <w:b w:val="0"/>
+                <w:sz w:val="19"/>
+              </w:rPr>
+              <w:t>system:log</w:t>
             </w:r>
           </w:p>
         </w:tc>
@@ -4705,18 +5799,134 @@
     </w:p>
     <w:p>
       <w:pPr>
-        <w:spacing w:after="120" w:before="40"/>
-        <w:ind w:left="216"/>
-        <w:shd w:val="clear" w:color="auto" w:fill="F2F4F8"/>
+        <w:spacing w:after="0"/>
       </w:pPr>
       <w:r>
         <w:rPr>
           <w:rFonts w:ascii="宋体" w:hAnsi="宋体" w:eastAsia="宋体"/>
-          <w:i/>
-          <w:color w:val="555555"/>
-          <w:sz w:val="19"/>
+          <w:b/>
+          <w:sz w:val="21"/>
         </w:rPr>
-        <w:t>统一返回 JSON；状态码遵循 HTTP 语义，业务异常以 `DispatchException`/业务码在 body 体现（规划：统一 `Result&lt;T&gt;` 包装）。</w:t>
+        <w:t>统一响应约定（已落地）</w:t>
+      </w:r>
+    </w:p>
+    <w:p>
+      <w:pPr>
+        <w:pStyle w:val="ListBullet"/>
+        <w:spacing w:after="0"/>
+      </w:pPr>
+      <w:r>
+        <w:rPr>
+          <w:rFonts w:ascii="宋体" w:hAnsi="宋体" w:eastAsia="宋体"/>
+          <w:b w:val="0"/>
+          <w:sz w:val="21"/>
+        </w:rPr>
+        <w:t>业务正常：直接返回数据体（列表 / 对象），HTTP 200。</w:t>
+      </w:r>
+    </w:p>
+    <w:p>
+      <w:pPr>
+        <w:pStyle w:val="ListBullet"/>
+        <w:spacing w:after="0"/>
+      </w:pPr>
+      <w:r>
+        <w:rPr>
+          <w:rFonts w:ascii="宋体" w:hAnsi="宋体" w:eastAsia="宋体"/>
+          <w:b w:val="0"/>
+          <w:sz w:val="21"/>
+        </w:rPr>
+        <w:t xml:space="preserve">异常：由 </w:t>
+      </w:r>
+      <w:r>
+        <w:rPr>
+          <w:rFonts w:ascii="Consolas" w:hAnsi="Consolas" w:eastAsia="Consolas"/>
+          <w:b w:val="0"/>
+          <w:sz w:val="21"/>
+        </w:rPr>
+        <w:t>GlobalExceptionHandler</w:t>
+      </w:r>
+      <w:r>
+        <w:rPr>
+          <w:rFonts w:ascii="宋体" w:hAnsi="宋体" w:eastAsia="宋体"/>
+          <w:b w:val="0"/>
+          <w:sz w:val="21"/>
+        </w:rPr>
+        <w:t xml:space="preserve"> 统一转 </w:t>
+      </w:r>
+      <w:r>
+        <w:rPr>
+          <w:rFonts w:ascii="Consolas" w:hAnsi="Consolas" w:eastAsia="Consolas"/>
+          <w:b w:val="0"/>
+          <w:sz w:val="21"/>
+        </w:rPr>
+        <w:t>{"code":&lt;int&gt;,"message":"&lt;中文提示&gt;"}</w:t>
+      </w:r>
+      <w:r>
+        <w:rPr>
+          <w:rFonts w:ascii="宋体" w:hAnsi="宋体" w:eastAsia="宋体"/>
+          <w:b w:val="0"/>
+          <w:sz w:val="21"/>
+        </w:rPr>
+        <w:t>；</w:t>
+      </w:r>
+    </w:p>
+    <w:p>
+      <w:pPr>
+        <w:spacing w:after="0"/>
+      </w:pPr>
+      <w:r>
+        <w:rPr>
+          <w:rFonts w:ascii="宋体" w:hAnsi="宋体" w:eastAsia="宋体"/>
+          <w:b w:val="0"/>
+          <w:sz w:val="21"/>
+        </w:rPr>
+        <w:t xml:space="preserve">  401 = 未认证/凭证失效（</w:t>
+      </w:r>
+      <w:r>
+        <w:rPr>
+          <w:rFonts w:ascii="Consolas" w:hAnsi="Consolas" w:eastAsia="Consolas"/>
+          <w:b w:val="0"/>
+          <w:sz w:val="21"/>
+        </w:rPr>
+        <w:t>RestAuthHandlers</w:t>
+      </w:r>
+      <w:r>
+        <w:rPr>
+          <w:rFonts w:ascii="宋体" w:hAnsi="宋体" w:eastAsia="宋体"/>
+          <w:b w:val="0"/>
+          <w:sz w:val="21"/>
+        </w:rPr>
+        <w:t xml:space="preserve"> EntryPoint），403 = 已认证但无权限（AccessDeniedHandler），404 = 接口不存在，500 = 服务端异常（对外不暴露堆栈）。</w:t>
+      </w:r>
+    </w:p>
+    <w:p>
+      <w:pPr>
+        <w:pStyle w:val="ListBullet"/>
+        <w:spacing w:after="0"/>
+      </w:pPr>
+      <w:r>
+        <w:rPr>
+          <w:rFonts w:ascii="宋体" w:hAnsi="宋体" w:eastAsia="宋体"/>
+          <w:b w:val="0"/>
+          <w:sz w:val="21"/>
+        </w:rPr>
+        <w:t xml:space="preserve">所有 401/403/写操作均写入 </w:t>
+      </w:r>
+      <w:r>
+        <w:rPr>
+          <w:rFonts w:ascii="Consolas" w:hAnsi="Consolas" w:eastAsia="Consolas"/>
+          <w:b w:val="0"/>
+          <w:sz w:val="21"/>
+        </w:rPr>
+        <w:t>sys_oper_log</w:t>
+      </w:r>
+      <w:r>
+        <w:rPr>
+          <w:rFonts w:ascii="宋体" w:hAnsi="宋体" w:eastAsia="宋体"/>
+          <w:b w:val="0"/>
+          <w:sz w:val="21"/>
+        </w:rPr>
+        <w:t>，便于审计与排查。</w:t>
       </w:r>
     </w:p>
     <w:p>
@@ -4738,7 +5948,7 @@
           <w:color w:val="1F4E79"/>
           <w:sz w:val="30"/>
         </w:rPr>
-        <w:t>7. 数据模型概览（规划建表）</w:t>
+        <w:t>7. 数据模型概览（已落地 25 张表）</w:t>
       </w:r>
     </w:p>
     <w:tbl>
@@ -4881,7 +6091,7 @@
                 <w:b w:val="0"/>
                 <w:sz w:val="19"/>
               </w:rPr>
-              <w:t>id, name, street, lat, lng, covered, port_total, port_used</w:t>
+              <w:t>id, name, region, street, latitude, longitude, covered, port_total, port_used</w:t>
             </w:r>
           </w:p>
         </w:tc>
@@ -4907,23 +6117,7 @@
                 <w:b w:val="0"/>
                 <w:sz w:val="19"/>
               </w:rPr>
-              <w:t>worker</w:t>
-            </w:r>
-            <w:r>
-              <w:rPr>
-                <w:rFonts w:ascii="宋体" w:hAnsi="宋体" w:eastAsia="宋体"/>
-                <w:b w:val="0"/>
-                <w:sz w:val="19"/>
-              </w:rPr>
-              <w:t xml:space="preserve"> / </w:t>
-            </w:r>
-            <w:r>
-              <w:rPr>
-                <w:rFonts w:ascii="Consolas" w:hAnsi="Consolas" w:eastAsia="Consolas"/>
-                <w:b w:val="0"/>
-                <w:sz w:val="19"/>
-              </w:rPr>
-              <w:t>worker_capacity</w:t>
+              <w:t>community_demand</w:t>
             </w:r>
           </w:p>
         </w:tc>
@@ -4947,7 +6141,7 @@
                 <w:b w:val="0"/>
                 <w:sz w:val="19"/>
               </w:rPr>
-              <w:t>dispatch</w:t>
+              <w:t>community</w:t>
             </w:r>
           </w:p>
         </w:tc>
@@ -4971,7 +6165,7 @@
                 <w:b w:val="0"/>
                 <w:sz w:val="19"/>
               </w:rPr>
-              <w:t>worker(id,name,skill)；capacity(worker_id,time_slot,adjacent_cap,non_adjacent_cap)</w:t>
+              <w:t>id, name, contact, phone, note, status</w:t>
             </w:r>
           </w:p>
         </w:tc>
@@ -4996,7 +6190,23 @@
                 <w:b w:val="0"/>
                 <w:sz w:val="19"/>
               </w:rPr>
-              <w:t>work_order</w:t>
+              <w:t>worker</w:t>
+            </w:r>
+            <w:r>
+              <w:rPr>
+                <w:rFonts w:ascii="宋体" w:hAnsi="宋体" w:eastAsia="宋体"/>
+                <w:b w:val="0"/>
+                <w:sz w:val="19"/>
+              </w:rPr>
+              <w:t xml:space="preserve"> / </w:t>
+            </w:r>
+            <w:r>
+              <w:rPr>
+                <w:rFonts w:ascii="Consolas" w:hAnsi="Consolas" w:eastAsia="Consolas"/>
+                <w:b w:val="0"/>
+                <w:sz w:val="19"/>
+              </w:rPr>
+              <w:t>worker_capacity</w:t>
             </w:r>
           </w:p>
         </w:tc>
@@ -5019,7 +6229,7 @@
                 <w:b w:val="0"/>
                 <w:sz w:val="19"/>
               </w:rPr>
-              <w:t>dispatch</w:t>
+              <w:t>install</w:t>
             </w:r>
           </w:p>
         </w:tc>
@@ -5042,7 +6252,7 @@
                 <w:b w:val="0"/>
                 <w:sz w:val="19"/>
               </w:rPr>
-              <w:t>id, community_id, time_slot, status, worker_id</w:t>
+              <w:t>worker(id,name,region,skill_level)；capacity(worker_id,time_slot,adjacent_cap,non_adjacent_cap)</w:t>
             </w:r>
           </w:p>
         </w:tc>
@@ -5068,71 +6278,7 @@
                 <w:b w:val="0"/>
                 <w:sz w:val="19"/>
               </w:rPr>
-              <w:t>package</w:t>
-            </w:r>
-            <w:r>
-              <w:rPr>
-                <w:rFonts w:ascii="宋体" w:hAnsi="宋体" w:eastAsia="宋体"/>
-                <w:b w:val="0"/>
-                <w:sz w:val="19"/>
-              </w:rPr>
-              <w:t xml:space="preserve"> / </w:t>
-            </w:r>
-            <w:r>
-              <w:rPr>
-                <w:rFonts w:ascii="Consolas" w:hAnsi="Consolas" w:eastAsia="Consolas"/>
-                <w:b w:val="0"/>
-                <w:sz w:val="19"/>
-              </w:rPr>
-              <w:t>package_image</w:t>
-            </w:r>
-            <w:r>
-              <w:rPr>
-                <w:rFonts w:ascii="宋体" w:hAnsi="宋体" w:eastAsia="宋体"/>
-                <w:b w:val="0"/>
-                <w:sz w:val="19"/>
-              </w:rPr>
-              <w:t xml:space="preserve"> / </w:t>
-            </w:r>
-            <w:r>
-              <w:rPr>
-                <w:rFonts w:ascii="Consolas" w:hAnsi="Consolas" w:eastAsia="Consolas"/>
-                <w:b w:val="0"/>
-                <w:sz w:val="19"/>
-              </w:rPr>
-              <w:t>package_param</w:t>
-            </w:r>
-            <w:r>
-              <w:rPr>
-                <w:rFonts w:ascii="宋体" w:hAnsi="宋体" w:eastAsia="宋体"/>
-                <w:b w:val="0"/>
-                <w:sz w:val="19"/>
-              </w:rPr>
-              <w:t xml:space="preserve"> / </w:t>
-            </w:r>
-            <w:r>
-              <w:rPr>
-                <w:rFonts w:ascii="Consolas" w:hAnsi="Consolas" w:eastAsia="Consolas"/>
-                <w:b w:val="0"/>
-                <w:sz w:val="19"/>
-              </w:rPr>
-              <w:t>package_param_option</w:t>
-            </w:r>
-            <w:r>
-              <w:rPr>
-                <w:rFonts w:ascii="宋体" w:hAnsi="宋体" w:eastAsia="宋体"/>
-                <w:b w:val="0"/>
-                <w:sz w:val="19"/>
-              </w:rPr>
-              <w:t xml:space="preserve"> / </w:t>
-            </w:r>
-            <w:r>
-              <w:rPr>
-                <w:rFonts w:ascii="Consolas" w:hAnsi="Consolas" w:eastAsia="Consolas"/>
-                <w:b w:val="0"/>
-                <w:sz w:val="19"/>
-              </w:rPr>
-              <w:t>package_converge</w:t>
+              <w:t>work_order</w:t>
             </w:r>
           </w:p>
         </w:tc>
@@ -5156,7 +6302,7 @@
                 <w:b w:val="0"/>
                 <w:sz w:val="19"/>
               </w:rPr>
-              <w:t>pkg</w:t>
+              <w:t>install</w:t>
             </w:r>
           </w:p>
         </w:tc>
@@ -5180,7 +6326,7 @@
                 <w:b w:val="0"/>
                 <w:sz w:val="19"/>
               </w:rPr>
-              <w:t>套餐主表 + 轮播图 + 动态参数组/选项 + 套餐组成</w:t>
+              <w:t>id, customer_name, package_desc, community_id, address, time_slot, status, worker_id, cluster_id, adjacent_route</w:t>
             </w:r>
           </w:p>
         </w:tc>
@@ -5205,7 +6351,39 @@
                 <w:b w:val="0"/>
                 <w:sz w:val="19"/>
               </w:rPr>
-              <w:t>package_upgrade_order</w:t>
+              <w:t>sla_rule</w:t>
+            </w:r>
+            <w:r>
+              <w:rPr>
+                <w:rFonts w:ascii="宋体" w:hAnsi="宋体" w:eastAsia="宋体"/>
+                <w:b w:val="0"/>
+                <w:sz w:val="19"/>
+              </w:rPr>
+              <w:t xml:space="preserve"> / </w:t>
+            </w:r>
+            <w:r>
+              <w:rPr>
+                <w:rFonts w:ascii="Consolas" w:hAnsi="Consolas" w:eastAsia="Consolas"/>
+                <w:b w:val="0"/>
+                <w:sz w:val="19"/>
+              </w:rPr>
+              <w:t>sla_record</w:t>
+            </w:r>
+            <w:r>
+              <w:rPr>
+                <w:rFonts w:ascii="宋体" w:hAnsi="宋体" w:eastAsia="宋体"/>
+                <w:b w:val="0"/>
+                <w:sz w:val="19"/>
+              </w:rPr>
+              <w:t xml:space="preserve"> / </w:t>
+            </w:r>
+            <w:r>
+              <w:rPr>
+                <w:rFonts w:ascii="Consolas" w:hAnsi="Consolas" w:eastAsia="Consolas"/>
+                <w:b w:val="0"/>
+                <w:sz w:val="19"/>
+              </w:rPr>
+              <w:t>compensation</w:t>
             </w:r>
           </w:p>
         </w:tc>
@@ -5228,7 +6406,7 @@
                 <w:b w:val="0"/>
                 <w:sz w:val="19"/>
               </w:rPr>
-              <w:t>pkg</w:t>
+              <w:t>install</w:t>
             </w:r>
           </w:p>
         </w:tc>
@@ -5251,7 +6429,7 @@
                 <w:b w:val="0"/>
                 <w:sz w:val="19"/>
               </w:rPr>
-              <w:t>id, customer_id, to_bandwidth, addons, month_diff, one_time_diff, effect_type, status</w:t>
+              <w:t>规则（时限/速率双模型、赔付方式与封顶）/ 评估记录 / 赔付工单</w:t>
             </w:r>
           </w:p>
         </w:tc>
@@ -5277,7 +6455,7 @@
                 <w:b w:val="0"/>
                 <w:sz w:val="19"/>
               </w:rPr>
-              <w:t>sla_rule</w:t>
+              <w:t>customer</w:t>
             </w:r>
             <w:r>
               <w:rPr>
@@ -5293,23 +6471,7 @@
                 <w:b w:val="0"/>
                 <w:sz w:val="19"/>
               </w:rPr>
-              <w:t>sla_record</w:t>
-            </w:r>
-            <w:r>
-              <w:rPr>
-                <w:rFonts w:ascii="宋体" w:hAnsi="宋体" w:eastAsia="宋体"/>
-                <w:b w:val="0"/>
-                <w:sz w:val="19"/>
-              </w:rPr>
-              <w:t xml:space="preserve"> / </w:t>
-            </w:r>
-            <w:r>
-              <w:rPr>
-                <w:rFonts w:ascii="Consolas" w:hAnsi="Consolas" w:eastAsia="Consolas"/>
-                <w:b w:val="0"/>
-                <w:sz w:val="19"/>
-              </w:rPr>
-              <w:t>compensation</w:t>
+              <w:t>customer_contract</w:t>
             </w:r>
           </w:p>
         </w:tc>
@@ -5333,7 +6495,7 @@
                 <w:b w:val="0"/>
                 <w:sz w:val="19"/>
               </w:rPr>
-              <w:t>sla</w:t>
+              <w:t>product</w:t>
             </w:r>
           </w:p>
         </w:tc>
@@ -5357,7 +6519,7 @@
                 <w:b w:val="0"/>
                 <w:sz w:val="19"/>
               </w:rPr>
-              <w:t>规则 / 评估记录 / 赔付工单</w:t>
+              <w:t>客户（含 level 分层）/ 合约（起止日期 → 剩余月数驱动补差）</w:t>
             </w:r>
           </w:p>
         </w:tc>
@@ -5382,7 +6544,71 @@
                 <w:b w:val="0"/>
                 <w:sz w:val="19"/>
               </w:rPr>
-              <w:t>traffic_usage</w:t>
+              <w:t>package_info</w:t>
+            </w:r>
+            <w:r>
+              <w:rPr>
+                <w:rFonts w:ascii="宋体" w:hAnsi="宋体" w:eastAsia="宋体"/>
+                <w:b w:val="0"/>
+                <w:sz w:val="19"/>
+              </w:rPr>
+              <w:t xml:space="preserve"> / </w:t>
+            </w:r>
+            <w:r>
+              <w:rPr>
+                <w:rFonts w:ascii="Consolas" w:hAnsi="Consolas" w:eastAsia="Consolas"/>
+                <w:b w:val="0"/>
+                <w:sz w:val="19"/>
+              </w:rPr>
+              <w:t>package_image</w:t>
+            </w:r>
+            <w:r>
+              <w:rPr>
+                <w:rFonts w:ascii="宋体" w:hAnsi="宋体" w:eastAsia="宋体"/>
+                <w:b w:val="0"/>
+                <w:sz w:val="19"/>
+              </w:rPr>
+              <w:t xml:space="preserve"> / </w:t>
+            </w:r>
+            <w:r>
+              <w:rPr>
+                <w:rFonts w:ascii="Consolas" w:hAnsi="Consolas" w:eastAsia="Consolas"/>
+                <w:b w:val="0"/>
+                <w:sz w:val="19"/>
+              </w:rPr>
+              <w:t>package_converge_item</w:t>
+            </w:r>
+            <w:r>
+              <w:rPr>
+                <w:rFonts w:ascii="宋体" w:hAnsi="宋体" w:eastAsia="宋体"/>
+                <w:b w:val="0"/>
+                <w:sz w:val="19"/>
+              </w:rPr>
+              <w:t xml:space="preserve"> / </w:t>
+            </w:r>
+            <w:r>
+              <w:rPr>
+                <w:rFonts w:ascii="Consolas" w:hAnsi="Consolas" w:eastAsia="Consolas"/>
+                <w:b w:val="0"/>
+                <w:sz w:val="19"/>
+              </w:rPr>
+              <w:t>package_param</w:t>
+            </w:r>
+            <w:r>
+              <w:rPr>
+                <w:rFonts w:ascii="宋体" w:hAnsi="宋体" w:eastAsia="宋体"/>
+                <w:b w:val="0"/>
+                <w:sz w:val="19"/>
+              </w:rPr>
+              <w:t xml:space="preserve"> / </w:t>
+            </w:r>
+            <w:r>
+              <w:rPr>
+                <w:rFonts w:ascii="Consolas" w:hAnsi="Consolas" w:eastAsia="Consolas"/>
+                <w:b w:val="0"/>
+                <w:sz w:val="19"/>
+              </w:rPr>
+              <w:t>package_param_option</w:t>
             </w:r>
           </w:p>
         </w:tc>
@@ -5405,7 +6631,7 @@
                 <w:b w:val="0"/>
                 <w:sz w:val="19"/>
               </w:rPr>
-              <w:t>traffic</w:t>
+              <w:t>product</w:t>
             </w:r>
           </w:p>
         </w:tc>
@@ -5428,7 +6654,554 @@
                 <w:b w:val="0"/>
                 <w:sz w:val="19"/>
               </w:rPr>
-              <w:t>id, customer_id, period_month, mobile_total, mobile_used, broadband_hours, broadband_peak, daily_trend</w:t>
+              <w:t>套餐主表 + 主图/轮播 + 组成项 + 动态参数组与选项（含加价）</w:t>
+            </w:r>
+          </w:p>
+        </w:tc>
+      </w:tr>
+      <w:tr>
+        <w:tc>
+          <w:tcPr>
+            <w:tcW w:type="dxa" w:w="2880"/>
+            <w:shd w:val="clear" w:color="auto" w:fill="F4F7FB"/>
+          </w:tcPr>
+          <w:p>
+            <w:pPr>
+              <w:spacing w:after="0" w:before="0"/>
+            </w:pPr>
+          </w:p>
+          <w:p>
+            <w:pPr>
+              <w:spacing w:after="0"/>
+            </w:pPr>
+            <w:r>
+              <w:rPr>
+                <w:rFonts w:ascii="Consolas" w:hAnsi="Consolas" w:eastAsia="Consolas"/>
+                <w:b w:val="0"/>
+                <w:sz w:val="19"/>
+              </w:rPr>
+              <w:t>package_upgrade_order</w:t>
+            </w:r>
+          </w:p>
+        </w:tc>
+        <w:tc>
+          <w:tcPr>
+            <w:tcW w:type="dxa" w:w="2880"/>
+            <w:shd w:val="clear" w:color="auto" w:fill="F4F7FB"/>
+          </w:tcPr>
+          <w:p>
+            <w:pPr>
+              <w:spacing w:after="0" w:before="0"/>
+            </w:pPr>
+          </w:p>
+          <w:p>
+            <w:pPr>
+              <w:spacing w:after="0"/>
+            </w:pPr>
+            <w:r>
+              <w:rPr>
+                <w:rFonts w:ascii="宋体" w:hAnsi="宋体" w:eastAsia="宋体"/>
+                <w:b w:val="0"/>
+                <w:sz w:val="19"/>
+              </w:rPr>
+              <w:t>product</w:t>
+            </w:r>
+          </w:p>
+        </w:tc>
+        <w:tc>
+          <w:tcPr>
+            <w:tcW w:type="dxa" w:w="2880"/>
+            <w:shd w:val="clear" w:color="auto" w:fill="F4F7FB"/>
+          </w:tcPr>
+          <w:p>
+            <w:pPr>
+              <w:spacing w:after="0" w:before="0"/>
+            </w:pPr>
+          </w:p>
+          <w:p>
+            <w:pPr>
+              <w:spacing w:after="0"/>
+            </w:pPr>
+            <w:r>
+              <w:rPr>
+                <w:rFonts w:ascii="宋体" w:hAnsi="宋体" w:eastAsia="宋体"/>
+                <w:b w:val="0"/>
+                <w:sz w:val="19"/>
+              </w:rPr>
+              <w:t>id, customer_id, from/to package, addon_keys, month_diff, one_time_diff, effect_type, status</w:t>
+            </w:r>
+          </w:p>
+        </w:tc>
+      </w:tr>
+      <w:tr>
+        <w:tc>
+          <w:tcPr>
+            <w:tcW w:type="dxa" w:w="2880"/>
+          </w:tcPr>
+          <w:p>
+            <w:pPr>
+              <w:spacing w:after="0" w:before="0"/>
+            </w:pPr>
+          </w:p>
+          <w:p>
+            <w:pPr>
+              <w:spacing w:after="0"/>
+            </w:pPr>
+            <w:r>
+              <w:rPr>
+                <w:rFonts w:ascii="Consolas" w:hAnsi="Consolas" w:eastAsia="Consolas"/>
+                <w:b w:val="0"/>
+                <w:sz w:val="19"/>
+              </w:rPr>
+              <w:t>traffic_usage</w:t>
+            </w:r>
+          </w:p>
+        </w:tc>
+        <w:tc>
+          <w:tcPr>
+            <w:tcW w:type="dxa" w:w="2880"/>
+          </w:tcPr>
+          <w:p>
+            <w:pPr>
+              <w:spacing w:after="0" w:before="0"/>
+            </w:pPr>
+          </w:p>
+          <w:p>
+            <w:pPr>
+              <w:spacing w:after="0"/>
+            </w:pPr>
+            <w:r>
+              <w:rPr>
+                <w:rFonts w:ascii="宋体" w:hAnsi="宋体" w:eastAsia="宋体"/>
+                <w:b w:val="0"/>
+                <w:sz w:val="19"/>
+              </w:rPr>
+              <w:t>product</w:t>
+            </w:r>
+          </w:p>
+        </w:tc>
+        <w:tc>
+          <w:tcPr>
+            <w:tcW w:type="dxa" w:w="2880"/>
+          </w:tcPr>
+          <w:p>
+            <w:pPr>
+              <w:spacing w:after="0" w:before="0"/>
+            </w:pPr>
+          </w:p>
+          <w:p>
+            <w:pPr>
+              <w:spacing w:after="0"/>
+            </w:pPr>
+            <w:r>
+              <w:rPr>
+                <w:rFonts w:ascii="宋体" w:hAnsi="宋体" w:eastAsia="宋体"/>
+                <w:b w:val="0"/>
+                <w:sz w:val="19"/>
+              </w:rPr>
+              <w:t>customer_id, period_month, mobile_total, mobile_used, broadband_hours, broadband_peak, daily_trend</w:t>
+            </w:r>
+          </w:p>
+        </w:tc>
+      </w:tr>
+      <w:tr>
+        <w:tc>
+          <w:tcPr>
+            <w:tcW w:type="dxa" w:w="2880"/>
+            <w:shd w:val="clear" w:color="auto" w:fill="F4F7FB"/>
+          </w:tcPr>
+          <w:p>
+            <w:pPr>
+              <w:spacing w:after="0" w:before="0"/>
+            </w:pPr>
+          </w:p>
+          <w:p>
+            <w:pPr>
+              <w:spacing w:after="0"/>
+            </w:pPr>
+            <w:r>
+              <w:rPr>
+                <w:rFonts w:ascii="Consolas" w:hAnsi="Consolas" w:eastAsia="Consolas"/>
+                <w:b w:val="0"/>
+                <w:sz w:val="19"/>
+              </w:rPr>
+              <w:t>biz_order</w:t>
+            </w:r>
+          </w:p>
+        </w:tc>
+        <w:tc>
+          <w:tcPr>
+            <w:tcW w:type="dxa" w:w="2880"/>
+            <w:shd w:val="clear" w:color="auto" w:fill="F4F7FB"/>
+          </w:tcPr>
+          <w:p>
+            <w:pPr>
+              <w:spacing w:after="0" w:before="0"/>
+            </w:pPr>
+          </w:p>
+          <w:p>
+            <w:pPr>
+              <w:spacing w:after="0"/>
+            </w:pPr>
+            <w:r>
+              <w:rPr>
+                <w:rFonts w:ascii="宋体" w:hAnsi="宋体" w:eastAsia="宋体"/>
+                <w:b w:val="0"/>
+                <w:sz w:val="19"/>
+              </w:rPr>
+              <w:t>system/product</w:t>
+            </w:r>
+          </w:p>
+        </w:tc>
+        <w:tc>
+          <w:tcPr>
+            <w:tcW w:type="dxa" w:w="2880"/>
+            <w:shd w:val="clear" w:color="auto" w:fill="F4F7FB"/>
+          </w:tcPr>
+          <w:p>
+            <w:pPr>
+              <w:spacing w:after="0" w:before="0"/>
+            </w:pPr>
+          </w:p>
+          <w:p>
+            <w:pPr>
+              <w:spacing w:after="0"/>
+            </w:pPr>
+            <w:r>
+              <w:rPr>
+                <w:rFonts w:ascii="宋体" w:hAnsi="宋体" w:eastAsia="宋体"/>
+                <w:b w:val="0"/>
+                <w:sz w:val="19"/>
+              </w:rPr>
+              <w:t>订单主表（看板统计、订单列表、销售/财务报表聚合来源）</w:t>
+            </w:r>
+          </w:p>
+        </w:tc>
+      </w:tr>
+      <w:tr>
+        <w:tc>
+          <w:tcPr>
+            <w:tcW w:type="dxa" w:w="2880"/>
+          </w:tcPr>
+          <w:p>
+            <w:pPr>
+              <w:spacing w:after="0" w:before="0"/>
+            </w:pPr>
+          </w:p>
+          <w:p>
+            <w:pPr>
+              <w:spacing w:after="0"/>
+            </w:pPr>
+            <w:r>
+              <w:rPr>
+                <w:rFonts w:ascii="Consolas" w:hAnsi="Consolas" w:eastAsia="Consolas"/>
+                <w:b w:val="0"/>
+                <w:sz w:val="19"/>
+              </w:rPr>
+              <w:t>review</w:t>
+            </w:r>
+          </w:p>
+        </w:tc>
+        <w:tc>
+          <w:tcPr>
+            <w:tcW w:type="dxa" w:w="2880"/>
+          </w:tcPr>
+          <w:p>
+            <w:pPr>
+              <w:spacing w:after="0" w:before="0"/>
+            </w:pPr>
+          </w:p>
+          <w:p>
+            <w:pPr>
+              <w:spacing w:after="0"/>
+            </w:pPr>
+            <w:r>
+              <w:rPr>
+                <w:rFonts w:ascii="宋体" w:hAnsi="宋体" w:eastAsia="宋体"/>
+                <w:b w:val="0"/>
+                <w:sz w:val="19"/>
+              </w:rPr>
+              <w:t>product</w:t>
+            </w:r>
+          </w:p>
+        </w:tc>
+        <w:tc>
+          <w:tcPr>
+            <w:tcW w:type="dxa" w:w="2880"/>
+          </w:tcPr>
+          <w:p>
+            <w:pPr>
+              <w:spacing w:after="0" w:before="0"/>
+            </w:pPr>
+          </w:p>
+          <w:p>
+            <w:pPr>
+              <w:spacing w:after="0"/>
+            </w:pPr>
+            <w:r>
+              <w:rPr>
+                <w:rFonts w:ascii="宋体" w:hAnsi="宋体" w:eastAsia="宋体"/>
+                <w:b w:val="0"/>
+                <w:sz w:val="19"/>
+              </w:rPr>
+              <w:t>投诉与评价（可关闭）</w:t>
+            </w:r>
+          </w:p>
+        </w:tc>
+      </w:tr>
+      <w:tr>
+        <w:tc>
+          <w:tcPr>
+            <w:tcW w:type="dxa" w:w="2880"/>
+            <w:shd w:val="clear" w:color="auto" w:fill="F4F7FB"/>
+          </w:tcPr>
+          <w:p>
+            <w:pPr>
+              <w:spacing w:after="0" w:before="0"/>
+            </w:pPr>
+          </w:p>
+          <w:p>
+            <w:pPr>
+              <w:spacing w:after="0"/>
+            </w:pPr>
+            <w:r>
+              <w:rPr>
+                <w:rFonts w:ascii="Consolas" w:hAnsi="Consolas" w:eastAsia="Consolas"/>
+                <w:b w:val="0"/>
+                <w:sz w:val="19"/>
+              </w:rPr>
+              <w:t>sys_user</w:t>
+            </w:r>
+            <w:r>
+              <w:rPr>
+                <w:rFonts w:ascii="宋体" w:hAnsi="宋体" w:eastAsia="宋体"/>
+                <w:b w:val="0"/>
+                <w:sz w:val="19"/>
+              </w:rPr>
+              <w:t xml:space="preserve"> / </w:t>
+            </w:r>
+            <w:r>
+              <w:rPr>
+                <w:rFonts w:ascii="Consolas" w:hAnsi="Consolas" w:eastAsia="Consolas"/>
+                <w:b w:val="0"/>
+                <w:sz w:val="19"/>
+              </w:rPr>
+              <w:t>sys_role</w:t>
+            </w:r>
+            <w:r>
+              <w:rPr>
+                <w:rFonts w:ascii="宋体" w:hAnsi="宋体" w:eastAsia="宋体"/>
+                <w:b w:val="0"/>
+                <w:sz w:val="19"/>
+              </w:rPr>
+              <w:t xml:space="preserve"> / </w:t>
+            </w:r>
+            <w:r>
+              <w:rPr>
+                <w:rFonts w:ascii="Consolas" w:hAnsi="Consolas" w:eastAsia="Consolas"/>
+                <w:b w:val="0"/>
+                <w:sz w:val="19"/>
+              </w:rPr>
+              <w:t>sys_menu</w:t>
+            </w:r>
+            <w:r>
+              <w:rPr>
+                <w:rFonts w:ascii="宋体" w:hAnsi="宋体" w:eastAsia="宋体"/>
+                <w:b w:val="0"/>
+                <w:sz w:val="19"/>
+              </w:rPr>
+              <w:t xml:space="preserve"> / </w:t>
+            </w:r>
+            <w:r>
+              <w:rPr>
+                <w:rFonts w:ascii="Consolas" w:hAnsi="Consolas" w:eastAsia="Consolas"/>
+                <w:b w:val="0"/>
+                <w:sz w:val="19"/>
+              </w:rPr>
+              <w:t>sys_user_role</w:t>
+            </w:r>
+            <w:r>
+              <w:rPr>
+                <w:rFonts w:ascii="宋体" w:hAnsi="宋体" w:eastAsia="宋体"/>
+                <w:b w:val="0"/>
+                <w:sz w:val="19"/>
+              </w:rPr>
+              <w:t xml:space="preserve"> / </w:t>
+            </w:r>
+            <w:r>
+              <w:rPr>
+                <w:rFonts w:ascii="Consolas" w:hAnsi="Consolas" w:eastAsia="Consolas"/>
+                <w:b w:val="0"/>
+                <w:sz w:val="19"/>
+              </w:rPr>
+              <w:t>sys_role_menu</w:t>
+            </w:r>
+          </w:p>
+        </w:tc>
+        <w:tc>
+          <w:tcPr>
+            <w:tcW w:type="dxa" w:w="2880"/>
+            <w:shd w:val="clear" w:color="auto" w:fill="F4F7FB"/>
+          </w:tcPr>
+          <w:p>
+            <w:pPr>
+              <w:spacing w:after="0" w:before="0"/>
+            </w:pPr>
+          </w:p>
+          <w:p>
+            <w:pPr>
+              <w:spacing w:after="0"/>
+            </w:pPr>
+            <w:r>
+              <w:rPr>
+                <w:rFonts w:ascii="宋体" w:hAnsi="宋体" w:eastAsia="宋体"/>
+                <w:b w:val="0"/>
+                <w:sz w:val="19"/>
+              </w:rPr>
+              <w:t>system</w:t>
+            </w:r>
+          </w:p>
+        </w:tc>
+        <w:tc>
+          <w:tcPr>
+            <w:tcW w:type="dxa" w:w="2880"/>
+            <w:shd w:val="clear" w:color="auto" w:fill="F4F7FB"/>
+          </w:tcPr>
+          <w:p>
+            <w:pPr>
+              <w:spacing w:after="0" w:before="0"/>
+            </w:pPr>
+          </w:p>
+          <w:p>
+            <w:pPr>
+              <w:spacing w:after="0"/>
+            </w:pPr>
+            <w:r>
+              <w:rPr>
+                <w:rFonts w:ascii="宋体" w:hAnsi="宋体" w:eastAsia="宋体"/>
+                <w:b w:val="0"/>
+                <w:sz w:val="19"/>
+              </w:rPr>
+              <w:t>RBAC 五表；</w:t>
+            </w:r>
+            <w:r>
+              <w:rPr>
+                <w:rFonts w:ascii="Consolas" w:hAnsi="Consolas" w:eastAsia="Consolas"/>
+                <w:b w:val="0"/>
+                <w:sz w:val="19"/>
+              </w:rPr>
+              <w:t>sys_menu.perm</w:t>
+            </w:r>
+            <w:r>
+              <w:rPr>
+                <w:rFonts w:ascii="宋体" w:hAnsi="宋体" w:eastAsia="宋体"/>
+                <w:b w:val="0"/>
+                <w:sz w:val="19"/>
+              </w:rPr>
+              <w:t xml:space="preserve"> 即权限码，与前端 </w:t>
+            </w:r>
+            <w:r>
+              <w:rPr>
+                <w:rFonts w:ascii="Consolas" w:hAnsi="Consolas" w:eastAsia="Consolas"/>
+                <w:b w:val="0"/>
+                <w:sz w:val="19"/>
+              </w:rPr>
+              <w:t>meta.perm</w:t>
+            </w:r>
+            <w:r>
+              <w:rPr>
+                <w:rFonts w:ascii="宋体" w:hAnsi="宋体" w:eastAsia="宋体"/>
+                <w:b w:val="0"/>
+                <w:sz w:val="19"/>
+              </w:rPr>
+              <w:t xml:space="preserve">、后端 </w:t>
+            </w:r>
+            <w:r>
+              <w:rPr>
+                <w:rFonts w:ascii="Consolas" w:hAnsi="Consolas" w:eastAsia="Consolas"/>
+                <w:b w:val="0"/>
+                <w:sz w:val="19"/>
+              </w:rPr>
+              <w:t>@PreAuthorize</w:t>
+            </w:r>
+            <w:r>
+              <w:rPr>
+                <w:rFonts w:ascii="宋体" w:hAnsi="宋体" w:eastAsia="宋体"/>
+                <w:b w:val="0"/>
+                <w:sz w:val="19"/>
+              </w:rPr>
+              <w:t xml:space="preserve"> 三处同源</w:t>
+            </w:r>
+          </w:p>
+        </w:tc>
+      </w:tr>
+      <w:tr>
+        <w:tc>
+          <w:tcPr>
+            <w:tcW w:type="dxa" w:w="2880"/>
+          </w:tcPr>
+          <w:p>
+            <w:pPr>
+              <w:spacing w:after="0" w:before="0"/>
+            </w:pPr>
+          </w:p>
+          <w:p>
+            <w:pPr>
+              <w:spacing w:after="0"/>
+            </w:pPr>
+            <w:r>
+              <w:rPr>
+                <w:rFonts w:ascii="Consolas" w:hAnsi="Consolas" w:eastAsia="Consolas"/>
+                <w:b w:val="0"/>
+                <w:sz w:val="19"/>
+              </w:rPr>
+              <w:t>sys_oper_log</w:t>
+            </w:r>
+          </w:p>
+        </w:tc>
+        <w:tc>
+          <w:tcPr>
+            <w:tcW w:type="dxa" w:w="2880"/>
+          </w:tcPr>
+          <w:p>
+            <w:pPr>
+              <w:spacing w:after="0" w:before="0"/>
+            </w:pPr>
+          </w:p>
+          <w:p>
+            <w:pPr>
+              <w:spacing w:after="0"/>
+            </w:pPr>
+            <w:r>
+              <w:rPr>
+                <w:rFonts w:ascii="宋体" w:hAnsi="宋体" w:eastAsia="宋体"/>
+                <w:b w:val="0"/>
+                <w:sz w:val="19"/>
+              </w:rPr>
+              <w:t>system</w:t>
+            </w:r>
+          </w:p>
+        </w:tc>
+        <w:tc>
+          <w:tcPr>
+            <w:tcW w:type="dxa" w:w="2880"/>
+          </w:tcPr>
+          <w:p>
+            <w:pPr>
+              <w:spacing w:after="0" w:before="0"/>
+            </w:pPr>
+          </w:p>
+          <w:p>
+            <w:pPr>
+              <w:spacing w:after="0"/>
+            </w:pPr>
+            <w:r>
+              <w:rPr>
+                <w:rFonts w:ascii="宋体" w:hAnsi="宋体" w:eastAsia="宋体"/>
+                <w:b w:val="0"/>
+                <w:sz w:val="19"/>
+              </w:rPr>
+              <w:t>操作审计：username/action/target/method/ip/result/cost_ms/created_time</w:t>
             </w:r>
           </w:p>
         </w:tc>
@@ -5449,7 +7222,7 @@
           <w:b w:val="0"/>
           <w:sz w:val="21"/>
         </w:rPr>
-        <w:t xml:space="preserve">建表 SQL 见《运维操作说明书》附录与 </w:t>
+        <w:t>建表与种子脚本：</w:t>
       </w:r>
       <w:r>
         <w:rPr>
@@ -5457,7 +7230,7 @@
           <w:b w:val="0"/>
           <w:sz w:val="21"/>
         </w:rPr>
-        <w:t>backend/*Doc.md</w:t>
+        <w:t>backend/src/main/resources/db/schema.sql</w:t>
       </w:r>
       <w:r>
         <w:rPr>
@@ -5465,7 +7238,23 @@
           <w:b w:val="0"/>
           <w:sz w:val="21"/>
         </w:rPr>
-        <w:t>。</w:t>
+        <w:t xml:space="preserve"> / </w:t>
+      </w:r>
+      <w:r>
+        <w:rPr>
+          <w:rFonts w:ascii="Consolas" w:hAnsi="Consolas" w:eastAsia="Consolas"/>
+          <w:b w:val="0"/>
+          <w:sz w:val="21"/>
+        </w:rPr>
+        <w:t>data.sql</w:t>
+      </w:r>
+      <w:r>
+        <w:rPr>
+          <w:rFonts w:ascii="宋体" w:hAnsi="宋体" w:eastAsia="宋体"/>
+          <w:b w:val="0"/>
+          <w:sz w:val="21"/>
+        </w:rPr>
+        <w:t>（幂等，启动自动执行）。</w:t>
       </w:r>
     </w:p>
     <w:p>
@@ -5509,7 +7298,7 @@
           <w:b w:val="0"/>
           <w:sz w:val="21"/>
         </w:rPr>
-        <w:t xml:space="preserve">：核心算法（派单、SLA、补差、流量）均为纯 Java </w:t>
+        <w:t xml:space="preserve">：派单、SLA、补差、流量四类核心算法均为纯 Java </w:t>
       </w:r>
       <w:r>
         <w:rPr>
@@ -5525,7 +7314,7 @@
           <w:b w:val="0"/>
           <w:sz w:val="21"/>
         </w:rPr>
-        <w:t>，可脱离 Spring 单独编译运行与单测，降低验证成本。</w:t>
+        <w:t>，可脱离 Spring 独立编译运行与单测。</w:t>
       </w:r>
     </w:p>
     <w:p>
@@ -5539,7 +7328,7 @@
           <w:b/>
           <w:sz w:val="21"/>
         </w:rPr>
-        <w:t>mock 优先、前后端并行</w:t>
+        <w:t>实体零 ORM 注解</w:t>
       </w:r>
       <w:r>
         <w:rPr>
@@ -5547,7 +7336,7 @@
           <w:b w:val="0"/>
           <w:sz w:val="21"/>
         </w:rPr>
-        <w:t xml:space="preserve">：未接 DB 时 Controller 返回 mock，小程序通过 </w:t>
+        <w:t xml:space="preserve">：不引入 </w:t>
       </w:r>
       <w:r>
         <w:rPr>
@@ -5555,7 +7344,7 @@
           <w:b w:val="0"/>
           <w:sz w:val="21"/>
         </w:rPr>
-        <w:t>api.js</w:t>
+        <w:t>@TableName</w:t>
       </w:r>
       <w:r>
         <w:rPr>
@@ -5563,7 +7352,39 @@
           <w:b w:val="0"/>
           <w:sz w:val="21"/>
         </w:rPr>
-        <w:t xml:space="preserve"> 兜底，两端可同步开发。</w:t>
+        <w:t xml:space="preserve"> / </w:t>
+      </w:r>
+      <w:r>
+        <w:rPr>
+          <w:rFonts w:ascii="Consolas" w:hAnsi="Consolas" w:eastAsia="Consolas"/>
+          <w:b w:val="0"/>
+          <w:sz w:val="21"/>
+        </w:rPr>
+        <w:t>@TableId</w:t>
+      </w:r>
+      <w:r>
+        <w:rPr>
+          <w:rFonts w:ascii="宋体" w:hAnsi="宋体" w:eastAsia="宋体"/>
+          <w:b w:val="0"/>
+          <w:sz w:val="21"/>
+        </w:rPr>
+        <w:t xml:space="preserve">，主键在 Service 显式生成；受限于保留字的列用 Mapper 内 </w:t>
+      </w:r>
+      <w:r>
+        <w:rPr>
+          <w:rFonts w:ascii="Consolas" w:hAnsi="Consolas" w:eastAsia="Consolas"/>
+          <w:b w:val="0"/>
+          <w:sz w:val="21"/>
+        </w:rPr>
+        <w:t>@Select</w:t>
+      </w:r>
+      <w:r>
+        <w:rPr>
+          <w:rFonts w:ascii="宋体" w:hAnsi="宋体" w:eastAsia="宋体"/>
+          <w:b w:val="0"/>
+          <w:sz w:val="21"/>
+        </w:rPr>
+        <w:t xml:space="preserve"> 别名桥接。</w:t>
       </w:r>
     </w:p>
     <w:p>
@@ -5577,7 +7398,7 @@
           <w:b/>
           <w:sz w:val="21"/>
         </w:rPr>
-        <w:t>派单调度容量策略</w:t>
+        <w:t>派单容量策略</w:t>
       </w:r>
       <w:r>
         <w:rPr>
@@ -5585,7 +7406,7 @@
           <w:b w:val="0"/>
           <w:sz w:val="21"/>
         </w:rPr>
-        <w:t>：相邻小区（同街道或距离 ≤ 800m）每时段 3–4 单、非相邻 1–2 单；并查集聚类后按容量贪心派单，超出即拦截。</w:t>
+        <w:t>：相邻小区（同街道或距离 ≤ 800m）每时段 3–4 单、非相邻 1–2 单；并查集聚类后按容量贪心派单，超出即拦截并给出改派/增派建议。</w:t>
       </w:r>
     </w:p>
     <w:p>
@@ -5607,7 +7428,7 @@
           <w:b w:val="0"/>
           <w:sz w:val="21"/>
         </w:rPr>
-        <w:t xml:space="preserve">：时限类（承诺=受理/预约+承诺小时−宽限）与速率类（测速≥最低速率）双模型；赔付按 </w:t>
+        <w:t xml:space="preserve">：时限类（承诺 = 受理/预约 + 承诺小时 − 宽限）与速率类（测速 ≥ 最低速率）双模型；赔付按 </w:t>
       </w:r>
       <w:r>
         <w:rPr>
@@ -5685,7 +7506,7 @@
           <w:b w:val="0"/>
           <w:sz w:val="21"/>
         </w:rPr>
-        <w:t>一次性补差 = 月差 × 合约剩余月数(30天/月)</w:t>
+        <w:t>一次性补差 = 月差 × 合约剩余月数（30 天/月）</w:t>
       </w:r>
       <w:r>
         <w:rPr>
@@ -5768,29 +7589,28 @@
     </w:p>
     <w:p>
       <w:pPr>
-        <w:spacing w:after="40" w:before="40"/>
-        <w:pBdr>
-          <w:bottom w:val="single" w:sz="6" w:space="1" w:color="BFBFBF"/>
-        </w:pBdr>
-      </w:pPr>
-    </w:p>
-    <w:p>
-      <w:pPr>
-        <w:pStyle w:val="Heading1"/>
+        <w:pStyle w:val="ListNumber"/>
+        <w:spacing w:after="0"/>
       </w:pPr>
       <w:r>
         <w:rPr>
-          <w:rFonts w:ascii="微软雅黑" w:hAnsi="微软雅黑" w:eastAsia="微软雅黑"/>
+          <w:rFonts w:ascii="宋体" w:hAnsi="宋体" w:eastAsia="宋体"/>
           <w:b/>
-          <w:color w:val="1F4E79"/>
-          <w:sz w:val="30"/>
+          <w:sz w:val="21"/>
         </w:rPr>
-        <w:t>9. 安全与权限（规划）</w:t>
+        <w:t>鉴权无状态 + 授权实时</w:t>
+      </w:r>
+      <w:r>
+        <w:rPr>
+          <w:rFonts w:ascii="宋体" w:hAnsi="宋体" w:eastAsia="宋体"/>
+          <w:b w:val="0"/>
+          <w:sz w:val="21"/>
+        </w:rPr>
+        <w:t>：token 只承载会话标识（账号/用户ID/姓名/部门/签发/过期），</w:t>
       </w:r>
     </w:p>
     <w:p>
       <w:pPr>
-        <w:pStyle w:val="ListBullet"/>
         <w:spacing w:after="0"/>
       </w:pPr>
       <w:r>
@@ -5799,7 +7619,7 @@
           <w:b w:val="0"/>
           <w:sz w:val="21"/>
         </w:rPr>
-        <w:t xml:space="preserve">采用 </w:t>
+        <w:t xml:space="preserve">   </w:t>
       </w:r>
       <w:r>
         <w:rPr>
@@ -5807,7 +7627,7 @@
           <w:b/>
           <w:sz w:val="21"/>
         </w:rPr>
-        <w:t>RBAC + Spring Security 6 + JWT</w:t>
+        <w:t>角色与权限码每请求实时查库</w:t>
       </w:r>
       <w:r>
         <w:rPr>
@@ -5815,12 +7635,33 @@
           <w:b w:val="0"/>
           <w:sz w:val="21"/>
         </w:rPr>
-        <w:t>；角色与管理端菜单权限树已在设计稿对齐。</w:t>
+        <w:t>——后台改授权立即生效，无需用户重新登录，也避免"权限固化进 token"的经典难题。</w:t>
       </w:r>
     </w:p>
     <w:p>
       <w:pPr>
-        <w:pStyle w:val="ListBullet"/>
+        <w:pStyle w:val="ListNumber"/>
+        <w:spacing w:after="0"/>
+      </w:pPr>
+      <w:r>
+        <w:rPr>
+          <w:rFonts w:ascii="宋体" w:hAnsi="宋体" w:eastAsia="宋体"/>
+          <w:b/>
+          <w:sz w:val="21"/>
+        </w:rPr>
+        <w:t>开放层与受保护层分离</w:t>
+      </w:r>
+      <w:r>
+        <w:rPr>
+          <w:rFonts w:ascii="宋体" w:hAnsi="宋体" w:eastAsia="宋体"/>
+          <w:b w:val="0"/>
+          <w:sz w:val="21"/>
+        </w:rPr>
+        <w:t>：小程序 c 端接口（套餐/小区/流量）默认放行，管理端接口全部要求登录 + 权限码；</w:t>
+      </w:r>
+    </w:p>
+    <w:p>
+      <w:pPr>
         <w:spacing w:after="0"/>
       </w:pPr>
       <w:r>
@@ -5829,7 +7670,7 @@
           <w:b w:val="0"/>
           <w:sz w:val="21"/>
         </w:rPr>
-        <w:t>用户/角色/菜单权限表（</w:t>
+        <w:t xml:space="preserve">   开关 </w:t>
       </w:r>
       <w:r>
         <w:rPr>
@@ -5837,7 +7678,7 @@
           <w:b w:val="0"/>
           <w:sz w:val="21"/>
         </w:rPr>
-        <w:t>sys_user</w:t>
+        <w:t>app.security.protect-client-api</w:t>
       </w:r>
       <w:r>
         <w:rPr>
@@ -5845,15 +7686,21 @@
           <w:b w:val="0"/>
           <w:sz w:val="21"/>
         </w:rPr>
-        <w:t xml:space="preserve"> / </w:t>
+        <w:t xml:space="preserve"> 一处收口，便于小程序登录态就绪后平滑切换。</w:t>
       </w:r>
+    </w:p>
+    <w:p>
+      <w:pPr>
+        <w:pStyle w:val="ListNumber"/>
+        <w:spacing w:after="0"/>
+      </w:pPr>
       <w:r>
         <w:rPr>
-          <w:rFonts w:ascii="Consolas" w:hAnsi="Consolas" w:eastAsia="Consolas"/>
-          <w:b w:val="0"/>
+          <w:rFonts w:ascii="宋体" w:hAnsi="宋体" w:eastAsia="宋体"/>
+          <w:b/>
           <w:sz w:val="21"/>
         </w:rPr>
-        <w:t>sys_role</w:t>
+        <w:t>后台聚合用 JdbcTemplate</w:t>
       </w:r>
       <w:r>
         <w:rPr>
@@ -5861,60 +7708,11 @@
           <w:b w:val="0"/>
           <w:sz w:val="21"/>
         </w:rPr>
-        <w:t xml:space="preserve"> / </w:t>
-      </w:r>
-      <w:r>
-        <w:rPr>
-          <w:rFonts w:ascii="Consolas" w:hAnsi="Consolas" w:eastAsia="Consolas"/>
-          <w:b w:val="0"/>
-          <w:sz w:val="21"/>
-        </w:rPr>
-        <w:t>sys_menu</w:t>
-      </w:r>
-      <w:r>
-        <w:rPr>
-          <w:rFonts w:ascii="宋体" w:hAnsi="宋体" w:eastAsia="宋体"/>
-          <w:b w:val="0"/>
-          <w:sz w:val="21"/>
-        </w:rPr>
-        <w:t xml:space="preserve"> / </w:t>
-      </w:r>
-      <w:r>
-        <w:rPr>
-          <w:rFonts w:ascii="Consolas" w:hAnsi="Consolas" w:eastAsia="Consolas"/>
-          <w:b w:val="0"/>
-          <w:sz w:val="21"/>
-        </w:rPr>
-        <w:t>sys_user_role</w:t>
-      </w:r>
-      <w:r>
-        <w:rPr>
-          <w:rFonts w:ascii="宋体" w:hAnsi="宋体" w:eastAsia="宋体"/>
-          <w:b w:val="0"/>
-          <w:sz w:val="21"/>
-        </w:rPr>
-        <w:t xml:space="preserve"> / </w:t>
-      </w:r>
-      <w:r>
-        <w:rPr>
-          <w:rFonts w:ascii="Consolas" w:hAnsi="Consolas" w:eastAsia="Consolas"/>
-          <w:b w:val="0"/>
-          <w:sz w:val="21"/>
-        </w:rPr>
-        <w:t>sys_role_menu</w:t>
-      </w:r>
-      <w:r>
-        <w:rPr>
-          <w:rFonts w:ascii="宋体" w:hAnsi="宋体" w:eastAsia="宋体"/>
-          <w:b w:val="0"/>
-          <w:sz w:val="21"/>
-        </w:rPr>
-        <w:t>）规划中。</w:t>
+        <w:t>：多表联查 + 别名对齐前端字段的只读报表，用直写 SQL 比 ORM 更直观可控；</w:t>
       </w:r>
     </w:p>
     <w:p>
       <w:pPr>
-        <w:pStyle w:val="ListBullet"/>
         <w:spacing w:after="0"/>
       </w:pPr>
       <w:r>
@@ -5923,7 +7721,39 @@
           <w:b w:val="0"/>
           <w:sz w:val="21"/>
         </w:rPr>
-        <w:t>小程序端以 openid/session 换取 token；PC 后台以账号密码登录换取 token。</w:t>
+        <w:t xml:space="preserve">   注意</w:t>
+      </w:r>
+      <w:r>
+        <w:rPr>
+          <w:rFonts w:ascii="宋体" w:hAnsi="宋体" w:eastAsia="宋体"/>
+          <w:b/>
+          <w:sz w:val="21"/>
+        </w:rPr>
+        <w:t>联表查询必须给列加表别名</w:t>
+      </w:r>
+      <w:r>
+        <w:rPr>
+          <w:rFonts w:ascii="宋体" w:hAnsi="宋体" w:eastAsia="宋体"/>
+          <w:b w:val="0"/>
+          <w:sz w:val="21"/>
+        </w:rPr>
+        <w:t xml:space="preserve">（曾因 </w:t>
+      </w:r>
+      <w:r>
+        <w:rPr>
+          <w:rFonts w:ascii="Consolas" w:hAnsi="Consolas" w:eastAsia="Consolas"/>
+          <w:b w:val="0"/>
+          <w:sz w:val="21"/>
+        </w:rPr>
+        <w:t>SELECT id</w:t>
+      </w:r>
+      <w:r>
+        <w:rPr>
+          <w:rFonts w:ascii="宋体" w:hAnsi="宋体" w:eastAsia="宋体"/>
+          <w:b w:val="0"/>
+          <w:sz w:val="21"/>
+        </w:rPr>
+        <w:t xml:space="preserve"> 歧义返回 500）。</w:t>
       </w:r>
     </w:p>
     <w:p>
@@ -5945,7 +7775,1542 @@
           <w:color w:val="1F4E79"/>
           <w:sz w:val="30"/>
         </w:rPr>
-        <w:t>10. 前端架构（小程序）</w:t>
+        <w:t>9. 安全与权限（已落地）</w:t>
+      </w:r>
+    </w:p>
+    <w:p>
+      <w:pPr>
+        <w:spacing w:after="0"/>
+      </w:pPr>
+      <w:r>
+        <w:rPr>
+          <w:rFonts w:ascii="宋体" w:hAnsi="宋体" w:eastAsia="宋体"/>
+          <w:b/>
+          <w:sz w:val="21"/>
+        </w:rPr>
+        <w:t>模型</w:t>
+      </w:r>
+      <w:r>
+        <w:rPr>
+          <w:rFonts w:ascii="宋体" w:hAnsi="宋体" w:eastAsia="宋体"/>
+          <w:b w:val="0"/>
+          <w:sz w:val="21"/>
+        </w:rPr>
+        <w:t>：RBAC 五表（用户 / 角色 / 菜单 / 用户角色 / 角色菜单）+ 操作日志表。</w:t>
+      </w:r>
+    </w:p>
+    <w:tbl>
+      <w:tblPr>
+        <w:tblStyle w:val="TableGrid"/>
+        <w:tblW w:type="auto" w:w="0"/>
+        <w:jc w:val="center"/>
+        <w:tblLook w:firstColumn="1" w:firstRow="1" w:lastColumn="0" w:lastRow="0" w:noHBand="0" w:noVBand="1" w:val="04A0"/>
+      </w:tblPr>
+      <w:tblGrid>
+        <w:gridCol w:w="1728"/>
+        <w:gridCol w:w="1728"/>
+        <w:gridCol w:w="1728"/>
+        <w:gridCol w:w="1728"/>
+        <w:gridCol w:w="1728"/>
+      </w:tblGrid>
+      <w:tr>
+        <w:tc>
+          <w:tcPr>
+            <w:tcW w:type="dxa" w:w="1728"/>
+            <w:shd w:val="clear" w:color="auto" w:fill="1F4E79"/>
+          </w:tcPr>
+          <w:p>
+            <w:pPr>
+              <w:spacing w:after="0" w:before="0"/>
+            </w:pPr>
+            <w:r>
+              <w:rPr>
+                <w:rFonts w:ascii="微软雅黑" w:hAnsi="微软雅黑" w:eastAsia="微软雅黑"/>
+                <w:b/>
+                <w:color w:val="FFFFFF"/>
+                <w:sz w:val="19"/>
+              </w:rPr>
+              <w:t>角色码</w:t>
+            </w:r>
+          </w:p>
+        </w:tc>
+        <w:tc>
+          <w:tcPr>
+            <w:tcW w:type="dxa" w:w="1728"/>
+            <w:shd w:val="clear" w:color="auto" w:fill="1F4E79"/>
+          </w:tcPr>
+          <w:p>
+            <w:pPr>
+              <w:spacing w:after="0" w:before="0"/>
+            </w:pPr>
+            <w:r>
+              <w:rPr>
+                <w:rFonts w:ascii="微软雅黑" w:hAnsi="微软雅黑" w:eastAsia="微软雅黑"/>
+                <w:b/>
+                <w:color w:val="FFFFFF"/>
+                <w:sz w:val="19"/>
+              </w:rPr>
+              <w:t>名称</w:t>
+            </w:r>
+          </w:p>
+        </w:tc>
+        <w:tc>
+          <w:tcPr>
+            <w:tcW w:type="dxa" w:w="1728"/>
+            <w:shd w:val="clear" w:color="auto" w:fill="1F4E79"/>
+          </w:tcPr>
+          <w:p>
+            <w:pPr>
+              <w:spacing w:after="0" w:before="0"/>
+            </w:pPr>
+            <w:r>
+              <w:rPr>
+                <w:rFonts w:ascii="微软雅黑" w:hAnsi="微软雅黑" w:eastAsia="微软雅黑"/>
+                <w:b/>
+                <w:color w:val="FFFFFF"/>
+                <w:sz w:val="19"/>
+              </w:rPr>
+              <w:t>菜单数</w:t>
+            </w:r>
+          </w:p>
+        </w:tc>
+        <w:tc>
+          <w:tcPr>
+            <w:tcW w:type="dxa" w:w="1728"/>
+            <w:shd w:val="clear" w:color="auto" w:fill="1F4E79"/>
+          </w:tcPr>
+          <w:p>
+            <w:pPr>
+              <w:spacing w:after="0" w:before="0"/>
+            </w:pPr>
+            <w:r>
+              <w:rPr>
+                <w:rFonts w:ascii="微软雅黑" w:hAnsi="微软雅黑" w:eastAsia="微软雅黑"/>
+                <w:b/>
+                <w:color w:val="FFFFFF"/>
+                <w:sz w:val="19"/>
+              </w:rPr>
+              <w:t>权限码数</w:t>
+            </w:r>
+          </w:p>
+        </w:tc>
+        <w:tc>
+          <w:tcPr>
+            <w:tcW w:type="dxa" w:w="1728"/>
+            <w:shd w:val="clear" w:color="auto" w:fill="1F4E79"/>
+          </w:tcPr>
+          <w:p>
+            <w:pPr>
+              <w:spacing w:after="0" w:before="0"/>
+            </w:pPr>
+            <w:r>
+              <w:rPr>
+                <w:rFonts w:ascii="微软雅黑" w:hAnsi="微软雅黑" w:eastAsia="微软雅黑"/>
+                <w:b/>
+                <w:color w:val="FFFFFF"/>
+                <w:sz w:val="19"/>
+              </w:rPr>
+              <w:t>典型可见范围</w:t>
+            </w:r>
+          </w:p>
+        </w:tc>
+      </w:tr>
+      <w:tr>
+        <w:tc>
+          <w:tcPr>
+            <w:tcW w:type="dxa" w:w="1728"/>
+          </w:tcPr>
+          <w:p>
+            <w:pPr>
+              <w:spacing w:after="0" w:before="0"/>
+            </w:pPr>
+          </w:p>
+          <w:p>
+            <w:pPr>
+              <w:spacing w:after="0"/>
+            </w:pPr>
+            <w:r>
+              <w:rPr>
+                <w:rFonts w:ascii="Consolas" w:hAnsi="Consolas" w:eastAsia="Consolas"/>
+                <w:b w:val="0"/>
+                <w:sz w:val="19"/>
+              </w:rPr>
+              <w:t>ADMIN</w:t>
+            </w:r>
+          </w:p>
+        </w:tc>
+        <w:tc>
+          <w:tcPr>
+            <w:tcW w:type="dxa" w:w="1728"/>
+          </w:tcPr>
+          <w:p>
+            <w:pPr>
+              <w:spacing w:after="0" w:before="0"/>
+            </w:pPr>
+          </w:p>
+          <w:p>
+            <w:pPr>
+              <w:spacing w:after="0"/>
+            </w:pPr>
+            <w:r>
+              <w:rPr>
+                <w:rFonts w:ascii="宋体" w:hAnsi="宋体" w:eastAsia="宋体"/>
+                <w:b w:val="0"/>
+                <w:sz w:val="19"/>
+              </w:rPr>
+              <w:t>超级管理员</w:t>
+            </w:r>
+          </w:p>
+        </w:tc>
+        <w:tc>
+          <w:tcPr>
+            <w:tcW w:type="dxa" w:w="1728"/>
+          </w:tcPr>
+          <w:p>
+            <w:pPr>
+              <w:spacing w:after="0" w:before="0"/>
+            </w:pPr>
+          </w:p>
+          <w:p>
+            <w:pPr>
+              <w:spacing w:after="0"/>
+            </w:pPr>
+            <w:r>
+              <w:rPr>
+                <w:rFonts w:ascii="宋体" w:hAnsi="宋体" w:eastAsia="宋体"/>
+                <w:b w:val="0"/>
+                <w:sz w:val="19"/>
+              </w:rPr>
+              <w:t>26</w:t>
+            </w:r>
+          </w:p>
+        </w:tc>
+        <w:tc>
+          <w:tcPr>
+            <w:tcW w:type="dxa" w:w="1728"/>
+          </w:tcPr>
+          <w:p>
+            <w:pPr>
+              <w:spacing w:after="0" w:before="0"/>
+            </w:pPr>
+          </w:p>
+          <w:p>
+            <w:pPr>
+              <w:spacing w:after="0"/>
+            </w:pPr>
+            <w:r>
+              <w:rPr>
+                <w:rFonts w:ascii="宋体" w:hAnsi="宋体" w:eastAsia="宋体"/>
+                <w:b w:val="0"/>
+                <w:sz w:val="19"/>
+              </w:rPr>
+              <w:t>21</w:t>
+            </w:r>
+          </w:p>
+        </w:tc>
+        <w:tc>
+          <w:tcPr>
+            <w:tcW w:type="dxa" w:w="1728"/>
+          </w:tcPr>
+          <w:p>
+            <w:pPr>
+              <w:spacing w:after="0" w:before="0"/>
+            </w:pPr>
+          </w:p>
+          <w:p>
+            <w:pPr>
+              <w:spacing w:after="0"/>
+            </w:pPr>
+            <w:r>
+              <w:rPr>
+                <w:rFonts w:ascii="宋体" w:hAnsi="宋体" w:eastAsia="宋体"/>
+                <w:b w:val="0"/>
+                <w:sz w:val="19"/>
+              </w:rPr>
+              <w:t>全部模块</w:t>
+            </w:r>
+          </w:p>
+        </w:tc>
+      </w:tr>
+      <w:tr>
+        <w:tc>
+          <w:tcPr>
+            <w:tcW w:type="dxa" w:w="1728"/>
+            <w:shd w:val="clear" w:color="auto" w:fill="F4F7FB"/>
+          </w:tcPr>
+          <w:p>
+            <w:pPr>
+              <w:spacing w:after="0" w:before="0"/>
+            </w:pPr>
+          </w:p>
+          <w:p>
+            <w:pPr>
+              <w:spacing w:after="0"/>
+            </w:pPr>
+            <w:r>
+              <w:rPr>
+                <w:rFonts w:ascii="Consolas" w:hAnsi="Consolas" w:eastAsia="Consolas"/>
+                <w:b w:val="0"/>
+                <w:sz w:val="19"/>
+              </w:rPr>
+              <w:t>OPERATOR</w:t>
+            </w:r>
+          </w:p>
+        </w:tc>
+        <w:tc>
+          <w:tcPr>
+            <w:tcW w:type="dxa" w:w="1728"/>
+            <w:shd w:val="clear" w:color="auto" w:fill="F4F7FB"/>
+          </w:tcPr>
+          <w:p>
+            <w:pPr>
+              <w:spacing w:after="0" w:before="0"/>
+            </w:pPr>
+          </w:p>
+          <w:p>
+            <w:pPr>
+              <w:spacing w:after="0"/>
+            </w:pPr>
+            <w:r>
+              <w:rPr>
+                <w:rFonts w:ascii="宋体" w:hAnsi="宋体" w:eastAsia="宋体"/>
+                <w:b w:val="0"/>
+                <w:sz w:val="19"/>
+              </w:rPr>
+              <w:t>运营专员</w:t>
+            </w:r>
+          </w:p>
+        </w:tc>
+        <w:tc>
+          <w:tcPr>
+            <w:tcW w:type="dxa" w:w="1728"/>
+            <w:shd w:val="clear" w:color="auto" w:fill="F4F7FB"/>
+          </w:tcPr>
+          <w:p>
+            <w:pPr>
+              <w:spacing w:after="0" w:before="0"/>
+            </w:pPr>
+          </w:p>
+          <w:p>
+            <w:pPr>
+              <w:spacing w:after="0"/>
+            </w:pPr>
+            <w:r>
+              <w:rPr>
+                <w:rFonts w:ascii="宋体" w:hAnsi="宋体" w:eastAsia="宋体"/>
+                <w:b w:val="0"/>
+                <w:sz w:val="19"/>
+              </w:rPr>
+              <w:t>19</w:t>
+            </w:r>
+          </w:p>
+        </w:tc>
+        <w:tc>
+          <w:tcPr>
+            <w:tcW w:type="dxa" w:w="1728"/>
+            <w:shd w:val="clear" w:color="auto" w:fill="F4F7FB"/>
+          </w:tcPr>
+          <w:p>
+            <w:pPr>
+              <w:spacing w:after="0" w:before="0"/>
+            </w:pPr>
+          </w:p>
+          <w:p>
+            <w:pPr>
+              <w:spacing w:after="0"/>
+            </w:pPr>
+            <w:r>
+              <w:rPr>
+                <w:rFonts w:ascii="宋体" w:hAnsi="宋体" w:eastAsia="宋体"/>
+                <w:b w:val="0"/>
+                <w:sz w:val="19"/>
+              </w:rPr>
+              <w:t>15</w:t>
+            </w:r>
+          </w:p>
+        </w:tc>
+        <w:tc>
+          <w:tcPr>
+            <w:tcW w:type="dxa" w:w="1728"/>
+            <w:shd w:val="clear" w:color="auto" w:fill="F4F7FB"/>
+          </w:tcPr>
+          <w:p>
+            <w:pPr>
+              <w:spacing w:after="0" w:before="0"/>
+            </w:pPr>
+          </w:p>
+          <w:p>
+            <w:pPr>
+              <w:spacing w:after="0"/>
+            </w:pPr>
+            <w:r>
+              <w:rPr>
+                <w:rFonts w:ascii="宋体" w:hAnsi="宋体" w:eastAsia="宋体"/>
+                <w:b w:val="0"/>
+                <w:sz w:val="19"/>
+              </w:rPr>
+              <w:t>全部业务模块</w:t>
+            </w:r>
+          </w:p>
+        </w:tc>
+      </w:tr>
+      <w:tr>
+        <w:tc>
+          <w:tcPr>
+            <w:tcW w:type="dxa" w:w="1728"/>
+          </w:tcPr>
+          <w:p>
+            <w:pPr>
+              <w:spacing w:after="0" w:before="0"/>
+            </w:pPr>
+          </w:p>
+          <w:p>
+            <w:pPr>
+              <w:spacing w:after="0"/>
+            </w:pPr>
+            <w:r>
+              <w:rPr>
+                <w:rFonts w:ascii="Consolas" w:hAnsi="Consolas" w:eastAsia="Consolas"/>
+                <w:b w:val="0"/>
+                <w:sz w:val="19"/>
+              </w:rPr>
+              <w:t>FINANCE</w:t>
+            </w:r>
+          </w:p>
+        </w:tc>
+        <w:tc>
+          <w:tcPr>
+            <w:tcW w:type="dxa" w:w="1728"/>
+          </w:tcPr>
+          <w:p>
+            <w:pPr>
+              <w:spacing w:after="0" w:before="0"/>
+            </w:pPr>
+          </w:p>
+          <w:p>
+            <w:pPr>
+              <w:spacing w:after="0"/>
+            </w:pPr>
+            <w:r>
+              <w:rPr>
+                <w:rFonts w:ascii="宋体" w:hAnsi="宋体" w:eastAsia="宋体"/>
+                <w:b w:val="0"/>
+                <w:sz w:val="19"/>
+              </w:rPr>
+              <w:t>财务</w:t>
+            </w:r>
+          </w:p>
+        </w:tc>
+        <w:tc>
+          <w:tcPr>
+            <w:tcW w:type="dxa" w:w="1728"/>
+          </w:tcPr>
+          <w:p>
+            <w:pPr>
+              <w:spacing w:after="0" w:before="0"/>
+            </w:pPr>
+          </w:p>
+          <w:p>
+            <w:pPr>
+              <w:spacing w:after="0"/>
+            </w:pPr>
+            <w:r>
+              <w:rPr>
+                <w:rFonts w:ascii="宋体" w:hAnsi="宋体" w:eastAsia="宋体"/>
+                <w:b w:val="0"/>
+                <w:sz w:val="19"/>
+              </w:rPr>
+              <w:t>4</w:t>
+            </w:r>
+          </w:p>
+        </w:tc>
+        <w:tc>
+          <w:tcPr>
+            <w:tcW w:type="dxa" w:w="1728"/>
+          </w:tcPr>
+          <w:p>
+            <w:pPr>
+              <w:spacing w:after="0" w:before="0"/>
+            </w:pPr>
+          </w:p>
+          <w:p>
+            <w:pPr>
+              <w:spacing w:after="0"/>
+            </w:pPr>
+            <w:r>
+              <w:rPr>
+                <w:rFonts w:ascii="宋体" w:hAnsi="宋体" w:eastAsia="宋体"/>
+                <w:b w:val="0"/>
+                <w:sz w:val="19"/>
+              </w:rPr>
+              <w:t>4</w:t>
+            </w:r>
+          </w:p>
+        </w:tc>
+        <w:tc>
+          <w:tcPr>
+            <w:tcW w:type="dxa" w:w="1728"/>
+          </w:tcPr>
+          <w:p>
+            <w:pPr>
+              <w:spacing w:after="0" w:before="0"/>
+            </w:pPr>
+          </w:p>
+          <w:p>
+            <w:pPr>
+              <w:spacing w:after="0"/>
+            </w:pPr>
+            <w:r>
+              <w:rPr>
+                <w:rFonts w:ascii="宋体" w:hAnsi="宋体" w:eastAsia="宋体"/>
+                <w:b w:val="0"/>
+                <w:sz w:val="19"/>
+              </w:rPr>
+              <w:t>看板 / 订单 / 客户 / 财务</w:t>
+            </w:r>
+          </w:p>
+        </w:tc>
+      </w:tr>
+      <w:tr>
+        <w:tc>
+          <w:tcPr>
+            <w:tcW w:type="dxa" w:w="1728"/>
+            <w:shd w:val="clear" w:color="auto" w:fill="F4F7FB"/>
+          </w:tcPr>
+          <w:p>
+            <w:pPr>
+              <w:spacing w:after="0" w:before="0"/>
+            </w:pPr>
+          </w:p>
+          <w:p>
+            <w:pPr>
+              <w:spacing w:after="0"/>
+            </w:pPr>
+            <w:r>
+              <w:rPr>
+                <w:rFonts w:ascii="Consolas" w:hAnsi="Consolas" w:eastAsia="Consolas"/>
+                <w:b w:val="0"/>
+                <w:sz w:val="19"/>
+              </w:rPr>
+              <w:t>CS</w:t>
+            </w:r>
+          </w:p>
+        </w:tc>
+        <w:tc>
+          <w:tcPr>
+            <w:tcW w:type="dxa" w:w="1728"/>
+            <w:shd w:val="clear" w:color="auto" w:fill="F4F7FB"/>
+          </w:tcPr>
+          <w:p>
+            <w:pPr>
+              <w:spacing w:after="0" w:before="0"/>
+            </w:pPr>
+          </w:p>
+          <w:p>
+            <w:pPr>
+              <w:spacing w:after="0"/>
+            </w:pPr>
+            <w:r>
+              <w:rPr>
+                <w:rFonts w:ascii="宋体" w:hAnsi="宋体" w:eastAsia="宋体"/>
+                <w:b w:val="0"/>
+                <w:sz w:val="19"/>
+              </w:rPr>
+              <w:t>客服</w:t>
+            </w:r>
+          </w:p>
+        </w:tc>
+        <w:tc>
+          <w:tcPr>
+            <w:tcW w:type="dxa" w:w="1728"/>
+            <w:shd w:val="clear" w:color="auto" w:fill="F4F7FB"/>
+          </w:tcPr>
+          <w:p>
+            <w:pPr>
+              <w:spacing w:after="0" w:before="0"/>
+            </w:pPr>
+          </w:p>
+          <w:p>
+            <w:pPr>
+              <w:spacing w:after="0"/>
+            </w:pPr>
+            <w:r>
+              <w:rPr>
+                <w:rFonts w:ascii="宋体" w:hAnsi="宋体" w:eastAsia="宋体"/>
+                <w:b w:val="0"/>
+                <w:sz w:val="19"/>
+              </w:rPr>
+              <w:t>4</w:t>
+            </w:r>
+          </w:p>
+        </w:tc>
+        <w:tc>
+          <w:tcPr>
+            <w:tcW w:type="dxa" w:w="1728"/>
+            <w:shd w:val="clear" w:color="auto" w:fill="F4F7FB"/>
+          </w:tcPr>
+          <w:p>
+            <w:pPr>
+              <w:spacing w:after="0" w:before="0"/>
+            </w:pPr>
+          </w:p>
+          <w:p>
+            <w:pPr>
+              <w:spacing w:after="0"/>
+            </w:pPr>
+            <w:r>
+              <w:rPr>
+                <w:rFonts w:ascii="宋体" w:hAnsi="宋体" w:eastAsia="宋体"/>
+                <w:b w:val="0"/>
+                <w:sz w:val="19"/>
+              </w:rPr>
+              <w:t>4</w:t>
+            </w:r>
+          </w:p>
+        </w:tc>
+        <w:tc>
+          <w:tcPr>
+            <w:tcW w:type="dxa" w:w="1728"/>
+            <w:shd w:val="clear" w:color="auto" w:fill="F4F7FB"/>
+          </w:tcPr>
+          <w:p>
+            <w:pPr>
+              <w:spacing w:after="0" w:before="0"/>
+            </w:pPr>
+          </w:p>
+          <w:p>
+            <w:pPr>
+              <w:spacing w:after="0"/>
+            </w:pPr>
+            <w:r>
+              <w:rPr>
+                <w:rFonts w:ascii="宋体" w:hAnsi="宋体" w:eastAsia="宋体"/>
+                <w:b w:val="0"/>
+                <w:sz w:val="19"/>
+              </w:rPr>
+              <w:t>看板 / 订单 / 客户 / 投诉评价</w:t>
+            </w:r>
+          </w:p>
+        </w:tc>
+      </w:tr>
+      <w:tr>
+        <w:tc>
+          <w:tcPr>
+            <w:tcW w:type="dxa" w:w="1728"/>
+          </w:tcPr>
+          <w:p>
+            <w:pPr>
+              <w:spacing w:after="0" w:before="0"/>
+            </w:pPr>
+          </w:p>
+          <w:p>
+            <w:pPr>
+              <w:spacing w:after="0"/>
+            </w:pPr>
+            <w:r>
+              <w:rPr>
+                <w:rFonts w:ascii="Consolas" w:hAnsi="Consolas" w:eastAsia="Consolas"/>
+                <w:b w:val="0"/>
+                <w:sz w:val="19"/>
+              </w:rPr>
+              <w:t>SALES</w:t>
+            </w:r>
+          </w:p>
+        </w:tc>
+        <w:tc>
+          <w:tcPr>
+            <w:tcW w:type="dxa" w:w="1728"/>
+          </w:tcPr>
+          <w:p>
+            <w:pPr>
+              <w:spacing w:after="0" w:before="0"/>
+            </w:pPr>
+          </w:p>
+          <w:p>
+            <w:pPr>
+              <w:spacing w:after="0"/>
+            </w:pPr>
+            <w:r>
+              <w:rPr>
+                <w:rFonts w:ascii="宋体" w:hAnsi="宋体" w:eastAsia="宋体"/>
+                <w:b w:val="0"/>
+                <w:sz w:val="19"/>
+              </w:rPr>
+              <w:t>销售</w:t>
+            </w:r>
+          </w:p>
+        </w:tc>
+        <w:tc>
+          <w:tcPr>
+            <w:tcW w:type="dxa" w:w="1728"/>
+          </w:tcPr>
+          <w:p>
+            <w:pPr>
+              <w:spacing w:after="0" w:before="0"/>
+            </w:pPr>
+          </w:p>
+          <w:p>
+            <w:pPr>
+              <w:spacing w:after="0"/>
+            </w:pPr>
+            <w:r>
+              <w:rPr>
+                <w:rFonts w:ascii="宋体" w:hAnsi="宋体" w:eastAsia="宋体"/>
+                <w:b w:val="0"/>
+                <w:sz w:val="19"/>
+              </w:rPr>
+              <w:t>—</w:t>
+            </w:r>
+          </w:p>
+        </w:tc>
+        <w:tc>
+          <w:tcPr>
+            <w:tcW w:type="dxa" w:w="1728"/>
+          </w:tcPr>
+          <w:p>
+            <w:pPr>
+              <w:spacing w:after="0" w:before="0"/>
+            </w:pPr>
+          </w:p>
+          <w:p>
+            <w:pPr>
+              <w:spacing w:after="0"/>
+            </w:pPr>
+            <w:r>
+              <w:rPr>
+                <w:rFonts w:ascii="宋体" w:hAnsi="宋体" w:eastAsia="宋体"/>
+                <w:b w:val="0"/>
+                <w:sz w:val="19"/>
+              </w:rPr>
+              <w:t>—</w:t>
+            </w:r>
+          </w:p>
+        </w:tc>
+        <w:tc>
+          <w:tcPr>
+            <w:tcW w:type="dxa" w:w="1728"/>
+          </w:tcPr>
+          <w:p>
+            <w:pPr>
+              <w:spacing w:after="0" w:before="0"/>
+            </w:pPr>
+          </w:p>
+          <w:p>
+            <w:pPr>
+              <w:spacing w:after="0"/>
+            </w:pPr>
+            <w:r>
+              <w:rPr>
+                <w:rFonts w:ascii="宋体" w:hAnsi="宋体" w:eastAsia="宋体"/>
+                <w:b w:val="0"/>
+                <w:sz w:val="19"/>
+              </w:rPr>
+              <w:t>看板 / 订单 / 客户 / 销售（种子角色）</w:t>
+            </w:r>
+          </w:p>
+        </w:tc>
+      </w:tr>
+    </w:tbl>
+    <w:p>
+      <w:pPr>
+        <w:spacing w:after="80"/>
+      </w:pPr>
+    </w:p>
+    <w:p>
+      <w:pPr>
+        <w:spacing w:after="0"/>
+      </w:pPr>
+      <w:r>
+        <w:rPr>
+          <w:rFonts w:ascii="宋体" w:hAnsi="宋体" w:eastAsia="宋体"/>
+          <w:b/>
+          <w:sz w:val="21"/>
+        </w:rPr>
+        <w:t>实现要点</w:t>
+      </w:r>
+    </w:p>
+    <w:p>
+      <w:pPr>
+        <w:pStyle w:val="ListBullet"/>
+        <w:spacing w:after="0"/>
+      </w:pPr>
+      <w:r>
+        <w:rPr>
+          <w:rFonts w:ascii="Consolas" w:hAnsi="Consolas" w:eastAsia="Consolas"/>
+          <w:b w:val="0"/>
+          <w:sz w:val="21"/>
+        </w:rPr>
+        <w:t>SecurityFilterChain</w:t>
+      </w:r>
+      <w:r>
+        <w:rPr>
+          <w:rFonts w:ascii="宋体" w:hAnsi="宋体" w:eastAsia="宋体"/>
+          <w:b w:val="0"/>
+          <w:sz w:val="21"/>
+        </w:rPr>
+        <w:t>：关闭 csrf / formLogin / httpBasic，</w:t>
+      </w:r>
+      <w:r>
+        <w:rPr>
+          <w:rFonts w:ascii="Consolas" w:hAnsi="Consolas" w:eastAsia="Consolas"/>
+          <w:b w:val="0"/>
+          <w:sz w:val="21"/>
+        </w:rPr>
+        <w:t>SessionCreationPolicy.STATELESS</w:t>
+      </w:r>
+      <w:r>
+        <w:rPr>
+          <w:rFonts w:ascii="宋体" w:hAnsi="宋体" w:eastAsia="宋体"/>
+          <w:b w:val="0"/>
+          <w:sz w:val="21"/>
+        </w:rPr>
+        <w:t xml:space="preserve">，JWT 过滤器前置于 </w:t>
+      </w:r>
+      <w:r>
+        <w:rPr>
+          <w:rFonts w:ascii="Consolas" w:hAnsi="Consolas" w:eastAsia="Consolas"/>
+          <w:b w:val="0"/>
+          <w:sz w:val="21"/>
+        </w:rPr>
+        <w:t>UsernamePasswordAuthenticationFilter</w:t>
+      </w:r>
+      <w:r>
+        <w:rPr>
+          <w:rFonts w:ascii="宋体" w:hAnsi="宋体" w:eastAsia="宋体"/>
+          <w:b w:val="0"/>
+          <w:sz w:val="21"/>
+        </w:rPr>
+        <w:t>。</w:t>
+      </w:r>
+    </w:p>
+    <w:p>
+      <w:pPr>
+        <w:pStyle w:val="ListBullet"/>
+        <w:spacing w:after="0"/>
+      </w:pPr>
+      <w:r>
+        <w:rPr>
+          <w:rFonts w:ascii="宋体" w:hAnsi="宋体" w:eastAsia="宋体"/>
+          <w:b/>
+          <w:sz w:val="21"/>
+        </w:rPr>
+        <w:t>自研 JWT</w:t>
+      </w:r>
+      <w:r>
+        <w:rPr>
+          <w:rFonts w:ascii="宋体" w:hAnsi="宋体" w:eastAsia="宋体"/>
+          <w:b w:val="0"/>
+          <w:sz w:val="21"/>
+        </w:rPr>
+        <w:t>（</w:t>
+      </w:r>
+      <w:r>
+        <w:rPr>
+          <w:rFonts w:ascii="Consolas" w:hAnsi="Consolas" w:eastAsia="Consolas"/>
+          <w:b w:val="0"/>
+          <w:sz w:val="21"/>
+        </w:rPr>
+        <w:t>JwtUtil</w:t>
+      </w:r>
+      <w:r>
+        <w:rPr>
+          <w:rFonts w:ascii="宋体" w:hAnsi="宋体" w:eastAsia="宋体"/>
+          <w:b w:val="0"/>
+          <w:sz w:val="21"/>
+        </w:rPr>
+        <w:t xml:space="preserve">）：HS256，仅用 JDK 的 </w:t>
+      </w:r>
+      <w:r>
+        <w:rPr>
+          <w:rFonts w:ascii="Consolas" w:hAnsi="Consolas" w:eastAsia="Consolas"/>
+          <w:b w:val="0"/>
+          <w:sz w:val="21"/>
+        </w:rPr>
+        <w:t>Mac</w:t>
+      </w:r>
+      <w:r>
+        <w:rPr>
+          <w:rFonts w:ascii="宋体" w:hAnsi="宋体" w:eastAsia="宋体"/>
+          <w:b w:val="0"/>
+          <w:sz w:val="21"/>
+        </w:rPr>
+        <w:t xml:space="preserve"> + </w:t>
+      </w:r>
+      <w:r>
+        <w:rPr>
+          <w:rFonts w:ascii="Consolas" w:hAnsi="Consolas" w:eastAsia="Consolas"/>
+          <w:b w:val="0"/>
+          <w:sz w:val="21"/>
+        </w:rPr>
+        <w:t>Base64</w:t>
+      </w:r>
+      <w:r>
+        <w:rPr>
+          <w:rFonts w:ascii="宋体" w:hAnsi="宋体" w:eastAsia="宋体"/>
+          <w:b w:val="0"/>
+          <w:sz w:val="21"/>
+        </w:rPr>
+        <w:t>，</w:t>
+      </w:r>
+      <w:r>
+        <w:rPr>
+          <w:rFonts w:ascii="宋体" w:hAnsi="宋体" w:eastAsia="宋体"/>
+          <w:b/>
+          <w:sz w:val="21"/>
+        </w:rPr>
+        <w:t>零三方依赖</w:t>
+      </w:r>
+      <w:r>
+        <w:rPr>
+          <w:rFonts w:ascii="宋体" w:hAnsi="宋体" w:eastAsia="宋体"/>
+          <w:b w:val="0"/>
+          <w:sz w:val="21"/>
+        </w:rPr>
+        <w:t>，可独立单测；</w:t>
+      </w:r>
+    </w:p>
+    <w:p>
+      <w:pPr>
+        <w:spacing w:after="0"/>
+      </w:pPr>
+      <w:r>
+        <w:rPr>
+          <w:rFonts w:ascii="宋体" w:hAnsi="宋体" w:eastAsia="宋体"/>
+          <w:b w:val="0"/>
+          <w:sz w:val="21"/>
+        </w:rPr>
+        <w:t xml:space="preserve">  含签发、签名校验（常量时间比较）、过期校验、扁平 JSON 声明解析。</w:t>
+      </w:r>
+    </w:p>
+    <w:p>
+      <w:pPr>
+        <w:pStyle w:val="ListBullet"/>
+        <w:spacing w:after="0"/>
+      </w:pPr>
+      <w:r>
+        <w:rPr>
+          <w:rFonts w:ascii="宋体" w:hAnsi="宋体" w:eastAsia="宋体"/>
+          <w:b/>
+          <w:sz w:val="21"/>
+        </w:rPr>
+        <w:t>密码</w:t>
+      </w:r>
+      <w:r>
+        <w:rPr>
+          <w:rFonts w:ascii="宋体" w:hAnsi="宋体" w:eastAsia="宋体"/>
+          <w:b w:val="0"/>
+          <w:sz w:val="21"/>
+        </w:rPr>
+        <w:t>：BCrypt（</w:t>
+      </w:r>
+      <w:r>
+        <w:rPr>
+          <w:rFonts w:ascii="Consolas" w:hAnsi="Consolas" w:eastAsia="Consolas"/>
+          <w:b w:val="0"/>
+          <w:sz w:val="21"/>
+        </w:rPr>
+        <w:t>PasswordEncoder</w:t>
+      </w:r>
+      <w:r>
+        <w:rPr>
+          <w:rFonts w:ascii="宋体" w:hAnsi="宋体" w:eastAsia="宋体"/>
+          <w:b w:val="0"/>
+          <w:sz w:val="21"/>
+        </w:rPr>
+        <w:t>）；</w:t>
+      </w:r>
+      <w:r>
+        <w:rPr>
+          <w:rFonts w:ascii="Consolas" w:hAnsi="Consolas" w:eastAsia="Consolas"/>
+          <w:b w:val="0"/>
+          <w:sz w:val="21"/>
+        </w:rPr>
+        <w:t>data.sql</w:t>
+      </w:r>
+      <w:r>
+        <w:rPr>
+          <w:rFonts w:ascii="宋体" w:hAnsi="宋体" w:eastAsia="宋体"/>
+          <w:b w:val="0"/>
+          <w:sz w:val="21"/>
+        </w:rPr>
+        <w:t xml:space="preserve"> 只插入账号骨架，初始密码由 </w:t>
+      </w:r>
+      <w:r>
+        <w:rPr>
+          <w:rFonts w:ascii="Consolas" w:hAnsi="Consolas" w:eastAsia="Consolas"/>
+          <w:b w:val="0"/>
+          <w:sz w:val="21"/>
+        </w:rPr>
+        <w:t>RbacInitializer</w:t>
+      </w:r>
+      <w:r>
+        <w:rPr>
+          <w:rFonts w:ascii="宋体" w:hAnsi="宋体" w:eastAsia="宋体"/>
+          <w:b w:val="0"/>
+          <w:sz w:val="21"/>
+        </w:rPr>
+        <w:t xml:space="preserve"> 幂等写入</w:t>
+      </w:r>
+    </w:p>
+    <w:p>
+      <w:pPr>
+        <w:spacing w:after="0"/>
+      </w:pPr>
+      <w:r>
+        <w:rPr>
+          <w:rFonts w:ascii="宋体" w:hAnsi="宋体" w:eastAsia="宋体"/>
+          <w:b w:val="0"/>
+          <w:sz w:val="21"/>
+        </w:rPr>
+        <w:t xml:space="preserve">  （已有密码不覆盖，用户改过的密码不会被启动流程重置）。</w:t>
+      </w:r>
+    </w:p>
+    <w:p>
+      <w:pPr>
+        <w:pStyle w:val="ListBullet"/>
+        <w:spacing w:after="0"/>
+      </w:pPr>
+      <w:r>
+        <w:rPr>
+          <w:rFonts w:ascii="宋体" w:hAnsi="宋体" w:eastAsia="宋体"/>
+          <w:b/>
+          <w:sz w:val="21"/>
+        </w:rPr>
+        <w:t>审计</w:t>
+      </w:r>
+      <w:r>
+        <w:rPr>
+          <w:rFonts w:ascii="宋体" w:hAnsi="宋体" w:eastAsia="宋体"/>
+          <w:b w:val="0"/>
+          <w:sz w:val="21"/>
+        </w:rPr>
+        <w:t xml:space="preserve">：登录成功/失败、越权访问、写操作全部落 </w:t>
+      </w:r>
+      <w:r>
+        <w:rPr>
+          <w:rFonts w:ascii="Consolas" w:hAnsi="Consolas" w:eastAsia="Consolas"/>
+          <w:b w:val="0"/>
+          <w:sz w:val="21"/>
+        </w:rPr>
+        <w:t>sys_oper_log</w:t>
+      </w:r>
+      <w:r>
+        <w:rPr>
+          <w:rFonts w:ascii="宋体" w:hAnsi="宋体" w:eastAsia="宋体"/>
+          <w:b w:val="0"/>
+          <w:sz w:val="21"/>
+        </w:rPr>
+        <w:t>。</w:t>
+      </w:r>
+    </w:p>
+    <w:p>
+      <w:pPr>
+        <w:pStyle w:val="ListBullet"/>
+        <w:spacing w:after="0"/>
+      </w:pPr>
+      <w:r>
+        <w:rPr>
+          <w:rFonts w:ascii="宋体" w:hAnsi="宋体" w:eastAsia="宋体"/>
+          <w:b/>
+          <w:sz w:val="21"/>
+        </w:rPr>
+        <w:t>密钥治理</w:t>
+      </w:r>
+      <w:r>
+        <w:rPr>
+          <w:rFonts w:ascii="宋体" w:hAnsi="宋体" w:eastAsia="宋体"/>
+          <w:b w:val="0"/>
+          <w:sz w:val="21"/>
+        </w:rPr>
+        <w:t>：</w:t>
+      </w:r>
+      <w:r>
+        <w:rPr>
+          <w:rFonts w:ascii="Consolas" w:hAnsi="Consolas" w:eastAsia="Consolas"/>
+          <w:b w:val="0"/>
+          <w:sz w:val="21"/>
+        </w:rPr>
+        <w:t>app.jwt.secret</w:t>
+      </w:r>
+      <w:r>
+        <w:rPr>
+          <w:rFonts w:ascii="宋体" w:hAnsi="宋体" w:eastAsia="宋体"/>
+          <w:b w:val="0"/>
+          <w:sz w:val="21"/>
+        </w:rPr>
+        <w:t xml:space="preserve"> 必须通过环境变量在生产覆盖（默认值仅供开发）。</w:t>
+      </w:r>
+    </w:p>
+    <w:p>
+      <w:pPr>
+        <w:pStyle w:val="ListBullet"/>
+        <w:spacing w:after="0"/>
+      </w:pPr>
+      <w:r>
+        <w:rPr>
+          <w:rFonts w:ascii="宋体" w:hAnsi="宋体" w:eastAsia="宋体"/>
+          <w:b/>
+          <w:sz w:val="21"/>
+        </w:rPr>
+        <w:t>回归保障</w:t>
+      </w:r>
+      <w:r>
+        <w:rPr>
+          <w:rFonts w:ascii="宋体" w:hAnsi="宋体" w:eastAsia="宋体"/>
+          <w:b w:val="0"/>
+          <w:sz w:val="21"/>
+        </w:rPr>
+        <w:t>：</w:t>
+      </w:r>
+      <w:r>
+        <w:rPr>
+          <w:rFonts w:ascii="Consolas" w:hAnsi="Consolas" w:eastAsia="Consolas"/>
+          <w:b w:val="0"/>
+          <w:sz w:val="21"/>
+        </w:rPr>
+        <w:t>JwtUtilTest</w:t>
+      </w:r>
+      <w:r>
+        <w:rPr>
+          <w:rFonts w:ascii="宋体" w:hAnsi="宋体" w:eastAsia="宋体"/>
+          <w:b w:val="0"/>
+          <w:sz w:val="21"/>
+        </w:rPr>
+        <w:t xml:space="preserve"> 7 条用例覆盖数字声明解析、篡改签名、篡改载荷、过期、密钥错配、格式非法。</w:t>
+      </w:r>
+    </w:p>
+    <w:p>
+      <w:pPr>
+        <w:spacing w:after="40" w:before="40"/>
+        <w:pBdr>
+          <w:bottom w:val="single" w:sz="6" w:space="1" w:color="BFBFBF"/>
+        </w:pBdr>
+      </w:pPr>
+    </w:p>
+    <w:p>
+      <w:pPr>
+        <w:pStyle w:val="Heading1"/>
+      </w:pPr>
+      <w:r>
+        <w:rPr>
+          <w:rFonts w:ascii="微软雅黑" w:hAnsi="微软雅黑" w:eastAsia="微软雅黑"/>
+          <w:b/>
+          <w:color w:val="1F4E79"/>
+          <w:sz w:val="30"/>
+        </w:rPr>
+        <w:t>10. 前端架构</w:t>
+      </w:r>
+    </w:p>
+    <w:p>
+      <w:pPr>
+        <w:pStyle w:val="Heading2"/>
+      </w:pPr>
+      <w:r>
+        <w:rPr>
+          <w:rFonts w:ascii="微软雅黑" w:hAnsi="微软雅黑" w:eastAsia="微软雅黑"/>
+          <w:b/>
+          <w:color w:val="1F4E79"/>
+          <w:sz w:val="25"/>
+        </w:rPr>
+        <w:t>10.1 PC 后台（web-admin，已落地）</w:t>
+      </w:r>
+    </w:p>
+    <w:p>
+      <w:pPr>
+        <w:spacing w:after="120" w:before="120"/>
+        <w:shd w:val="clear" w:color="auto" w:fill="F5F5F5"/>
+      </w:pPr>
+      <w:r>
+        <w:rPr>
+          <w:rFonts w:ascii="Consolas" w:hAnsi="Consolas" w:eastAsia="Consolas"/>
+          <w:b w:val="0"/>
+          <w:sz w:val="18"/>
+        </w:rPr>
+        <w:t>web-admin/</w:t>
+        <w:br/>
+      </w:r>
+      <w:r>
+        <w:rPr>
+          <w:rFonts w:ascii="Consolas" w:hAnsi="Consolas" w:eastAsia="Consolas"/>
+          <w:b w:val="0"/>
+          <w:sz w:val="18"/>
+        </w:rPr>
+        <w:t>├── vite.config.js         # Element Plus 按需引入（Components + AutoImport 双解析器）</w:t>
+        <w:br/>
+      </w:r>
+      <w:r>
+        <w:rPr>
+          <w:rFonts w:ascii="Consolas" w:hAnsi="Consolas" w:eastAsia="Consolas"/>
+          <w:b w:val="0"/>
+          <w:sz w:val="18"/>
+        </w:rPr>
+        <w:t>│                          # /api 代理到 VITE_API_TARGET（默认 http://127.0.0.1:8082）</w:t>
+        <w:br/>
+      </w:r>
+      <w:r>
+        <w:rPr>
+          <w:rFonts w:ascii="Consolas" w:hAnsi="Consolas" w:eastAsia="Consolas"/>
+          <w:b w:val="0"/>
+          <w:sz w:val="18"/>
+        </w:rPr>
+        <w:t>├── .env.development / .env.production</w:t>
+        <w:br/>
+      </w:r>
+      <w:r>
+        <w:rPr>
+          <w:rFonts w:ascii="Consolas" w:hAnsi="Consolas" w:eastAsia="Consolas"/>
+          <w:b w:val="0"/>
+          <w:sz w:val="18"/>
+        </w:rPr>
+        <w:t>└── src/</w:t>
+        <w:br/>
+      </w:r>
+      <w:r>
+        <w:rPr>
+          <w:rFonts w:ascii="Consolas" w:hAnsi="Consolas" w:eastAsia="Consolas"/>
+          <w:b w:val="0"/>
+          <w:sz w:val="18"/>
+        </w:rPr>
+        <w:t xml:space="preserve">    ├── api/               # request.js（token 注入 + 401 统一跳登录 + 静默模式）</w:t>
+        <w:br/>
+      </w:r>
+      <w:r>
+        <w:rPr>
+          <w:rFonts w:ascii="Consolas" w:hAnsi="Consolas" w:eastAsia="Consolas"/>
+          <w:b w:val="0"/>
+          <w:sz w:val="18"/>
+        </w:rPr>
+        <w:t xml:space="preserve">    │                      # auth.js / business.js / system.js（按域拆分）</w:t>
+        <w:br/>
+      </w:r>
+      <w:r>
+        <w:rPr>
+          <w:rFonts w:ascii="Consolas" w:hAnsi="Consolas" w:eastAsia="Consolas"/>
+          <w:b w:val="0"/>
+          <w:sz w:val="18"/>
+        </w:rPr>
+        <w:t xml:space="preserve">    ├── layout/            # index.vue + Sidebar.vue + Navbar.vue（侧边栏由后端菜单树渲染）</w:t>
+        <w:br/>
+      </w:r>
+      <w:r>
+        <w:rPr>
+          <w:rFonts w:ascii="Consolas" w:hAnsi="Consolas" w:eastAsia="Consolas"/>
+          <w:b w:val="0"/>
+          <w:sz w:val="18"/>
+        </w:rPr>
+        <w:t xml:space="preserve">    ├── router/            # routes.js（22 条路由，meta.perm 与后端权限码同源）+ 守卫</w:t>
+        <w:br/>
+      </w:r>
+      <w:r>
+        <w:rPr>
+          <w:rFonts w:ascii="Consolas" w:hAnsi="Consolas" w:eastAsia="Consolas"/>
+          <w:b w:val="0"/>
+          <w:sz w:val="18"/>
+        </w:rPr>
+        <w:t xml:space="preserve">    ├── store/             # user（token 持久化 + profile + menus）/ app（折叠态等）</w:t>
+        <w:br/>
+      </w:r>
+      <w:r>
+        <w:rPr>
+          <w:rFonts w:ascii="Consolas" w:hAnsi="Consolas" w:eastAsia="Consolas"/>
+          <w:b w:val="0"/>
+          <w:sz w:val="18"/>
+        </w:rPr>
+        <w:t xml:space="preserve">    ├── directives/        # v-perm 按钮级权限</w:t>
+        <w:br/>
+      </w:r>
+      <w:r>
+        <w:rPr>
+          <w:rFonts w:ascii="Consolas" w:hAnsi="Consolas" w:eastAsia="Consolas"/>
+          <w:b w:val="0"/>
+          <w:sz w:val="18"/>
+        </w:rPr>
+        <w:t xml:space="preserve">    ├── composables/       # useResource（列表加载/分页/降级复用）</w:t>
+        <w:br/>
+      </w:r>
+      <w:r>
+        <w:rPr>
+          <w:rFonts w:ascii="Consolas" w:hAnsi="Consolas" w:eastAsia="Consolas"/>
+          <w:b w:val="0"/>
+          <w:sz w:val="18"/>
+        </w:rPr>
+        <w:t xml:space="preserve">    ├── mock/fallback.js   # 接口不可达时的演示数据（页面标注「演示数据」）</w:t>
+        <w:br/>
+      </w:r>
+      <w:r>
+        <w:rPr>
+          <w:rFonts w:ascii="Consolas" w:hAnsi="Consolas" w:eastAsia="Consolas"/>
+          <w:b w:val="0"/>
+          <w:sz w:val="18"/>
+        </w:rPr>
+        <w:t xml:space="preserve">    └── views/             # 25 个 .vue 页面</w:t>
+        <w:br/>
+      </w:r>
+    </w:p>
+    <w:p>
+      <w:pPr>
+        <w:pStyle w:val="ListBullet"/>
+        <w:spacing w:after="0"/>
+      </w:pPr>
+      <w:r>
+        <w:rPr>
+          <w:rFonts w:ascii="宋体" w:hAnsi="宋体" w:eastAsia="宋体"/>
+          <w:b/>
+          <w:sz w:val="21"/>
+        </w:rPr>
+        <w:t>按需引入</w:t>
+      </w:r>
+      <w:r>
+        <w:rPr>
+          <w:rFonts w:ascii="宋体" w:hAnsi="宋体" w:eastAsia="宋体"/>
+          <w:b w:val="0"/>
+          <w:sz w:val="21"/>
+        </w:rPr>
+        <w:t xml:space="preserve">：组件走 </w:t>
+      </w:r>
+      <w:r>
+        <w:rPr>
+          <w:rFonts w:ascii="Consolas" w:hAnsi="Consolas" w:eastAsia="Consolas"/>
+          <w:b w:val="0"/>
+          <w:sz w:val="21"/>
+        </w:rPr>
+        <w:t>unplugin-vue-components</w:t>
+      </w:r>
+      <w:r>
+        <w:rPr>
+          <w:rFonts w:ascii="宋体" w:hAnsi="宋体" w:eastAsia="宋体"/>
+          <w:b w:val="0"/>
+          <w:sz w:val="21"/>
+        </w:rPr>
+        <w:t xml:space="preserve"> 的 </w:t>
+      </w:r>
+      <w:r>
+        <w:rPr>
+          <w:rFonts w:ascii="Consolas" w:hAnsi="Consolas" w:eastAsia="Consolas"/>
+          <w:b w:val="0"/>
+          <w:sz w:val="21"/>
+        </w:rPr>
+        <w:t>ElementPlusResolver</w:t>
+      </w:r>
+      <w:r>
+        <w:rPr>
+          <w:rFonts w:ascii="宋体" w:hAnsi="宋体" w:eastAsia="宋体"/>
+          <w:b w:val="0"/>
+          <w:sz w:val="21"/>
+        </w:rPr>
+        <w:t>，命令式 API（</w:t>
+      </w:r>
+      <w:r>
+        <w:rPr>
+          <w:rFonts w:ascii="Consolas" w:hAnsi="Consolas" w:eastAsia="Consolas"/>
+          <w:b w:val="0"/>
+          <w:sz w:val="21"/>
+        </w:rPr>
+        <w:t>ElMessage</w:t>
+      </w:r>
+      <w:r>
+        <w:rPr>
+          <w:rFonts w:ascii="宋体" w:hAnsi="宋体" w:eastAsia="宋体"/>
+          <w:b w:val="0"/>
+          <w:sz w:val="21"/>
+        </w:rPr>
+        <w:t xml:space="preserve"> / </w:t>
+      </w:r>
+      <w:r>
+        <w:rPr>
+          <w:rFonts w:ascii="Consolas" w:hAnsi="Consolas" w:eastAsia="Consolas"/>
+          <w:b w:val="0"/>
+          <w:sz w:val="21"/>
+        </w:rPr>
+        <w:t>ElMessageBox</w:t>
+      </w:r>
+      <w:r>
+        <w:rPr>
+          <w:rFonts w:ascii="宋体" w:hAnsi="宋体" w:eastAsia="宋体"/>
+          <w:b w:val="0"/>
+          <w:sz w:val="21"/>
+        </w:rPr>
+        <w:t>）</w:t>
+      </w:r>
+    </w:p>
+    <w:p>
+      <w:pPr>
+        <w:spacing w:after="0"/>
+      </w:pPr>
+      <w:r>
+        <w:rPr>
+          <w:rFonts w:ascii="宋体" w:hAnsi="宋体" w:eastAsia="宋体"/>
+          <w:b w:val="0"/>
+          <w:sz w:val="21"/>
+        </w:rPr>
+        <w:t xml:space="preserve">  走 </w:t>
+      </w:r>
+      <w:r>
+        <w:rPr>
+          <w:rFonts w:ascii="Consolas" w:hAnsi="Consolas" w:eastAsia="Consolas"/>
+          <w:b w:val="0"/>
+          <w:sz w:val="21"/>
+        </w:rPr>
+        <w:t>unplugin-auto-import</w:t>
+      </w:r>
+      <w:r>
+        <w:rPr>
+          <w:rFonts w:ascii="宋体" w:hAnsi="宋体" w:eastAsia="宋体"/>
+          <w:b w:val="0"/>
+          <w:sz w:val="21"/>
+        </w:rPr>
+        <w:t xml:space="preserve"> 解析器（含样式），因此</w:t>
+      </w:r>
+      <w:r>
+        <w:rPr>
+          <w:rFonts w:ascii="宋体" w:hAnsi="宋体" w:eastAsia="宋体"/>
+          <w:b/>
+          <w:sz w:val="21"/>
+        </w:rPr>
+        <w:t>全项目不引入 `element-plus/dist/index.css`</w:t>
+      </w:r>
+      <w:r>
+        <w:rPr>
+          <w:rFonts w:ascii="宋体" w:hAnsi="宋体" w:eastAsia="宋体"/>
+          <w:b w:val="0"/>
+          <w:sz w:val="21"/>
+        </w:rPr>
+        <w:t>。</w:t>
+      </w:r>
+    </w:p>
+    <w:p>
+      <w:pPr>
+        <w:pStyle w:val="ListBullet"/>
+        <w:spacing w:after="0"/>
+      </w:pPr>
+      <w:r>
+        <w:rPr>
+          <w:rFonts w:ascii="宋体" w:hAnsi="宋体" w:eastAsia="宋体"/>
+          <w:b/>
+          <w:sz w:val="21"/>
+        </w:rPr>
+        <w:t>菜单驱动而非写死</w:t>
+      </w:r>
+      <w:r>
+        <w:rPr>
+          <w:rFonts w:ascii="宋体" w:hAnsi="宋体" w:eastAsia="宋体"/>
+          <w:b w:val="0"/>
+          <w:sz w:val="21"/>
+        </w:rPr>
+        <w:t xml:space="preserve">：登录后 </w:t>
+      </w:r>
+      <w:r>
+        <w:rPr>
+          <w:rFonts w:ascii="Consolas" w:hAnsi="Consolas" w:eastAsia="Consolas"/>
+          <w:b w:val="0"/>
+          <w:sz w:val="21"/>
+        </w:rPr>
+        <w:t>GET /api/auth/me</w:t>
+      </w:r>
+      <w:r>
+        <w:rPr>
+          <w:rFonts w:ascii="宋体" w:hAnsi="宋体" w:eastAsia="宋体"/>
+          <w:b w:val="0"/>
+          <w:sz w:val="21"/>
+        </w:rPr>
+        <w:t xml:space="preserve"> 返回 </w:t>
+      </w:r>
+      <w:r>
+        <w:rPr>
+          <w:rFonts w:ascii="Consolas" w:hAnsi="Consolas" w:eastAsia="Consolas"/>
+          <w:b w:val="0"/>
+          <w:sz w:val="21"/>
+        </w:rPr>
+        <w:t>menus</w:t>
+      </w:r>
+      <w:r>
+        <w:rPr>
+          <w:rFonts w:ascii="宋体" w:hAnsi="宋体" w:eastAsia="宋体"/>
+          <w:b w:val="0"/>
+          <w:sz w:val="21"/>
+        </w:rPr>
+        <w:t>（树），Sidebar 据此渲染；</w:t>
+      </w:r>
+    </w:p>
+    <w:p>
+      <w:pPr>
+        <w:spacing w:after="0"/>
+      </w:pPr>
+      <w:r>
+        <w:rPr>
+          <w:rFonts w:ascii="宋体" w:hAnsi="宋体" w:eastAsia="宋体"/>
+          <w:b w:val="0"/>
+          <w:sz w:val="21"/>
+        </w:rPr>
+        <w:t xml:space="preserve">  无权限的菜单不下发，天然与后端权限一致。</w:t>
+      </w:r>
+    </w:p>
+    <w:p>
+      <w:pPr>
+        <w:pStyle w:val="ListBullet"/>
+        <w:spacing w:after="0"/>
+      </w:pPr>
+      <w:r>
+        <w:rPr>
+          <w:rFonts w:ascii="宋体" w:hAnsi="宋体" w:eastAsia="宋体"/>
+          <w:b/>
+          <w:sz w:val="21"/>
+        </w:rPr>
+        <w:t>主题</w:t>
+      </w:r>
+      <w:r>
+        <w:rPr>
+          <w:rFonts w:ascii="宋体" w:hAnsi="宋体" w:eastAsia="宋体"/>
+          <w:b w:val="0"/>
+          <w:sz w:val="21"/>
+        </w:rPr>
+        <w:t xml:space="preserve">：靛 </w:t>
+      </w:r>
+      <w:r>
+        <w:rPr>
+          <w:rFonts w:ascii="Consolas" w:hAnsi="Consolas" w:eastAsia="Consolas"/>
+          <w:b w:val="0"/>
+          <w:sz w:val="21"/>
+        </w:rPr>
+        <w:t>#4f46e5</w:t>
+      </w:r>
+      <w:r>
+        <w:rPr>
+          <w:rFonts w:ascii="宋体" w:hAnsi="宋体" w:eastAsia="宋体"/>
+          <w:b w:val="0"/>
+          <w:sz w:val="21"/>
+        </w:rPr>
+        <w:t xml:space="preserve"> 作为主色，收敛在 </w:t>
+      </w:r>
+      <w:r>
+        <w:rPr>
+          <w:rFonts w:ascii="Consolas" w:hAnsi="Consolas" w:eastAsia="Consolas"/>
+          <w:b w:val="0"/>
+          <w:sz w:val="21"/>
+        </w:rPr>
+        <w:t>src/styles/index.css</w:t>
+      </w:r>
+      <w:r>
+        <w:rPr>
+          <w:rFonts w:ascii="宋体" w:hAnsi="宋体" w:eastAsia="宋体"/>
+          <w:b w:val="0"/>
+          <w:sz w:val="21"/>
+        </w:rPr>
+        <w:t xml:space="preserve"> 的 CSS 变量中。</w:t>
+      </w:r>
+    </w:p>
+    <w:p>
+      <w:pPr>
+        <w:pStyle w:val="Heading2"/>
+      </w:pPr>
+      <w:r>
+        <w:rPr>
+          <w:rFonts w:ascii="微软雅黑" w:hAnsi="微软雅黑" w:eastAsia="微软雅黑"/>
+          <w:b/>
+          <w:color w:val="1F4E79"/>
+          <w:sz w:val="25"/>
+        </w:rPr>
+        <w:t>10.2 小程序（客户端，骨架）</w:t>
       </w:r>
     </w:p>
     <w:p>
@@ -6089,7 +9454,7 @@
           <w:b w:val="0"/>
           <w:sz w:val="21"/>
         </w:rPr>
-        <w:t>设计稿规划客户端 20 页、师傅端 8 页；当前为骨架态，未建页面以 toast「功能建设中」兜底。</w:t>
+        <w:t>设计稿规划客户端 20 页、师傅端 8 页；未建页面以 toast「功能建设中」兜底。</w:t>
       </w:r>
     </w:p>
     <w:p>
@@ -6111,90 +9476,439 @@
           <w:color w:val="1F4E79"/>
           <w:sz w:val="30"/>
         </w:rPr>
-        <w:t>11. 外部依赖与演进（规划）</w:t>
+        <w:t>11. 外部依赖与演进</w:t>
       </w:r>
     </w:p>
+    <w:tbl>
+      <w:tblPr>
+        <w:tblStyle w:val="TableGrid"/>
+        <w:tblW w:type="auto" w:w="0"/>
+        <w:jc w:val="center"/>
+        <w:tblLook w:firstColumn="1" w:firstRow="1" w:lastColumn="0" w:lastRow="0" w:noHBand="0" w:noVBand="1" w:val="04A0"/>
+      </w:tblPr>
+      <w:tblGrid>
+        <w:gridCol w:w="4320"/>
+        <w:gridCol w:w="4320"/>
+      </w:tblGrid>
+      <w:tr>
+        <w:tc>
+          <w:tcPr>
+            <w:tcW w:type="dxa" w:w="4320"/>
+            <w:shd w:val="clear" w:color="auto" w:fill="1F4E79"/>
+          </w:tcPr>
+          <w:p>
+            <w:pPr>
+              <w:spacing w:after="0" w:before="0"/>
+            </w:pPr>
+            <w:r>
+              <w:rPr>
+                <w:rFonts w:ascii="微软雅黑" w:hAnsi="微软雅黑" w:eastAsia="微软雅黑"/>
+                <w:b/>
+                <w:color w:val="FFFFFF"/>
+                <w:sz w:val="19"/>
+              </w:rPr>
+              <w:t>项</w:t>
+            </w:r>
+          </w:p>
+        </w:tc>
+        <w:tc>
+          <w:tcPr>
+            <w:tcW w:type="dxa" w:w="4320"/>
+            <w:shd w:val="clear" w:color="auto" w:fill="1F4E79"/>
+          </w:tcPr>
+          <w:p>
+            <w:pPr>
+              <w:spacing w:after="0" w:before="0"/>
+            </w:pPr>
+            <w:r>
+              <w:rPr>
+                <w:rFonts w:ascii="微软雅黑" w:hAnsi="微软雅黑" w:eastAsia="微软雅黑"/>
+                <w:b/>
+                <w:color w:val="FFFFFF"/>
+                <w:sz w:val="19"/>
+              </w:rPr>
+              <w:t>决策 / 状态</w:t>
+            </w:r>
+          </w:p>
+        </w:tc>
+      </w:tr>
+      <w:tr>
+        <w:tc>
+          <w:tcPr>
+            <w:tcW w:type="dxa" w:w="4320"/>
+          </w:tcPr>
+          <w:p>
+            <w:pPr>
+              <w:spacing w:after="0" w:before="0"/>
+            </w:pPr>
+          </w:p>
+          <w:p>
+            <w:pPr>
+              <w:spacing w:after="0"/>
+            </w:pPr>
+            <w:r>
+              <w:rPr>
+                <w:rFonts w:ascii="宋体" w:hAnsi="宋体" w:eastAsia="宋体"/>
+                <w:b w:val="0"/>
+                <w:sz w:val="19"/>
+              </w:rPr>
+              <w:t>配置中心（Apollo 等）</w:t>
+            </w:r>
+          </w:p>
+        </w:tc>
+        <w:tc>
+          <w:tcPr>
+            <w:tcW w:type="dxa" w:w="4320"/>
+          </w:tcPr>
+          <w:p>
+            <w:pPr>
+              <w:spacing w:after="0" w:before="0"/>
+            </w:pPr>
+          </w:p>
+          <w:p>
+            <w:pPr>
+              <w:spacing w:after="0"/>
+            </w:pPr>
+            <w:r>
+              <w:rPr>
+                <w:rFonts w:ascii="宋体" w:hAnsi="宋体" w:eastAsia="宋体"/>
+                <w:b w:val="0"/>
+                <w:sz w:val="19"/>
+              </w:rPr>
+              <w:t xml:space="preserve">⬜ </w:t>
+            </w:r>
+            <w:r>
+              <w:rPr>
+                <w:rFonts w:ascii="宋体" w:hAnsi="宋体" w:eastAsia="宋体"/>
+                <w:b/>
+                <w:sz w:val="19"/>
+              </w:rPr>
+              <w:t>不引入</w:t>
+            </w:r>
+            <w:r>
+              <w:rPr>
+                <w:rFonts w:ascii="宋体" w:hAnsi="宋体" w:eastAsia="宋体"/>
+                <w:b w:val="0"/>
+                <w:sz w:val="19"/>
+              </w:rPr>
+              <w:t xml:space="preserve">（架构决策）。配置走 </w:t>
+            </w:r>
+            <w:r>
+              <w:rPr>
+                <w:rFonts w:ascii="Consolas" w:hAnsi="Consolas" w:eastAsia="Consolas"/>
+                <w:b w:val="0"/>
+                <w:sz w:val="19"/>
+              </w:rPr>
+              <w:t>application.yml</w:t>
+            </w:r>
+            <w:r>
+              <w:rPr>
+                <w:rFonts w:ascii="宋体" w:hAnsi="宋体" w:eastAsia="宋体"/>
+                <w:b w:val="0"/>
+                <w:sz w:val="19"/>
+              </w:rPr>
+              <w:t xml:space="preserve"> + 环境变量；派单容量、SLA 规则等以种子数据落在库中，具备在线编辑基础</w:t>
+            </w:r>
+          </w:p>
+        </w:tc>
+      </w:tr>
+      <w:tr>
+        <w:tc>
+          <w:tcPr>
+            <w:tcW w:type="dxa" w:w="4320"/>
+            <w:shd w:val="clear" w:color="auto" w:fill="F4F7FB"/>
+          </w:tcPr>
+          <w:p>
+            <w:pPr>
+              <w:spacing w:after="0" w:before="0"/>
+            </w:pPr>
+          </w:p>
+          <w:p>
+            <w:pPr>
+              <w:spacing w:after="0"/>
+            </w:pPr>
+            <w:r>
+              <w:rPr>
+                <w:rFonts w:ascii="宋体" w:hAnsi="宋体" w:eastAsia="宋体"/>
+                <w:b w:val="0"/>
+                <w:sz w:val="19"/>
+              </w:rPr>
+              <w:t>监控</w:t>
+            </w:r>
+          </w:p>
+        </w:tc>
+        <w:tc>
+          <w:tcPr>
+            <w:tcW w:type="dxa" w:w="4320"/>
+            <w:shd w:val="clear" w:color="auto" w:fill="F4F7FB"/>
+          </w:tcPr>
+          <w:p>
+            <w:pPr>
+              <w:spacing w:after="0" w:before="0"/>
+            </w:pPr>
+          </w:p>
+          <w:p>
+            <w:pPr>
+              <w:spacing w:after="0"/>
+            </w:pPr>
+            <w:r>
+              <w:rPr>
+                <w:rFonts w:ascii="宋体" w:hAnsi="宋体" w:eastAsia="宋体"/>
+                <w:b w:val="0"/>
+                <w:sz w:val="19"/>
+              </w:rPr>
+              <w:t>🟡 已内置轻量接口指标（</w:t>
+            </w:r>
+            <w:r>
+              <w:rPr>
+                <w:rFonts w:ascii="Consolas" w:hAnsi="Consolas" w:eastAsia="Consolas"/>
+                <w:b w:val="0"/>
+                <w:sz w:val="19"/>
+              </w:rPr>
+              <w:t>ApiMetricsFilter</w:t>
+            </w:r>
+            <w:r>
+              <w:rPr>
+                <w:rFonts w:ascii="宋体" w:hAnsi="宋体" w:eastAsia="宋体"/>
+                <w:b w:val="0"/>
+                <w:sz w:val="19"/>
+              </w:rPr>
+              <w:t xml:space="preserve"> + </w:t>
+            </w:r>
+            <w:r>
+              <w:rPr>
+                <w:rFonts w:ascii="Consolas" w:hAnsi="Consolas" w:eastAsia="Consolas"/>
+                <w:b w:val="0"/>
+                <w:sz w:val="19"/>
+              </w:rPr>
+              <w:t>/api/admin/monitor/overview</w:t>
+            </w:r>
+            <w:r>
+              <w:rPr>
+                <w:rFonts w:ascii="宋体" w:hAnsi="宋体" w:eastAsia="宋体"/>
+                <w:b w:val="0"/>
+                <w:sz w:val="19"/>
+              </w:rPr>
+              <w:t>：JVM/内存/接口往返/DB 连通）；Prometheus 等外部监控为后续</w:t>
+            </w:r>
+          </w:p>
+        </w:tc>
+      </w:tr>
+      <w:tr>
+        <w:tc>
+          <w:tcPr>
+            <w:tcW w:type="dxa" w:w="4320"/>
+          </w:tcPr>
+          <w:p>
+            <w:pPr>
+              <w:spacing w:after="0" w:before="0"/>
+            </w:pPr>
+          </w:p>
+          <w:p>
+            <w:pPr>
+              <w:spacing w:after="0"/>
+            </w:pPr>
+            <w:r>
+              <w:rPr>
+                <w:rFonts w:ascii="宋体" w:hAnsi="宋体" w:eastAsia="宋体"/>
+                <w:b w:val="0"/>
+                <w:sz w:val="19"/>
+              </w:rPr>
+              <w:t>缓存 / 消息</w:t>
+            </w:r>
+          </w:p>
+        </w:tc>
+        <w:tc>
+          <w:tcPr>
+            <w:tcW w:type="dxa" w:w="4320"/>
+          </w:tcPr>
+          <w:p>
+            <w:pPr>
+              <w:spacing w:after="0" w:before="0"/>
+            </w:pPr>
+          </w:p>
+          <w:p>
+            <w:pPr>
+              <w:spacing w:after="0"/>
+            </w:pPr>
+            <w:r>
+              <w:rPr>
+                <w:rFonts w:ascii="宋体" w:hAnsi="宋体" w:eastAsia="宋体"/>
+                <w:b w:val="0"/>
+                <w:sz w:val="19"/>
+              </w:rPr>
+              <w:t>⬜ 未引入（当前规模无需）。Redis 等按后续压测结论再评估</w:t>
+            </w:r>
+          </w:p>
+        </w:tc>
+      </w:tr>
+      <w:tr>
+        <w:tc>
+          <w:tcPr>
+            <w:tcW w:type="dxa" w:w="4320"/>
+            <w:shd w:val="clear" w:color="auto" w:fill="F4F7FB"/>
+          </w:tcPr>
+          <w:p>
+            <w:pPr>
+              <w:spacing w:after="0" w:before="0"/>
+            </w:pPr>
+          </w:p>
+          <w:p>
+            <w:pPr>
+              <w:spacing w:after="0"/>
+            </w:pPr>
+            <w:r>
+              <w:rPr>
+                <w:rFonts w:ascii="宋体" w:hAnsi="宋体" w:eastAsia="宋体"/>
+                <w:b w:val="0"/>
+                <w:sz w:val="19"/>
+              </w:rPr>
+              <w:t>小程序登录态</w:t>
+            </w:r>
+          </w:p>
+        </w:tc>
+        <w:tc>
+          <w:tcPr>
+            <w:tcW w:type="dxa" w:w="4320"/>
+            <w:shd w:val="clear" w:color="auto" w:fill="F4F7FB"/>
+          </w:tcPr>
+          <w:p>
+            <w:pPr>
+              <w:spacing w:after="0" w:before="0"/>
+            </w:pPr>
+          </w:p>
+          <w:p>
+            <w:pPr>
+              <w:spacing w:after="0"/>
+            </w:pPr>
+            <w:r>
+              <w:rPr>
+                <w:rFonts w:ascii="宋体" w:hAnsi="宋体" w:eastAsia="宋体"/>
+                <w:b w:val="0"/>
+                <w:sz w:val="19"/>
+              </w:rPr>
+              <w:t xml:space="preserve">⬜ 待接：微信 session 换 token 后，打开 </w:t>
+            </w:r>
+            <w:r>
+              <w:rPr>
+                <w:rFonts w:ascii="Consolas" w:hAnsi="Consolas" w:eastAsia="Consolas"/>
+                <w:b w:val="0"/>
+                <w:sz w:val="19"/>
+              </w:rPr>
+              <w:t>app.security.protect-client-api</w:t>
+            </w:r>
+            <w:r>
+              <w:rPr>
+                <w:rFonts w:ascii="宋体" w:hAnsi="宋体" w:eastAsia="宋体"/>
+                <w:b w:val="0"/>
+                <w:sz w:val="19"/>
+              </w:rPr>
+              <w:t xml:space="preserve"> 收口 c 端接口</w:t>
+            </w:r>
+          </w:p>
+        </w:tc>
+      </w:tr>
+      <w:tr>
+        <w:tc>
+          <w:tcPr>
+            <w:tcW w:type="dxa" w:w="4320"/>
+          </w:tcPr>
+          <w:p>
+            <w:pPr>
+              <w:spacing w:after="0" w:before="0"/>
+            </w:pPr>
+          </w:p>
+          <w:p>
+            <w:pPr>
+              <w:spacing w:after="0"/>
+            </w:pPr>
+            <w:r>
+              <w:rPr>
+                <w:rFonts w:ascii="宋体" w:hAnsi="宋体" w:eastAsia="宋体"/>
+                <w:b w:val="0"/>
+                <w:sz w:val="19"/>
+              </w:rPr>
+              <w:t>部署</w:t>
+            </w:r>
+          </w:p>
+        </w:tc>
+        <w:tc>
+          <w:tcPr>
+            <w:tcW w:type="dxa" w:w="4320"/>
+          </w:tcPr>
+          <w:p>
+            <w:pPr>
+              <w:spacing w:after="0" w:before="0"/>
+            </w:pPr>
+          </w:p>
+          <w:p>
+            <w:pPr>
+              <w:spacing w:after="0"/>
+            </w:pPr>
+            <w:r>
+              <w:rPr>
+                <w:rFonts w:ascii="宋体" w:hAnsi="宋体" w:eastAsia="宋体"/>
+                <w:b w:val="0"/>
+                <w:sz w:val="19"/>
+              </w:rPr>
+              <w:t xml:space="preserve">⬜ 规划：Nginx 托管 </w:t>
+            </w:r>
+            <w:r>
+              <w:rPr>
+                <w:rFonts w:ascii="Consolas" w:hAnsi="Consolas" w:eastAsia="Consolas"/>
+                <w:b w:val="0"/>
+                <w:sz w:val="19"/>
+              </w:rPr>
+              <w:t>web-admin/dist</w:t>
+            </w:r>
+            <w:r>
+              <w:rPr>
+                <w:rFonts w:ascii="宋体" w:hAnsi="宋体" w:eastAsia="宋体"/>
+                <w:b w:val="0"/>
+                <w:sz w:val="19"/>
+              </w:rPr>
+              <w:t xml:space="preserve"> + 反代 </w:t>
+            </w:r>
+            <w:r>
+              <w:rPr>
+                <w:rFonts w:ascii="Consolas" w:hAnsi="Consolas" w:eastAsia="Consolas"/>
+                <w:b w:val="0"/>
+                <w:sz w:val="19"/>
+              </w:rPr>
+              <w:t>/api</w:t>
+            </w:r>
+            <w:r>
+              <w:rPr>
+                <w:rFonts w:ascii="宋体" w:hAnsi="宋体" w:eastAsia="宋体"/>
+                <w:b w:val="0"/>
+                <w:sz w:val="19"/>
+              </w:rPr>
+              <w:t xml:space="preserve"> 到 </w:t>
+            </w:r>
+            <w:r>
+              <w:rPr>
+                <w:rFonts w:ascii="Consolas" w:hAnsi="Consolas" w:eastAsia="Consolas"/>
+                <w:b w:val="0"/>
+                <w:sz w:val="19"/>
+              </w:rPr>
+              <w:t>:8082</w:t>
+            </w:r>
+            <w:r>
+              <w:rPr>
+                <w:rFonts w:ascii="宋体" w:hAnsi="宋体" w:eastAsia="宋体"/>
+                <w:b w:val="0"/>
+                <w:sz w:val="19"/>
+              </w:rPr>
+              <w:t>（详见《运维操作说明书》）</w:t>
+            </w:r>
+          </w:p>
+        </w:tc>
+      </w:tr>
+    </w:tbl>
     <w:p>
       <w:pPr>
-        <w:pStyle w:val="ListBullet"/>
-        <w:spacing w:after="0"/>
+        <w:spacing w:after="80"/>
       </w:pPr>
-      <w:r>
-        <w:rPr>
-          <w:rFonts w:ascii="宋体" w:hAnsi="宋体" w:eastAsia="宋体"/>
-          <w:b/>
-          <w:sz w:val="21"/>
-        </w:rPr>
-        <w:t>Apollo 配置中心</w:t>
-      </w:r>
-      <w:r>
-        <w:rPr>
-          <w:rFonts w:ascii="宋体" w:hAnsi="宋体" w:eastAsia="宋体"/>
-          <w:b w:val="0"/>
-          <w:sz w:val="21"/>
-        </w:rPr>
-        <w:t>：用于动态下发容量阈值、SLA 规则、特征开关，支持热刷新与动态 namespace。</w:t>
-      </w:r>
-    </w:p>
-    <w:p>
-      <w:pPr>
-        <w:pStyle w:val="ListBullet"/>
-        <w:spacing w:after="0"/>
-      </w:pPr>
-      <w:r>
-        <w:rPr>
-          <w:rFonts w:ascii="宋体" w:hAnsi="宋体" w:eastAsia="宋体"/>
-          <w:b/>
-          <w:sz w:val="21"/>
-        </w:rPr>
-        <w:t>消息/监控</w:t>
-      </w:r>
-      <w:r>
-        <w:rPr>
-          <w:rFonts w:ascii="宋体" w:hAnsi="宋体" w:eastAsia="宋体"/>
-          <w:b w:val="0"/>
-          <w:sz w:val="21"/>
-        </w:rPr>
-        <w:t>：接入 Prometheus + 日志中心（规划）；当前以控制台日志 + Demo 验证为主。</w:t>
-      </w:r>
-    </w:p>
-    <w:p>
-      <w:pPr>
-        <w:pStyle w:val="ListBullet"/>
-        <w:spacing w:after="0"/>
-      </w:pPr>
-      <w:r>
-        <w:rPr>
-          <w:rFonts w:ascii="宋体" w:hAnsi="宋体" w:eastAsia="宋体"/>
-          <w:b/>
-          <w:sz w:val="21"/>
-        </w:rPr>
-        <w:t>PC 后台 web-admin</w:t>
-      </w:r>
-      <w:r>
-        <w:rPr>
-          <w:rFonts w:ascii="宋体" w:hAnsi="宋体" w:eastAsia="宋体"/>
-          <w:b w:val="0"/>
-          <w:sz w:val="21"/>
-        </w:rPr>
-        <w:t xml:space="preserve">：Vue3 + Element Plus + Pinia + Vue Router + Vite，路由 </w:t>
-      </w:r>
-      <w:r>
-        <w:rPr>
-          <w:rFonts w:ascii="Consolas" w:hAnsi="Consolas" w:eastAsia="Consolas"/>
-          <w:b w:val="0"/>
-          <w:sz w:val="21"/>
-        </w:rPr>
-        <w:t>/dashboard</w:t>
-      </w:r>
-      <w:r>
-        <w:rPr>
-          <w:rFonts w:ascii="宋体" w:hAnsi="宋体" w:eastAsia="宋体"/>
-          <w:b w:val="0"/>
-          <w:sz w:val="21"/>
-        </w:rPr>
-        <w:t xml:space="preserve"> 起，对接上述后端接口。</w:t>
-      </w:r>
     </w:p>
     <w:sectPr>
       <w:pgSz w:w="12240" w:h="15840"/>

--- a/docs/系统架构说明书.docx
+++ b/docs/系统架构说明书.docx
@@ -303,7 +303,7 @@
                 <w:b w:val="0"/>
                 <w:sz w:val="19"/>
               </w:rPr>
-              <w:t>🟡 7 页骨架</w:t>
+              <w:t>✅ 20 页（含登录态）</w:t>
             </w:r>
           </w:p>
         </w:tc>
@@ -433,7 +433,7 @@
                 <w:b w:val="0"/>
                 <w:sz w:val="19"/>
               </w:rPr>
-              <w:t>⬜ 待建</w:t>
+              <w:t>✅ 8 页（独立工程，含登录态）</w:t>
             </w:r>
           </w:p>
         </w:tc>
@@ -582,7 +582,7 @@
           <w:color w:val="555555"/>
           <w:sz w:val="19"/>
         </w:rPr>
-        <w:t>已落地：**后端 4 个业务模块 / 45 个 REST 接口（真实 MySQL）**、**PC 后台 22 业务页**、  **RBAC 鉴权体系（5 角色 / 21 权限码）**、**客户端小程序骨架 7 页**。  待建：**师傅端小程序 8 页**、**客户端剩余约 13 页**。配置中心按既定决策不引入 Apollo。</w:t>
+        <w:t>已落地：**后端 4 个业务模块 / 45 个 REST 接口（真实 MySQL）**、**PC 后台 22 业务页**、  **RBAC 鉴权体系（5 角色 / 21 权限码）**、**客户端小程序 20 页**、**师傅端小程序 8 页（独立工程 `broadband-worker`）**。  待建：**小程序登录态正式接入后端鉴权**（当前 mock + token 注入骨架，由 `protect-client-api` 一处收口）。配置中心按既定决策不引入 Apollo。</w:t>
       </w:r>
     </w:p>
     <w:p>
@@ -636,7 +636,7 @@
           <w:b w:val="0"/>
           <w:sz w:val="18"/>
         </w:rPr>
-        <w:t>│  pages/index service…   pages/worker…(待建)    Vue3+ElementPlus+Pinia   │</w:t>
+        <w:t>│  pages/index service…   pages/index order…     Vue3+ElementPlus+Pinia   │</w:t>
         <w:br/>
       </w:r>
       <w:r>
@@ -645,7 +645,7 @@
           <w:b w:val="0"/>
           <w:sz w:val="18"/>
         </w:rPr>
-        <w:t>│       (7 页骨架)             (规划)            (22 业务页 / 22 路由)     │</w:t>
+        <w:t>│     (20 页+登录态)          (8 页+登录态)         (22 业务页 / 22 路由)     │</w:t>
         <w:br/>
       </w:r>
       <w:r>
@@ -1917,7 +1917,7 @@
                 <w:b w:val="0"/>
                 <w:sz w:val="19"/>
               </w:rPr>
-              <w:t>微信原生（WXML/WXSS/JS）</w:t>
+              <w:t>微信原生（WXML/WXSS/JS），两独立工程</w:t>
             </w:r>
           </w:p>
         </w:tc>
@@ -1941,7 +1941,7 @@
                 <w:b w:val="0"/>
                 <w:sz w:val="19"/>
               </w:rPr>
-              <w:t>—</w:t>
+              <w:t>微信开发者工具</w:t>
             </w:r>
           </w:p>
         </w:tc>
@@ -1965,7 +1965,7 @@
                 <w:b w:val="0"/>
                 <w:sz w:val="19"/>
               </w:rPr>
-              <w:t>🟡 客户端骨架 7 页</w:t>
+              <w:t>✅ 客户端 20 页 + 师傅端 8 页（均含登录态骨架）</w:t>
             </w:r>
           </w:p>
         </w:tc>
@@ -9310,7 +9310,7 @@
           <w:color w:val="1F4E79"/>
           <w:sz w:val="25"/>
         </w:rPr>
-        <w:t>10.2 小程序（客户端，骨架）</w:t>
+        <w:t>10.2 小程序（客户端 `broadband-miniapp` + 师傅端 `broadband-worker`，两独立工程）</w:t>
       </w:r>
     </w:p>
     <w:p>
@@ -9380,7 +9380,39 @@
           <w:b w:val="0"/>
           <w:sz w:val="21"/>
         </w:rPr>
+        <w:t>utils/auth.js</w:t>
+      </w:r>
+      <w:r>
+        <w:rPr>
+          <w:rFonts w:ascii="宋体" w:hAnsi="宋体" w:eastAsia="宋体"/>
+          <w:b w:val="0"/>
+          <w:sz w:val="21"/>
+        </w:rPr>
+        <w:t xml:space="preserve"> + </w:t>
+      </w:r>
+      <w:r>
+        <w:rPr>
+          <w:rFonts w:ascii="Consolas" w:hAnsi="Consolas" w:eastAsia="Consolas"/>
+          <w:b w:val="0"/>
+          <w:sz w:val="21"/>
+        </w:rPr>
         <w:t>project.config.json</w:t>
+      </w:r>
+      <w:r>
+        <w:rPr>
+          <w:rFonts w:ascii="宋体" w:hAnsi="宋体" w:eastAsia="宋体"/>
+          <w:b w:val="0"/>
+          <w:sz w:val="21"/>
+        </w:rPr>
+        <w:t xml:space="preserve"> / </w:t>
+      </w:r>
+      <w:r>
+        <w:rPr>
+          <w:rFonts w:ascii="Consolas" w:hAnsi="Consolas" w:eastAsia="Consolas"/>
+          <w:b w:val="0"/>
+          <w:sz w:val="21"/>
+        </w:rPr>
+        <w:t>sitemap.json</w:t>
       </w:r>
       <w:r>
         <w:rPr>
@@ -9410,7 +9442,39 @@
           <w:b w:val="0"/>
           <w:sz w:val="21"/>
         </w:rPr>
-        <w:t>：统一请求封装，路径与后端接口一一对应；后端不可达时页面走本地 mock。</w:t>
+        <w:t>：统一请求封装，</w:t>
+      </w:r>
+      <w:r>
+        <w:rPr>
+          <w:rFonts w:ascii="Consolas" w:hAnsi="Consolas" w:eastAsia="Consolas"/>
+          <w:b w:val="0"/>
+          <w:sz w:val="21"/>
+        </w:rPr>
+        <w:t>request()</w:t>
+      </w:r>
+      <w:r>
+        <w:rPr>
+          <w:rFonts w:ascii="宋体" w:hAnsi="宋体" w:eastAsia="宋体"/>
+          <w:b w:val="0"/>
+          <w:sz w:val="21"/>
+        </w:rPr>
+        <w:t xml:space="preserve"> 统一注入本地 </w:t>
+      </w:r>
+      <w:r>
+        <w:rPr>
+          <w:rFonts w:ascii="Consolas" w:hAnsi="Consolas" w:eastAsia="Consolas"/>
+          <w:b w:val="0"/>
+          <w:sz w:val="21"/>
+        </w:rPr>
+        <w:t>Bearer</w:t>
+      </w:r>
+      <w:r>
+        <w:rPr>
+          <w:rFonts w:ascii="宋体" w:hAnsi="宋体" w:eastAsia="宋体"/>
+          <w:b w:val="0"/>
+          <w:sz w:val="21"/>
+        </w:rPr>
+        <w:t xml:space="preserve"> token；后端不可达时页面走本地 mock。</w:t>
       </w:r>
     </w:p>
     <w:p>
@@ -9424,7 +9488,23 @@
           <w:b w:val="0"/>
           <w:sz w:val="21"/>
         </w:rPr>
-        <w:t>已注册 7 个页面：</w:t>
+        <w:t xml:space="preserve">客户端已落 </w:t>
+      </w:r>
+      <w:r>
+        <w:rPr>
+          <w:rFonts w:ascii="宋体" w:hAnsi="宋体" w:eastAsia="宋体"/>
+          <w:b/>
+          <w:sz w:val="21"/>
+        </w:rPr>
+        <w:t>20 页</w:t>
+      </w:r>
+      <w:r>
+        <w:rPr>
+          <w:rFonts w:ascii="宋体" w:hAnsi="宋体" w:eastAsia="宋体"/>
+          <w:b w:val="0"/>
+          <w:sz w:val="21"/>
+        </w:rPr>
+        <w:t xml:space="preserve">（蓝 </w:t>
       </w:r>
       <w:r>
         <w:rPr>
@@ -9432,7 +9512,23 @@
           <w:b w:val="0"/>
           <w:sz w:val="21"/>
         </w:rPr>
-        <w:t>index / service / package-detail / package-upgrade / community-query / order-address / traffic</w:t>
+        <w:t>#2563eb</w:t>
+      </w:r>
+      <w:r>
+        <w:rPr>
+          <w:rFonts w:ascii="宋体" w:hAnsi="宋体" w:eastAsia="宋体"/>
+          <w:b w:val="0"/>
+          <w:sz w:val="21"/>
+        </w:rPr>
+        <w:t>）：</w:t>
+      </w:r>
+      <w:r>
+        <w:rPr>
+          <w:rFonts w:ascii="Consolas" w:hAnsi="Consolas" w:eastAsia="Consolas"/>
+          <w:b w:val="0"/>
+          <w:sz w:val="21"/>
+        </w:rPr>
+        <w:t>index / service / package(detail,list,upgrade) / upgrade / community/query / order(address,confirm,list,detail) / address / traffic / move / self / smart / review / profile / settings / login</w:t>
       </w:r>
       <w:r>
         <w:rPr>
@@ -9454,7 +9550,165 @@
           <w:b w:val="0"/>
           <w:sz w:val="21"/>
         </w:rPr>
-        <w:t>设计稿规划客户端 20 页、师傅端 8 页；未建页面以 toast「功能建设中」兜底。</w:t>
+        <w:t xml:space="preserve">师傅端（独立工程 </w:t>
+      </w:r>
+      <w:r>
+        <w:rPr>
+          <w:rFonts w:ascii="Consolas" w:hAnsi="Consolas" w:eastAsia="Consolas"/>
+          <w:b w:val="0"/>
+          <w:sz w:val="21"/>
+        </w:rPr>
+        <w:t>broadband-worker</w:t>
+      </w:r>
+      <w:r>
+        <w:rPr>
+          <w:rFonts w:ascii="宋体" w:hAnsi="宋体" w:eastAsia="宋体"/>
+          <w:b w:val="0"/>
+          <w:sz w:val="21"/>
+        </w:rPr>
+        <w:t xml:space="preserve">，橙 </w:t>
+      </w:r>
+      <w:r>
+        <w:rPr>
+          <w:rFonts w:ascii="Consolas" w:hAnsi="Consolas" w:eastAsia="Consolas"/>
+          <w:b w:val="0"/>
+          <w:sz w:val="21"/>
+        </w:rPr>
+        <w:t>#ea580c</w:t>
+      </w:r>
+      <w:r>
+        <w:rPr>
+          <w:rFonts w:ascii="宋体" w:hAnsi="宋体" w:eastAsia="宋体"/>
+          <w:b w:val="0"/>
+          <w:sz w:val="21"/>
+        </w:rPr>
+        <w:t xml:space="preserve">）已落 </w:t>
+      </w:r>
+      <w:r>
+        <w:rPr>
+          <w:rFonts w:ascii="宋体" w:hAnsi="宋体" w:eastAsia="宋体"/>
+          <w:b/>
+          <w:sz w:val="21"/>
+        </w:rPr>
+        <w:t>8 页</w:t>
+      </w:r>
+      <w:r>
+        <w:rPr>
+          <w:rFonts w:ascii="宋体" w:hAnsi="宋体" w:eastAsia="宋体"/>
+          <w:b w:val="0"/>
+          <w:sz w:val="21"/>
+        </w:rPr>
+        <w:t>：</w:t>
+      </w:r>
+      <w:r>
+        <w:rPr>
+          <w:rFonts w:ascii="Consolas" w:hAnsi="Consolas" w:eastAsia="Consolas"/>
+          <w:b w:val="0"/>
+          <w:sz w:val="21"/>
+        </w:rPr>
+        <w:t>index / order / order-detail / confirm / capacity / schedule / profile / login</w:t>
+      </w:r>
+      <w:r>
+        <w:rPr>
+          <w:rFonts w:ascii="宋体" w:hAnsi="宋体" w:eastAsia="宋体"/>
+          <w:b w:val="0"/>
+          <w:sz w:val="21"/>
+        </w:rPr>
+        <w:t>。</w:t>
+      </w:r>
+    </w:p>
+    <w:p>
+      <w:pPr>
+        <w:pStyle w:val="ListBullet"/>
+        <w:spacing w:after="0"/>
+      </w:pPr>
+      <w:r>
+        <w:rPr>
+          <w:rFonts w:ascii="宋体" w:hAnsi="宋体" w:eastAsia="宋体"/>
+          <w:b w:val="0"/>
+          <w:sz w:val="21"/>
+        </w:rPr>
+        <w:t>登录态骨架：</w:t>
+      </w:r>
+      <w:r>
+        <w:rPr>
+          <w:rFonts w:ascii="Consolas" w:hAnsi="Consolas" w:eastAsia="Consolas"/>
+          <w:b w:val="0"/>
+          <w:sz w:val="21"/>
+        </w:rPr>
+        <w:t>utils/auth.js</w:t>
+      </w:r>
+      <w:r>
+        <w:rPr>
+          <w:rFonts w:ascii="宋体" w:hAnsi="宋体" w:eastAsia="宋体"/>
+          <w:b w:val="0"/>
+          <w:sz w:val="21"/>
+        </w:rPr>
+        <w:t xml:space="preserve"> 提供 </w:t>
+      </w:r>
+      <w:r>
+        <w:rPr>
+          <w:rFonts w:ascii="Consolas" w:hAnsi="Consolas" w:eastAsia="Consolas"/>
+          <w:b w:val="0"/>
+          <w:sz w:val="21"/>
+        </w:rPr>
+        <w:t>isLogin/requireLogin</w:t>
+      </w:r>
+      <w:r>
+        <w:rPr>
+          <w:rFonts w:ascii="宋体" w:hAnsi="宋体" w:eastAsia="宋体"/>
+          <w:b w:val="0"/>
+          <w:sz w:val="21"/>
+        </w:rPr>
+        <w:t>；</w:t>
+      </w:r>
+      <w:r>
+        <w:rPr>
+          <w:rFonts w:ascii="Consolas" w:hAnsi="Consolas" w:eastAsia="Consolas"/>
+          <w:b w:val="0"/>
+          <w:sz w:val="21"/>
+        </w:rPr>
+        <w:t>profile</w:t>
+      </w:r>
+      <w:r>
+        <w:rPr>
+          <w:rFonts w:ascii="宋体" w:hAnsi="宋体" w:eastAsia="宋体"/>
+          <w:b w:val="0"/>
+          <w:sz w:val="21"/>
+        </w:rPr>
+        <w:t xml:space="preserve"> 页 </w:t>
+      </w:r>
+      <w:r>
+        <w:rPr>
+          <w:rFonts w:ascii="Consolas" w:hAnsi="Consolas" w:eastAsia="Consolas"/>
+          <w:b w:val="0"/>
+          <w:sz w:val="21"/>
+        </w:rPr>
+        <w:t>onShow</w:t>
+      </w:r>
+      <w:r>
+        <w:rPr>
+          <w:rFonts w:ascii="宋体" w:hAnsi="宋体" w:eastAsia="宋体"/>
+          <w:b w:val="0"/>
+          <w:sz w:val="21"/>
+        </w:rPr>
+        <w:t xml:space="preserve"> 登录门禁；</w:t>
+      </w:r>
+      <w:r>
+        <w:rPr>
+          <w:rFonts w:ascii="Consolas" w:hAnsi="Consolas" w:eastAsia="Consolas"/>
+          <w:b w:val="0"/>
+          <w:sz w:val="21"/>
+        </w:rPr>
+        <w:t>app.setClientLogin/setWorkerLogin</w:t>
+      </w:r>
+      <w:r>
+        <w:rPr>
+          <w:rFonts w:ascii="宋体" w:hAnsi="宋体" w:eastAsia="宋体"/>
+          <w:b w:val="0"/>
+          <w:sz w:val="21"/>
+        </w:rPr>
+        <w:t xml:space="preserve"> 写 token + 本地存储。</w:t>
       </w:r>
     </w:p>
     <w:p>
@@ -9787,7 +10041,39 @@
                 <w:b w:val="0"/>
                 <w:sz w:val="19"/>
               </w:rPr>
-              <w:t xml:space="preserve">⬜ 待接：微信 session 换 token 后，打开 </w:t>
+              <w:t xml:space="preserve">🟡 骨架就绪：mock 登录 + </w:t>
+            </w:r>
+            <w:r>
+              <w:rPr>
+                <w:rFonts w:ascii="Consolas" w:hAnsi="Consolas" w:eastAsia="Consolas"/>
+                <w:b w:val="0"/>
+                <w:sz w:val="19"/>
+              </w:rPr>
+              <w:t>request()</w:t>
+            </w:r>
+            <w:r>
+              <w:rPr>
+                <w:rFonts w:ascii="宋体" w:hAnsi="宋体" w:eastAsia="宋体"/>
+                <w:b w:val="0"/>
+                <w:sz w:val="19"/>
+              </w:rPr>
+              <w:t xml:space="preserve"> 注入 token + </w:t>
+            </w:r>
+            <w:r>
+              <w:rPr>
+                <w:rFonts w:ascii="Consolas" w:hAnsi="Consolas" w:eastAsia="Consolas"/>
+                <w:b w:val="0"/>
+                <w:sz w:val="19"/>
+              </w:rPr>
+              <w:t>profile</w:t>
+            </w:r>
+            <w:r>
+              <w:rPr>
+                <w:rFonts w:ascii="宋体" w:hAnsi="宋体" w:eastAsia="宋体"/>
+                <w:b w:val="0"/>
+                <w:sz w:val="19"/>
+              </w:rPr>
+              <w:t xml:space="preserve"> 登录门禁；接微信 session 换 token 后由 </w:t>
             </w:r>
             <w:r>
               <w:rPr>

--- a/docs/系统架构说明书.docx
+++ b/docs/系统架构说明书.docx
@@ -29,7 +29,7 @@
           <w:color w:val="555555"/>
           <w:sz w:val="19"/>
         </w:rPr>
-        <w:t>文档版本：v1.1 ｜ 对应设计稿：broadband-design/index.html v1.9 ｜ 生成日期：2026-09-14  文档范围：描述系统总体架构、技术栈、模块划分、分层设计、接口与数据模型、关键设计决策。  **v1.1 变更**：补入已落地的 PC 后台（web-admin，Vue 3）与安全体系（Spring Security 6 + JWT + RBAC）；  后端由 3 模块 13 接口修正为 **4 模块 45 接口**，数据层由「规划」修正为 **已接入 MySQL（25 张表）**。</w:t>
+        <w:t>文档版本：v1.1 ｜ 对应设计稿：broadband-design/index.html v1.9 ｜ 生成日期：2026-09-14  文档范围：描述系统总体架构、技术栈、模块划分、分层设计、接口与数据模型、关键设计决策。  **v1.1 变更**：补入已落地的 PC 后台（web-admin，Vue 3）与安全体系（Spring Security 6 + JWT + RBAC）；  后端由 3 模块 13 接口修正为 **4 模块 49 接口**（v1.4 新增 4 个：package/list、order/my、auth/miniapp-login、admin/work-orders/{id}），数据层由「规划」修正为 **已接入 MySQL（25 张表）**。</w:t>
       </w:r>
     </w:p>
     <w:p>
@@ -582,7 +582,7 @@
           <w:color w:val="555555"/>
           <w:sz w:val="19"/>
         </w:rPr>
-        <w:t>已落地：**后端 4 个业务模块 / 45 个 REST 接口（真实 MySQL）**、**PC 后台 22 业务页**、  **RBAC 鉴权体系（5 角色 / 21 权限码）**、**客户端小程序 20 页**、**师傅端小程序 8 页（独立工程 `broadband-worker`）**。  待建：**小程序登录态正式接入后端鉴权**（当前 mock + token 注入骨架，由 `protect-client-api` 一处收口）。配置中心按既定决策不引入 Apollo。</w:t>
+        <w:t>已落地：**后端 4 个业务模块 / 49 个 REST 接口（真实 MySQL）**、**PC 后台 22 业务页**、  **RBAC 鉴权体系（5 角色 / 21 权限码）**、**客户端小程序 20 页**、**师傅端小程序 8 页（独立工程 `broadband-worker`）**。  待建：**师傅端数据绑定**（工单列表/排班/容量，当前为静态壳 + 真实接口契约）；c 端开放层如需强制全体鉴权，将 `protect-client-api` 置 `true`。小程序登录态已接入真实后端（`miniapp-login` 签发 JWT）。配置中心按既定决策不引入 Apollo。</w:t>
       </w:r>
     </w:p>
     <w:p>
@@ -3995,7 +3995,7 @@
           <w:color w:val="1F4E79"/>
           <w:sz w:val="30"/>
         </w:rPr>
-        <w:t>6. 接口总览（45 个：GET 28 / POST 12 / PUT 5）</w:t>
+        <w:t>6. 接口总览（49 个：GET 31 / POST 13 / PUT 5）</w:t>
       </w:r>
     </w:p>
     <w:tbl>
@@ -4149,6 +4149,30 @@
               </w:rPr>
               <w:t>POST /api/auth/logout</w:t>
             </w:r>
+            <w:r>
+              <w:rPr>
+                <w:rFonts w:ascii="宋体" w:hAnsi="宋体" w:eastAsia="宋体"/>
+                <w:b w:val="0"/>
+                <w:sz w:val="19"/>
+              </w:rPr>
+              <w:t xml:space="preserve"> · </w:t>
+            </w:r>
+            <w:r>
+              <w:rPr>
+                <w:rFonts w:ascii="Consolas" w:hAnsi="Consolas" w:eastAsia="Consolas"/>
+                <w:b w:val="0"/>
+                <w:sz w:val="19"/>
+              </w:rPr>
+              <w:t>POST /api/auth/miniapp-login</w:t>
+            </w:r>
+            <w:r>
+              <w:rPr>
+                <w:rFonts w:ascii="宋体" w:hAnsi="宋体" w:eastAsia="宋体"/>
+                <w:b w:val="0"/>
+                <w:sz w:val="19"/>
+              </w:rPr>
+              <w:t>（演示验证码 1234 → 真实 JWT）</w:t>
+            </w:r>
           </w:p>
         </w:tc>
         <w:tc>
@@ -4565,6 +4589,22 @@
                 <w:b w:val="0"/>
                 <w:sz w:val="19"/>
               </w:rPr>
+              <w:t>GET /api/package/list</w:t>
+            </w:r>
+            <w:r>
+              <w:rPr>
+                <w:rFonts w:ascii="宋体" w:hAnsi="宋体" w:eastAsia="宋体"/>
+                <w:b w:val="0"/>
+                <w:sz w:val="19"/>
+              </w:rPr>
+              <w:t xml:space="preserve"> · </w:t>
+            </w:r>
+            <w:r>
+              <w:rPr>
+                <w:rFonts w:ascii="Consolas" w:hAnsi="Consolas" w:eastAsia="Consolas"/>
+                <w:b w:val="0"/>
+                <w:sz w:val="19"/>
+              </w:rPr>
               <w:t>GET /api/package/upgrade-options</w:t>
             </w:r>
             <w:r>
@@ -4703,7 +4743,7 @@
                 <w:b w:val="0"/>
                 <w:sz w:val="19"/>
               </w:rPr>
-              <w:t>后台 · 小区</w:t>
+              <w:t>订单（C 端开放）</w:t>
             </w:r>
           </w:p>
         </w:tc>
@@ -4726,23 +4766,7 @@
                 <w:b w:val="0"/>
                 <w:sz w:val="19"/>
               </w:rPr>
-              <w:t>GET /api/admin/communities</w:t>
-            </w:r>
-            <w:r>
-              <w:rPr>
-                <w:rFonts w:ascii="宋体" w:hAnsi="宋体" w:eastAsia="宋体"/>
-                <w:b w:val="0"/>
-                <w:sz w:val="19"/>
-              </w:rPr>
-              <w:t xml:space="preserve"> · </w:t>
-            </w:r>
-            <w:r>
-              <w:rPr>
-                <w:rFonts w:ascii="Consolas" w:hAnsi="Consolas" w:eastAsia="Consolas"/>
-                <w:b w:val="0"/>
-                <w:sz w:val="19"/>
-              </w:rPr>
-              <w:t>POST /api/admin/communities</w:t>
+              <w:t>GET /api/order/my?customerId=</w:t>
             </w:r>
           </w:p>
         </w:tc>
@@ -4761,27 +4785,11 @@
             </w:pPr>
             <w:r>
               <w:rPr>
-                <w:rFonts w:ascii="Consolas" w:hAnsi="Consolas" w:eastAsia="Consolas"/>
-                <w:b w:val="0"/>
-                <w:sz w:val="19"/>
-              </w:rPr>
-              <w:t>community:view</w:t>
-            </w:r>
-            <w:r>
-              <w:rPr>
                 <w:rFonts w:ascii="宋体" w:hAnsi="宋体" w:eastAsia="宋体"/>
                 <w:b w:val="0"/>
                 <w:sz w:val="19"/>
               </w:rPr>
-              <w:t xml:space="preserve"> / </w:t>
-            </w:r>
-            <w:r>
-              <w:rPr>
-                <w:rFonts w:ascii="Consolas" w:hAnsi="Consolas" w:eastAsia="Consolas"/>
-                <w:b w:val="0"/>
-                <w:sz w:val="19"/>
-              </w:rPr>
-              <w:t>community:edit</w:t>
+              <w:t>开放</w:t>
             </w:r>
           </w:p>
         </w:tc>
@@ -4807,7 +4815,7 @@
                 <w:b w:val="0"/>
                 <w:sz w:val="19"/>
               </w:rPr>
-              <w:t>后台 · 工单与师傅</w:t>
+              <w:t>后台 · 小区</w:t>
             </w:r>
           </w:p>
         </w:tc>
@@ -4831,7 +4839,7 @@
                 <w:b w:val="0"/>
                 <w:sz w:val="19"/>
               </w:rPr>
-              <w:t>GET /api/admin/work-orders</w:t>
+              <w:t>GET /api/admin/communities</w:t>
             </w:r>
             <w:r>
               <w:rPr>
@@ -4847,39 +4855,7 @@
                 <w:b w:val="0"/>
                 <w:sz w:val="19"/>
               </w:rPr>
-              <w:t>POST /api/admin/work-orders/reset</w:t>
-            </w:r>
-            <w:r>
-              <w:rPr>
-                <w:rFonts w:ascii="宋体" w:hAnsi="宋体" w:eastAsia="宋体"/>
-                <w:b w:val="0"/>
-                <w:sz w:val="19"/>
-              </w:rPr>
-              <w:t xml:space="preserve"> · </w:t>
-            </w:r>
-            <w:r>
-              <w:rPr>
-                <w:rFonts w:ascii="Consolas" w:hAnsi="Consolas" w:eastAsia="Consolas"/>
-                <w:b w:val="0"/>
-                <w:sz w:val="19"/>
-              </w:rPr>
-              <w:t>GET /api/admin/workers</w:t>
-            </w:r>
-            <w:r>
-              <w:rPr>
-                <w:rFonts w:ascii="宋体" w:hAnsi="宋体" w:eastAsia="宋体"/>
-                <w:b w:val="0"/>
-                <w:sz w:val="19"/>
-              </w:rPr>
-              <w:t xml:space="preserve"> · </w:t>
-            </w:r>
-            <w:r>
-              <w:rPr>
-                <w:rFonts w:ascii="Consolas" w:hAnsi="Consolas" w:eastAsia="Consolas"/>
-                <w:b w:val="0"/>
-                <w:sz w:val="19"/>
-              </w:rPr>
-              <w:t>POST /api/admin/worker-capacity</w:t>
+              <w:t>POST /api/admin/communities</w:t>
             </w:r>
           </w:p>
         </w:tc>
@@ -4903,7 +4879,7 @@
                 <w:b w:val="0"/>
                 <w:sz w:val="19"/>
               </w:rPr>
-              <w:t>workorder:view</w:t>
+              <w:t>community:view</w:t>
             </w:r>
             <w:r>
               <w:rPr>
@@ -4919,23 +4895,7 @@
                 <w:b w:val="0"/>
                 <w:sz w:val="19"/>
               </w:rPr>
-              <w:t>dispatch:run</w:t>
-            </w:r>
-            <w:r>
-              <w:rPr>
-                <w:rFonts w:ascii="宋体" w:hAnsi="宋体" w:eastAsia="宋体"/>
-                <w:b w:val="0"/>
-                <w:sz w:val="19"/>
-              </w:rPr>
-              <w:t xml:space="preserve"> / </w:t>
-            </w:r>
-            <w:r>
-              <w:rPr>
-                <w:rFonts w:ascii="Consolas" w:hAnsi="Consolas" w:eastAsia="Consolas"/>
-                <w:b w:val="0"/>
-                <w:sz w:val="19"/>
-              </w:rPr>
-              <w:t>capacity:config</w:t>
+              <w:t>community:edit</w:t>
             </w:r>
           </w:p>
         </w:tc>
@@ -4960,7 +4920,7 @@
                 <w:b w:val="0"/>
                 <w:sz w:val="19"/>
               </w:rPr>
-              <w:t>后台 · 客户与套餐</w:t>
+              <w:t>后台 · 工单与师傅</w:t>
             </w:r>
           </w:p>
         </w:tc>
@@ -4983,7 +4943,7 @@
                 <w:b w:val="0"/>
                 <w:sz w:val="19"/>
               </w:rPr>
-              <w:t>GET /api/admin/customers</w:t>
+              <w:t>GET /api/admin/work-orders</w:t>
             </w:r>
             <w:r>
               <w:rPr>
@@ -4999,7 +4959,7 @@
                 <w:b w:val="0"/>
                 <w:sz w:val="19"/>
               </w:rPr>
-              <w:t>GET /api/admin/packages</w:t>
+              <w:t>GET /api/admin/work-orders/{id}</w:t>
             </w:r>
             <w:r>
               <w:rPr>
@@ -5015,7 +4975,39 @@
                 <w:b w:val="0"/>
                 <w:sz w:val="19"/>
               </w:rPr>
-              <w:t>POST /api/admin/packages</w:t>
+              <w:t>POST /api/admin/work-orders/reset</w:t>
+            </w:r>
+            <w:r>
+              <w:rPr>
+                <w:rFonts w:ascii="宋体" w:hAnsi="宋体" w:eastAsia="宋体"/>
+                <w:b w:val="0"/>
+                <w:sz w:val="19"/>
+              </w:rPr>
+              <w:t xml:space="preserve"> · </w:t>
+            </w:r>
+            <w:r>
+              <w:rPr>
+                <w:rFonts w:ascii="Consolas" w:hAnsi="Consolas" w:eastAsia="Consolas"/>
+                <w:b w:val="0"/>
+                <w:sz w:val="19"/>
+              </w:rPr>
+              <w:t>GET /api/admin/workers</w:t>
+            </w:r>
+            <w:r>
+              <w:rPr>
+                <w:rFonts w:ascii="宋体" w:hAnsi="宋体" w:eastAsia="宋体"/>
+                <w:b w:val="0"/>
+                <w:sz w:val="19"/>
+              </w:rPr>
+              <w:t xml:space="preserve"> · </w:t>
+            </w:r>
+            <w:r>
+              <w:rPr>
+                <w:rFonts w:ascii="Consolas" w:hAnsi="Consolas" w:eastAsia="Consolas"/>
+                <w:b w:val="0"/>
+                <w:sz w:val="19"/>
+              </w:rPr>
+              <w:t>POST /api/admin/worker-capacity</w:t>
             </w:r>
           </w:p>
         </w:tc>
@@ -5038,7 +5030,7 @@
                 <w:b w:val="0"/>
                 <w:sz w:val="19"/>
               </w:rPr>
-              <w:t>customer:view</w:t>
+              <w:t>workorder:view</w:t>
             </w:r>
             <w:r>
               <w:rPr>
@@ -5054,7 +5046,7 @@
                 <w:b w:val="0"/>
                 <w:sz w:val="19"/>
               </w:rPr>
-              <w:t>package:view</w:t>
+              <w:t>dispatch:run</w:t>
             </w:r>
             <w:r>
               <w:rPr>
@@ -5070,7 +5062,7 @@
                 <w:b w:val="0"/>
                 <w:sz w:val="19"/>
               </w:rPr>
-              <w:t>package:edit</w:t>
+              <w:t>capacity:config</w:t>
             </w:r>
           </w:p>
         </w:tc>
@@ -5096,7 +5088,7 @@
                 <w:b w:val="0"/>
                 <w:sz w:val="19"/>
               </w:rPr>
-              <w:t>后台 · 升级/评价/销售/财务</w:t>
+              <w:t>后台 · 客户与套餐</w:t>
             </w:r>
           </w:p>
         </w:tc>
@@ -5120,7 +5112,7 @@
                 <w:b w:val="0"/>
                 <w:sz w:val="19"/>
               </w:rPr>
-              <w:t>GET /api/admin/upgrade-orders</w:t>
+              <w:t>GET /api/admin/customers</w:t>
             </w:r>
             <w:r>
               <w:rPr>
@@ -5136,7 +5128,7 @@
                 <w:b w:val="0"/>
                 <w:sz w:val="19"/>
               </w:rPr>
-              <w:t>GET /api/admin/reviews</w:t>
+              <w:t>GET /api/admin/packages</w:t>
             </w:r>
             <w:r>
               <w:rPr>
@@ -5152,39 +5144,7 @@
                 <w:b w:val="0"/>
                 <w:sz w:val="19"/>
               </w:rPr>
-              <w:t>PUT /api/admin/reviews/{id}/close</w:t>
-            </w:r>
-            <w:r>
-              <w:rPr>
-                <w:rFonts w:ascii="宋体" w:hAnsi="宋体" w:eastAsia="宋体"/>
-                <w:b w:val="0"/>
-                <w:sz w:val="19"/>
-              </w:rPr>
-              <w:t xml:space="preserve"> · </w:t>
-            </w:r>
-            <w:r>
-              <w:rPr>
-                <w:rFonts w:ascii="Consolas" w:hAnsi="Consolas" w:eastAsia="Consolas"/>
-                <w:b w:val="0"/>
-                <w:sz w:val="19"/>
-              </w:rPr>
-              <w:t>GET /api/admin/sales/report</w:t>
-            </w:r>
-            <w:r>
-              <w:rPr>
-                <w:rFonts w:ascii="宋体" w:hAnsi="宋体" w:eastAsia="宋体"/>
-                <w:b w:val="0"/>
-                <w:sz w:val="19"/>
-              </w:rPr>
-              <w:t xml:space="preserve"> · </w:t>
-            </w:r>
-            <w:r>
-              <w:rPr>
-                <w:rFonts w:ascii="Consolas" w:hAnsi="Consolas" w:eastAsia="Consolas"/>
-                <w:b w:val="0"/>
-                <w:sz w:val="19"/>
-              </w:rPr>
-              <w:t>GET /api/admin/finance/report</w:t>
+              <w:t>POST /api/admin/packages</w:t>
             </w:r>
           </w:p>
         </w:tc>
@@ -5208,7 +5168,7 @@
                 <w:b w:val="0"/>
                 <w:sz w:val="19"/>
               </w:rPr>
-              <w:t>upgrade:view</w:t>
+              <w:t>customer:view</w:t>
             </w:r>
             <w:r>
               <w:rPr>
@@ -5224,7 +5184,7 @@
                 <w:b w:val="0"/>
                 <w:sz w:val="19"/>
               </w:rPr>
-              <w:t>review:view</w:t>
+              <w:t>package:view</w:t>
             </w:r>
             <w:r>
               <w:rPr>
@@ -5240,23 +5200,7 @@
                 <w:b w:val="0"/>
                 <w:sz w:val="19"/>
               </w:rPr>
-              <w:t>sales:view</w:t>
-            </w:r>
-            <w:r>
-              <w:rPr>
-                <w:rFonts w:ascii="宋体" w:hAnsi="宋体" w:eastAsia="宋体"/>
-                <w:b w:val="0"/>
-                <w:sz w:val="19"/>
-              </w:rPr>
-              <w:t xml:space="preserve"> / </w:t>
-            </w:r>
-            <w:r>
-              <w:rPr>
-                <w:rFonts w:ascii="Consolas" w:hAnsi="Consolas" w:eastAsia="Consolas"/>
-                <w:b w:val="0"/>
-                <w:sz w:val="19"/>
-              </w:rPr>
-              <w:t>finance:view</w:t>
+              <w:t>package:edit</w:t>
             </w:r>
           </w:p>
         </w:tc>
@@ -5281,7 +5225,7 @@
                 <w:b w:val="0"/>
                 <w:sz w:val="19"/>
               </w:rPr>
-              <w:t>后台 · 平台聚合</w:t>
+              <w:t>后台 · 升级/评价/销售/财务</w:t>
             </w:r>
           </w:p>
         </w:tc>
@@ -5304,7 +5248,7 @@
                 <w:b w:val="0"/>
                 <w:sz w:val="19"/>
               </w:rPr>
-              <w:t>GET /api/admin/dashboard/stats</w:t>
+              <w:t>GET /api/admin/upgrade-orders</w:t>
             </w:r>
             <w:r>
               <w:rPr>
@@ -5320,7 +5264,7 @@
                 <w:b w:val="0"/>
                 <w:sz w:val="19"/>
               </w:rPr>
-              <w:t>/dashboard/recent-orders</w:t>
+              <w:t>GET /api/admin/reviews</w:t>
             </w:r>
             <w:r>
               <w:rPr>
@@ -5336,7 +5280,7 @@
                 <w:b w:val="0"/>
                 <w:sz w:val="19"/>
               </w:rPr>
-              <w:t>/orders</w:t>
+              <w:t>PUT /api/admin/reviews/{id}/close</w:t>
             </w:r>
             <w:r>
               <w:rPr>
@@ -5352,7 +5296,7 @@
                 <w:b w:val="0"/>
                 <w:sz w:val="19"/>
               </w:rPr>
-              <w:t>/traffic/overview</w:t>
+              <w:t>GET /api/admin/sales/report</w:t>
             </w:r>
             <w:r>
               <w:rPr>
@@ -5368,7 +5312,7 @@
                 <w:b w:val="0"/>
                 <w:sz w:val="19"/>
               </w:rPr>
-              <w:t>/monitor/overview</w:t>
+              <w:t>GET /api/admin/finance/report</w:t>
             </w:r>
           </w:p>
         </w:tc>
@@ -5391,7 +5335,7 @@
                 <w:b w:val="0"/>
                 <w:sz w:val="19"/>
               </w:rPr>
-              <w:t>dashboard:view</w:t>
+              <w:t>upgrade:view</w:t>
             </w:r>
             <w:r>
               <w:rPr>
@@ -5407,7 +5351,7 @@
                 <w:b w:val="0"/>
                 <w:sz w:val="19"/>
               </w:rPr>
-              <w:t>order:view</w:t>
+              <w:t>review:view</w:t>
             </w:r>
             <w:r>
               <w:rPr>
@@ -5423,7 +5367,7 @@
                 <w:b w:val="0"/>
                 <w:sz w:val="19"/>
               </w:rPr>
-              <w:t>traffic:view</w:t>
+              <w:t>sales:view</w:t>
             </w:r>
             <w:r>
               <w:rPr>
@@ -5439,7 +5383,7 @@
                 <w:b w:val="0"/>
                 <w:sz w:val="19"/>
               </w:rPr>
-              <w:t>monitor:view</w:t>
+              <w:t>finance:view</w:t>
             </w:r>
           </w:p>
         </w:tc>
@@ -5465,7 +5409,7 @@
                 <w:b w:val="0"/>
                 <w:sz w:val="19"/>
               </w:rPr>
-              <w:t>系统 · 用户</w:t>
+              <w:t>后台 · 平台聚合</w:t>
             </w:r>
           </w:p>
         </w:tc>
@@ -5489,7 +5433,7 @@
                 <w:b w:val="0"/>
                 <w:sz w:val="19"/>
               </w:rPr>
-              <w:t>GET /api/system/users</w:t>
+              <w:t>GET /api/admin/dashboard/stats</w:t>
             </w:r>
             <w:r>
               <w:rPr>
@@ -5505,7 +5449,7 @@
                 <w:b w:val="0"/>
                 <w:sz w:val="19"/>
               </w:rPr>
-              <w:t>POST /api/system/users</w:t>
+              <w:t>/dashboard/recent-orders</w:t>
             </w:r>
             <w:r>
               <w:rPr>
@@ -5521,7 +5465,7 @@
                 <w:b w:val="0"/>
                 <w:sz w:val="19"/>
               </w:rPr>
-              <w:t>PUT /api/system/users/{id}/status</w:t>
+              <w:t>/orders</w:t>
             </w:r>
             <w:r>
               <w:rPr>
@@ -5537,7 +5481,7 @@
                 <w:b w:val="0"/>
                 <w:sz w:val="19"/>
               </w:rPr>
-              <w:t>/{id}/roles</w:t>
+              <w:t>/traffic/overview</w:t>
             </w:r>
             <w:r>
               <w:rPr>
@@ -5553,7 +5497,7 @@
                 <w:b w:val="0"/>
                 <w:sz w:val="19"/>
               </w:rPr>
-              <w:t>/{id}/password</w:t>
+              <w:t>/monitor/overview</w:t>
             </w:r>
           </w:p>
         </w:tc>
@@ -5577,7 +5521,55 @@
                 <w:b w:val="0"/>
                 <w:sz w:val="19"/>
               </w:rPr>
-              <w:t>system:user</w:t>
+              <w:t>dashboard:view</w:t>
+            </w:r>
+            <w:r>
+              <w:rPr>
+                <w:rFonts w:ascii="宋体" w:hAnsi="宋体" w:eastAsia="宋体"/>
+                <w:b w:val="0"/>
+                <w:sz w:val="19"/>
+              </w:rPr>
+              <w:t xml:space="preserve"> / </w:t>
+            </w:r>
+            <w:r>
+              <w:rPr>
+                <w:rFonts w:ascii="Consolas" w:hAnsi="Consolas" w:eastAsia="Consolas"/>
+                <w:b w:val="0"/>
+                <w:sz w:val="19"/>
+              </w:rPr>
+              <w:t>order:view</w:t>
+            </w:r>
+            <w:r>
+              <w:rPr>
+                <w:rFonts w:ascii="宋体" w:hAnsi="宋体" w:eastAsia="宋体"/>
+                <w:b w:val="0"/>
+                <w:sz w:val="19"/>
+              </w:rPr>
+              <w:t xml:space="preserve"> / </w:t>
+            </w:r>
+            <w:r>
+              <w:rPr>
+                <w:rFonts w:ascii="Consolas" w:hAnsi="Consolas" w:eastAsia="Consolas"/>
+                <w:b w:val="0"/>
+                <w:sz w:val="19"/>
+              </w:rPr>
+              <w:t>traffic:view</w:t>
+            </w:r>
+            <w:r>
+              <w:rPr>
+                <w:rFonts w:ascii="宋体" w:hAnsi="宋体" w:eastAsia="宋体"/>
+                <w:b w:val="0"/>
+                <w:sz w:val="19"/>
+              </w:rPr>
+              <w:t xml:space="preserve"> / </w:t>
+            </w:r>
+            <w:r>
+              <w:rPr>
+                <w:rFonts w:ascii="Consolas" w:hAnsi="Consolas" w:eastAsia="Consolas"/>
+                <w:b w:val="0"/>
+                <w:sz w:val="19"/>
+              </w:rPr>
+              <w:t>monitor:view</w:t>
             </w:r>
           </w:p>
         </w:tc>
@@ -5602,7 +5594,7 @@
                 <w:b w:val="0"/>
                 <w:sz w:val="19"/>
               </w:rPr>
-              <w:t>系统 · 角色</w:t>
+              <w:t>系统 · 用户</w:t>
             </w:r>
           </w:p>
         </w:tc>
@@ -5625,7 +5617,7 @@
                 <w:b w:val="0"/>
                 <w:sz w:val="19"/>
               </w:rPr>
-              <w:t>GET /api/system/roles</w:t>
+              <w:t>GET /api/system/users</w:t>
             </w:r>
             <w:r>
               <w:rPr>
@@ -5641,7 +5633,7 @@
                 <w:b w:val="0"/>
                 <w:sz w:val="19"/>
               </w:rPr>
-              <w:t>GET /api/system/roles/{id}/menus</w:t>
+              <w:t>POST /api/system/users</w:t>
             </w:r>
             <w:r>
               <w:rPr>
@@ -5657,7 +5649,39 @@
                 <w:b w:val="0"/>
                 <w:sz w:val="19"/>
               </w:rPr>
-              <w:t>PUT /api/system/roles/{id}/menus</w:t>
+              <w:t>PUT /api/system/users/{id}/status</w:t>
+            </w:r>
+            <w:r>
+              <w:rPr>
+                <w:rFonts w:ascii="宋体" w:hAnsi="宋体" w:eastAsia="宋体"/>
+                <w:b w:val="0"/>
+                <w:sz w:val="19"/>
+              </w:rPr>
+              <w:t xml:space="preserve"> · </w:t>
+            </w:r>
+            <w:r>
+              <w:rPr>
+                <w:rFonts w:ascii="Consolas" w:hAnsi="Consolas" w:eastAsia="Consolas"/>
+                <w:b w:val="0"/>
+                <w:sz w:val="19"/>
+              </w:rPr>
+              <w:t>/{id}/roles</w:t>
+            </w:r>
+            <w:r>
+              <w:rPr>
+                <w:rFonts w:ascii="宋体" w:hAnsi="宋体" w:eastAsia="宋体"/>
+                <w:b w:val="0"/>
+                <w:sz w:val="19"/>
+              </w:rPr>
+              <w:t xml:space="preserve"> · </w:t>
+            </w:r>
+            <w:r>
+              <w:rPr>
+                <w:rFonts w:ascii="Consolas" w:hAnsi="Consolas" w:eastAsia="Consolas"/>
+                <w:b w:val="0"/>
+                <w:sz w:val="19"/>
+              </w:rPr>
+              <w:t>/{id}/password</w:t>
             </w:r>
           </w:p>
         </w:tc>
@@ -5680,7 +5704,7 @@
                 <w:b w:val="0"/>
                 <w:sz w:val="19"/>
               </w:rPr>
-              <w:t>system:role</w:t>
+              <w:t>system:user</w:t>
             </w:r>
           </w:p>
         </w:tc>
@@ -5706,7 +5730,7 @@
                 <w:b w:val="0"/>
                 <w:sz w:val="19"/>
               </w:rPr>
-              <w:t>系统 · 菜单与日志</w:t>
+              <w:t>系统 · 角色</w:t>
             </w:r>
           </w:p>
         </w:tc>
@@ -5730,7 +5754,7 @@
                 <w:b w:val="0"/>
                 <w:sz w:val="19"/>
               </w:rPr>
-              <w:t>GET /api/system/menus/tree</w:t>
+              <w:t>GET /api/system/roles</w:t>
             </w:r>
             <w:r>
               <w:rPr>
@@ -5746,7 +5770,23 @@
                 <w:b w:val="0"/>
                 <w:sz w:val="19"/>
               </w:rPr>
-              <w:t>GET /api/system/logs</w:t>
+              <w:t>GET /api/system/roles/{id}/menus</w:t>
+            </w:r>
+            <w:r>
+              <w:rPr>
+                <w:rFonts w:ascii="宋体" w:hAnsi="宋体" w:eastAsia="宋体"/>
+                <w:b w:val="0"/>
+                <w:sz w:val="19"/>
+              </w:rPr>
+              <w:t xml:space="preserve"> · </w:t>
+            </w:r>
+            <w:r>
+              <w:rPr>
+                <w:rFonts w:ascii="Consolas" w:hAnsi="Consolas" w:eastAsia="Consolas"/>
+                <w:b w:val="0"/>
+                <w:sz w:val="19"/>
+              </w:rPr>
+              <w:t>PUT /api/system/roles/{id}/menus</w:t>
             </w:r>
           </w:p>
         </w:tc>
@@ -5754,6 +5794,93 @@
           <w:tcPr>
             <w:tcW w:type="dxa" w:w="2880"/>
             <w:shd w:val="clear" w:color="auto" w:fill="F4F7FB"/>
+          </w:tcPr>
+          <w:p>
+            <w:pPr>
+              <w:spacing w:after="0" w:before="0"/>
+            </w:pPr>
+          </w:p>
+          <w:p>
+            <w:pPr>
+              <w:spacing w:after="0"/>
+            </w:pPr>
+            <w:r>
+              <w:rPr>
+                <w:rFonts w:ascii="Consolas" w:hAnsi="Consolas" w:eastAsia="Consolas"/>
+                <w:b w:val="0"/>
+                <w:sz w:val="19"/>
+              </w:rPr>
+              <w:t>system:role</w:t>
+            </w:r>
+          </w:p>
+        </w:tc>
+      </w:tr>
+      <w:tr>
+        <w:tc>
+          <w:tcPr>
+            <w:tcW w:type="dxa" w:w="2880"/>
+          </w:tcPr>
+          <w:p>
+            <w:pPr>
+              <w:spacing w:after="0" w:before="0"/>
+            </w:pPr>
+          </w:p>
+          <w:p>
+            <w:pPr>
+              <w:spacing w:after="0"/>
+            </w:pPr>
+            <w:r>
+              <w:rPr>
+                <w:rFonts w:ascii="宋体" w:hAnsi="宋体" w:eastAsia="宋体"/>
+                <w:b w:val="0"/>
+                <w:sz w:val="19"/>
+              </w:rPr>
+              <w:t>系统 · 菜单与日志</w:t>
+            </w:r>
+          </w:p>
+        </w:tc>
+        <w:tc>
+          <w:tcPr>
+            <w:tcW w:type="dxa" w:w="2880"/>
+          </w:tcPr>
+          <w:p>
+            <w:pPr>
+              <w:spacing w:after="0" w:before="0"/>
+            </w:pPr>
+          </w:p>
+          <w:p>
+            <w:pPr>
+              <w:spacing w:after="0"/>
+            </w:pPr>
+            <w:r>
+              <w:rPr>
+                <w:rFonts w:ascii="Consolas" w:hAnsi="Consolas" w:eastAsia="Consolas"/>
+                <w:b w:val="0"/>
+                <w:sz w:val="19"/>
+              </w:rPr>
+              <w:t>GET /api/system/menus/tree</w:t>
+            </w:r>
+            <w:r>
+              <w:rPr>
+                <w:rFonts w:ascii="宋体" w:hAnsi="宋体" w:eastAsia="宋体"/>
+                <w:b w:val="0"/>
+                <w:sz w:val="19"/>
+              </w:rPr>
+              <w:t xml:space="preserve"> · </w:t>
+            </w:r>
+            <w:r>
+              <w:rPr>
+                <w:rFonts w:ascii="Consolas" w:hAnsi="Consolas" w:eastAsia="Consolas"/>
+                <w:b w:val="0"/>
+                <w:sz w:val="19"/>
+              </w:rPr>
+              <w:t>GET /api/system/logs</w:t>
+            </w:r>
+          </w:p>
+        </w:tc>
+        <w:tc>
+          <w:tcPr>
+            <w:tcW w:type="dxa" w:w="2880"/>
           </w:tcPr>
           <w:p>
             <w:pPr>
@@ -9474,7 +9601,55 @@
           <w:b w:val="0"/>
           <w:sz w:val="21"/>
         </w:rPr>
-        <w:t xml:space="preserve"> token；后端不可达时页面走本地 mock。</w:t>
+        <w:t xml:space="preserve"> token，且</w:t>
+      </w:r>
+      <w:r>
+        <w:rPr>
+          <w:rFonts w:ascii="宋体" w:hAnsi="宋体" w:eastAsia="宋体"/>
+          <w:b/>
+          <w:sz w:val="21"/>
+        </w:rPr>
+        <w:t>非 2xx 显式 reject</w:t>
+      </w:r>
+      <w:r>
+        <w:rPr>
+          <w:rFonts w:ascii="宋体" w:hAnsi="宋体" w:eastAsia="宋体"/>
+          <w:b w:val="0"/>
+          <w:sz w:val="21"/>
+        </w:rPr>
+        <w:t>（不再静默吞错）；</w:t>
+      </w:r>
+      <w:r>
+        <w:rPr>
+          <w:rFonts w:ascii="Consolas" w:hAnsi="Consolas" w:eastAsia="Consolas"/>
+          <w:b w:val="0"/>
+          <w:sz w:val="21"/>
+        </w:rPr>
+        <w:t>login</w:t>
+      </w:r>
+      <w:r>
+        <w:rPr>
+          <w:rFonts w:ascii="宋体" w:hAnsi="宋体" w:eastAsia="宋体"/>
+          <w:b w:val="0"/>
+          <w:sz w:val="21"/>
+        </w:rPr>
+        <w:t xml:space="preserve"> 调 </w:t>
+      </w:r>
+      <w:r>
+        <w:rPr>
+          <w:rFonts w:ascii="Consolas" w:hAnsi="Consolas" w:eastAsia="Consolas"/>
+          <w:b w:val="0"/>
+          <w:sz w:val="21"/>
+        </w:rPr>
+        <w:t>POST /api/auth/miniapp-login</w:t>
+      </w:r>
+      <w:r>
+        <w:rPr>
+          <w:rFonts w:ascii="宋体" w:hAnsi="宋体" w:eastAsia="宋体"/>
+          <w:b w:val="0"/>
+          <w:sz w:val="21"/>
+        </w:rPr>
+        <w:t xml:space="preserve"> 换取真实 JWT。</w:t>
       </w:r>
     </w:p>
     <w:p>
@@ -9628,7 +9803,7 @@
           <w:b w:val="0"/>
           <w:sz w:val="21"/>
         </w:rPr>
-        <w:t>登录态骨架：</w:t>
+        <w:t>登录态：</w:t>
       </w:r>
       <w:r>
         <w:rPr>
@@ -10041,7 +10216,7 @@
                 <w:b w:val="0"/>
                 <w:sz w:val="19"/>
               </w:rPr>
-              <w:t xml:space="preserve">🟡 骨架就绪：mock 登录 + </w:t>
+              <w:t xml:space="preserve">✅ 已接入真实后端：两端 </w:t>
             </w:r>
             <w:r>
               <w:rPr>
@@ -10049,6 +10224,38 @@
                 <w:b w:val="0"/>
                 <w:sz w:val="19"/>
               </w:rPr>
+              <w:t>login</w:t>
+            </w:r>
+            <w:r>
+              <w:rPr>
+                <w:rFonts w:ascii="宋体" w:hAnsi="宋体" w:eastAsia="宋体"/>
+                <w:b w:val="0"/>
+                <w:sz w:val="19"/>
+              </w:rPr>
+              <w:t xml:space="preserve"> 调 </w:t>
+            </w:r>
+            <w:r>
+              <w:rPr>
+                <w:rFonts w:ascii="Consolas" w:hAnsi="Consolas" w:eastAsia="Consolas"/>
+                <w:b w:val="0"/>
+                <w:sz w:val="19"/>
+              </w:rPr>
+              <w:t>POST /api/auth/miniapp-login</w:t>
+            </w:r>
+            <w:r>
+              <w:rPr>
+                <w:rFonts w:ascii="宋体" w:hAnsi="宋体" w:eastAsia="宋体"/>
+                <w:b w:val="0"/>
+                <w:sz w:val="19"/>
+              </w:rPr>
+              <w:t xml:space="preserve">（演示码 1234 → 真实 JWT）+ </w:t>
+            </w:r>
+            <w:r>
+              <w:rPr>
+                <w:rFonts w:ascii="Consolas" w:hAnsi="Consolas" w:eastAsia="Consolas"/>
+                <w:b w:val="0"/>
+                <w:sz w:val="19"/>
+              </w:rPr>
               <w:t>request()</w:t>
             </w:r>
             <w:r>
@@ -10073,7 +10280,7 @@
                 <w:b w:val="0"/>
                 <w:sz w:val="19"/>
               </w:rPr>
-              <w:t xml:space="preserve"> 登录门禁；接微信 session 换 token 后由 </w:t>
+              <w:t xml:space="preserve"> 登录门禁；c 端开放层由 </w:t>
             </w:r>
             <w:r>
               <w:rPr>
@@ -10081,7 +10288,7 @@
                 <w:b w:val="0"/>
                 <w:sz w:val="19"/>
               </w:rPr>
-              <w:t>app.security.protect-client-api</w:t>
+              <w:t>protect-client-api</w:t>
             </w:r>
             <w:r>
               <w:rPr>
@@ -10089,7 +10296,7 @@
                 <w:b w:val="0"/>
                 <w:sz w:val="19"/>
               </w:rPr>
-              <w:t xml:space="preserve"> 收口 c 端接口</w:t>
+              <w:t xml:space="preserve"> 收口</w:t>
             </w:r>
           </w:p>
         </w:tc>

--- a/docs/系统架构说明书.docx
+++ b/docs/系统架构说明书.docx
@@ -519,7 +519,7 @@
           <w:color w:val="555555"/>
           <w:sz w:val="19"/>
         </w:rPr>
-        <w:t>后端 4 个业务模块 / 56 个 REST 接口（真实 MySQL）</w:t>
+        <w:t>后端 4 个业务模块 / 62 个 REST 接口（真实 MySQL）</w:t>
       </w:r>
       <w:r>
         <w:rPr>
@@ -3688,7 +3688,7 @@
           <w:color w:val="1F4E79"/>
           <w:sz w:val="30"/>
         </w:rPr>
-        <w:t>6. 接口总览（56 个：GET 36 / POST 15 / PUT 5）</w:t>
+        <w:t>6. 接口总览（62 个：GET 38 / POST 19 / PUT 5）</w:t>
       </w:r>
     </w:p>
     <w:tbl>
